--- a/files/original_student_files/psychopedagogical_evaluation.docx
+++ b/files/original_student_files/psychopedagogical_evaluation.docx
@@ -1375,6 +1375,7 @@
           <w:p>
             <w:pPr>
               <w:pStyle w:val="TableParagraph"/>
+              <w:jc w:val="both"/>
               <w:rPr>
                 <w:rFonts w:ascii="Times New Roman"/>
                 <w:sz w:val="20"/>
@@ -1594,6 +1595,7 @@
           <w:p>
             <w:pPr>
               <w:pStyle w:val="TableParagraph"/>
+              <w:jc w:val="both"/>
               <w:rPr>
                 <w:rFonts w:ascii="Times New Roman"/>
                 <w:sz w:val="20"/>
@@ -1736,6 +1738,9 @@
           </mc:Fallback>
         </mc:AlternateContent>
       </w:r>
+    </w:p>
+    <w:p/>
+    <w:p>
       <w:r>
         <w:rPr>
           <w:noProof/>
@@ -1743,15 +1748,15 @@
         <mc:AlternateContent>
           <mc:Choice Requires="wps">
             <w:drawing>
-              <wp:anchor distT="0" distB="0" distL="0" distR="0" simplePos="0" relativeHeight="15729664" behindDoc="0" locked="0" layoutInCell="1" allowOverlap="1" wp14:anchorId="664B694C" wp14:editId="761366F1">
+              <wp:anchor distT="0" distB="0" distL="0" distR="0" simplePos="0" relativeHeight="15729664" behindDoc="0" locked="0" layoutInCell="1" allowOverlap="1" wp14:anchorId="664B694C" wp14:editId="0F13B3AE">
                 <wp:simplePos x="0" y="0"/>
                 <wp:positionH relativeFrom="page">
-                  <wp:posOffset>1039672</wp:posOffset>
+                  <wp:posOffset>1036320</wp:posOffset>
                 </wp:positionH>
                 <wp:positionV relativeFrom="page">
-                  <wp:posOffset>1541017</wp:posOffset>
+                  <wp:posOffset>1539240</wp:posOffset>
                 </wp:positionV>
-                <wp:extent cx="5688965" cy="7374255"/>
+                <wp:extent cx="5688965" cy="7726680"/>
                 <wp:effectExtent l="0" t="0" r="0" b="0"/>
                 <wp:wrapNone/>
                 <wp:docPr id="8" name="Textbox 8"/>
@@ -1767,7 +1772,7 @@
                       <wps:spPr>
                         <a:xfrm>
                           <a:off x="0" y="0"/>
-                          <a:ext cx="5688965" cy="7374255"/>
+                          <a:ext cx="5688965" cy="7726680"/>
                         </a:xfrm>
                         <a:prstGeom prst="rect">
                           <a:avLst/>
@@ -2957,7 +2962,7 @@
                             </w:tr>
                             <w:tr>
                               <w:trPr>
-                                <w:trHeight w:val="3547"/>
+                                <w:trHeight w:val="3982"/>
                               </w:trPr>
                               <w:tc>
                                 <w:tcPr>
@@ -3475,8 +3480,8 @@
                                         <w:rFonts w:ascii="Times New Roman"/>
                                         <w:sz w:val="20"/>
                                       </w:rPr>
-                                      <w:alias w:val="personal_analysis"/>
-                                      <w:tag w:val="personal_analysis"/>
+                                      <w:alias w:val="motor_analysis"/>
+                                      <w:tag w:val="motor_analysis"/>
                                       <w:id w:val="-262379634"/>
                                       <w:placeholder>
                                         <w:docPart w:val="91438114D6EA442686BF7BA1761ABE31"/>
@@ -3513,6 +3518,9 @@
                     </wps:wsp>
                   </a:graphicData>
                 </a:graphic>
+                <wp14:sizeRelV relativeFrom="margin">
+                  <wp14:pctHeight>0</wp14:pctHeight>
+                </wp14:sizeRelV>
               </wp:anchor>
             </w:drawing>
           </mc:Choice>
@@ -3522,7 +3530,7 @@
                 <v:stroke joinstyle="miter"/>
                 <v:path gradientshapeok="t" o:connecttype="rect"/>
               </v:shapetype>
-              <v:shape id="Textbox 8" o:spid="_x0000_s1026" type="#_x0000_t202" style="position:absolute;margin-left:81.85pt;margin-top:121.35pt;width:447.95pt;height:580.65pt;z-index:15729664;visibility:visible;mso-wrap-style:square;mso-wrap-distance-left:0;mso-wrap-distance-top:0;mso-wrap-distance-right:0;mso-wrap-distance-bottom:0;mso-position-horizontal:absolute;mso-position-horizontal-relative:page;mso-position-vertical:absolute;mso-position-vertical-relative:page;v-text-anchor:top" o:gfxdata="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" filled="f" stroked="f">
+              <v:shape id="Textbox 8" o:spid="_x0000_s1026" type="#_x0000_t202" style="position:absolute;margin-left:81.6pt;margin-top:121.2pt;width:447.95pt;height:608.4pt;z-index:15729664;visibility:visible;mso-wrap-style:square;mso-height-percent:0;mso-wrap-distance-left:0;mso-wrap-distance-top:0;mso-wrap-distance-right:0;mso-wrap-distance-bottom:0;mso-position-horizontal:absolute;mso-position-horizontal-relative:page;mso-position-vertical:absolute;mso-position-vertical-relative:page;mso-height-percent:0;mso-height-relative:margin;v-text-anchor:top" o:gfxdata="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" filled="f" stroked="f">
                 <v:textbox inset="0,0,0,0">
                   <w:txbxContent>
                     <w:tbl>
@@ -4707,7 +4715,7 @@
                       </w:tr>
                       <w:tr>
                         <w:trPr>
-                          <w:trHeight w:val="3547"/>
+                          <w:trHeight w:val="3982"/>
                         </w:trPr>
                         <w:tc>
                           <w:tcPr>
@@ -5225,8 +5233,8 @@
                                   <w:rFonts w:ascii="Times New Roman"/>
                                   <w:sz w:val="20"/>
                                 </w:rPr>
-                                <w:alias w:val="personal_analysis"/>
-                                <w:tag w:val="personal_analysis"/>
+                                <w:alias w:val="motor_analysis"/>
+                                <w:tag w:val="motor_analysis"/>
                                 <w:id w:val="-262379634"/>
                                 <w:placeholder>
                                   <w:docPart w:val="91438114D6EA442686BF7BA1761ABE31"/>
@@ -5292,8 +5300,6 @@
     <w:p/>
     <w:p/>
     <w:p/>
-    <w:p/>
-    <w:p/>
     <w:p>
       <w:pPr>
         <w:spacing w:before="222"/>
@@ -5330,7 +5336,2109 @@
         <mc:AlternateContent>
           <mc:Choice Requires="wps">
             <w:drawing>
-              <wp:anchor distT="0" distB="0" distL="0" distR="0" simplePos="0" relativeHeight="15730176" behindDoc="0" locked="0" layoutInCell="1" allowOverlap="1" wp14:anchorId="61611FB0" wp14:editId="660991C1">
+              <wp:anchor distT="0" distB="0" distL="0" distR="0" simplePos="0" relativeHeight="15730688" behindDoc="0" locked="0" layoutInCell="1" allowOverlap="1" wp14:anchorId="18298BC2" wp14:editId="1EFA29B1">
+                <wp:simplePos x="0" y="0"/>
+                <wp:positionH relativeFrom="page">
+                  <wp:posOffset>1043940</wp:posOffset>
+                </wp:positionH>
+                <wp:positionV relativeFrom="page">
+                  <wp:posOffset>1318260</wp:posOffset>
+                </wp:positionV>
+                <wp:extent cx="5688965" cy="7955280"/>
+                <wp:effectExtent l="0" t="0" r="0" b="0"/>
+                <wp:wrapNone/>
+                <wp:docPr id="10" name="Textbox 10"/>
+                <wp:cNvGraphicFramePr>
+                  <a:graphicFrameLocks xmlns:a="http://schemas.openxmlformats.org/drawingml/2006/main"/>
+                </wp:cNvGraphicFramePr>
+                <a:graphic xmlns:a="http://schemas.openxmlformats.org/drawingml/2006/main">
+                  <a:graphicData uri="http://schemas.microsoft.com/office/word/2010/wordprocessingShape">
+                    <wps:wsp>
+                      <wps:cNvSpPr txBox="1">
+                        <a:spLocks/>
+                      </wps:cNvSpPr>
+                      <wps:spPr>
+                        <a:xfrm>
+                          <a:off x="0" y="0"/>
+                          <a:ext cx="5688965" cy="7955280"/>
+                        </a:xfrm>
+                        <a:prstGeom prst="rect">
+                          <a:avLst/>
+                        </a:prstGeom>
+                      </wps:spPr>
+                      <wps:txbx>
+                        <w:txbxContent>
+                          <w:tbl>
+                            <w:tblPr>
+                              <w:tblStyle w:val="TableNormal"/>
+                              <w:tblW w:w="0" w:type="auto"/>
+                              <w:tblInd w:w="65" w:type="dxa"/>
+                              <w:tblBorders>
+                                <w:top w:val="single" w:sz="4" w:space="0" w:color="000000"/>
+                                <w:left w:val="single" w:sz="4" w:space="0" w:color="000000"/>
+                                <w:bottom w:val="single" w:sz="4" w:space="0" w:color="000000"/>
+                                <w:right w:val="single" w:sz="4" w:space="0" w:color="000000"/>
+                                <w:insideH w:val="single" w:sz="4" w:space="0" w:color="000000"/>
+                                <w:insideV w:val="single" w:sz="4" w:space="0" w:color="000000"/>
+                              </w:tblBorders>
+                              <w:tblLayout w:type="fixed"/>
+                              <w:tblLook w:val="01E0" w:firstRow="1" w:lastRow="1" w:firstColumn="1" w:lastColumn="1" w:noHBand="0" w:noVBand="0"/>
+                            </w:tblPr>
+                            <w:tblGrid>
+                              <w:gridCol w:w="8829"/>
+                            </w:tblGrid>
+                            <w:tr>
+                              <w:trPr>
+                                <w:trHeight w:val="1886"/>
+                              </w:trPr>
+                              <w:tc>
+                                <w:tcPr>
+                                  <w:tcW w:w="8829" w:type="dxa"/>
+                                </w:tcPr>
+                                <w:p>
+                                  <w:pPr>
+                                    <w:pStyle w:val="TableParagraph"/>
+                                    <w:spacing w:line="276" w:lineRule="exact"/>
+                                    <w:ind w:left="827"/>
+                                    <w:rPr>
+                                      <w:rFonts w:ascii="Arial"/>
+                                      <w:b/>
+                                      <w:sz w:val="24"/>
+                                    </w:rPr>
+                                  </w:pPr>
+                                  <w:r>
+                                    <w:rPr>
+                                      <w:rFonts w:ascii="Arial"/>
+                                      <w:b/>
+                                      <w:sz w:val="24"/>
+                                    </w:rPr>
+                                    <w:t>V.</w:t>
+                                  </w:r>
+                                  <w:r>
+                                    <w:rPr>
+                                      <w:rFonts w:ascii="Arial"/>
+                                      <w:b/>
+                                      <w:spacing w:val="65"/>
+                                      <w:sz w:val="24"/>
+                                    </w:rPr>
+                                    <w:t xml:space="preserve"> </w:t>
+                                  </w:r>
+                                  <w:r>
+                                    <w:rPr>
+                                      <w:rFonts w:ascii="Arial"/>
+                                      <w:b/>
+                                      <w:spacing w:val="-2"/>
+                                      <w:sz w:val="24"/>
+                                    </w:rPr>
+                                    <w:t>SINTESIS</w:t>
+                                  </w:r>
+                                </w:p>
+                                <w:p>
+                                  <w:pPr>
+                                    <w:pStyle w:val="TableParagraph"/>
+                                    <w:ind w:left="107" w:right="98"/>
+                                    <w:jc w:val="both"/>
+                                    <w:rPr>
+                                      <w:rFonts w:ascii="Arial" w:hAnsi="Arial"/>
+                                      <w:i/>
+                                      <w:sz w:val="20"/>
+                                    </w:rPr>
+                                  </w:pPr>
+                                  <w:r>
+                                    <w:rPr>
+                                      <w:rFonts w:ascii="Arial" w:hAnsi="Arial"/>
+                                      <w:i/>
+                                      <w:sz w:val="20"/>
+                                    </w:rPr>
+                                    <w:t>(Fortalezas: los aspectos positivos o recursos del/la estudiante — capacidades, avances, intereses,</w:t>
+                                  </w:r>
+                                  <w:r>
+                                    <w:rPr>
+                                      <w:rFonts w:ascii="Arial" w:hAnsi="Arial"/>
+                                      <w:i/>
+                                      <w:spacing w:val="-14"/>
+                                      <w:sz w:val="20"/>
+                                    </w:rPr>
+                                    <w:t xml:space="preserve"> </w:t>
+                                  </w:r>
+                                  <w:r>
+                                    <w:rPr>
+                                      <w:rFonts w:ascii="Arial" w:hAnsi="Arial"/>
+                                      <w:i/>
+                                      <w:sz w:val="20"/>
+                                    </w:rPr>
+                                    <w:t>Desafíos</w:t>
+                                  </w:r>
+                                  <w:r>
+                                    <w:rPr>
+                                      <w:rFonts w:ascii="Arial" w:hAnsi="Arial"/>
+                                      <w:i/>
+                                      <w:spacing w:val="-14"/>
+                                      <w:sz w:val="20"/>
+                                    </w:rPr>
+                                    <w:t xml:space="preserve"> </w:t>
+                                  </w:r>
+                                  <w:r>
+                                    <w:rPr>
+                                      <w:rFonts w:ascii="Arial" w:hAnsi="Arial"/>
+                                      <w:i/>
+                                      <w:sz w:val="20"/>
+                                    </w:rPr>
+                                    <w:t>o</w:t>
+                                  </w:r>
+                                  <w:r>
+                                    <w:rPr>
+                                      <w:rFonts w:ascii="Arial" w:hAnsi="Arial"/>
+                                      <w:i/>
+                                      <w:spacing w:val="-14"/>
+                                      <w:sz w:val="20"/>
+                                    </w:rPr>
+                                    <w:t xml:space="preserve"> </w:t>
+                                  </w:r>
+                                  <w:r>
+                                    <w:rPr>
+                                      <w:rFonts w:ascii="Arial" w:hAnsi="Arial"/>
+                                      <w:i/>
+                                      <w:sz w:val="20"/>
+                                    </w:rPr>
+                                    <w:t>necesidades:</w:t>
+                                  </w:r>
+                                  <w:r>
+                                    <w:rPr>
+                                      <w:rFonts w:ascii="Arial" w:hAnsi="Arial"/>
+                                      <w:i/>
+                                      <w:spacing w:val="-14"/>
+                                      <w:sz w:val="20"/>
+                                    </w:rPr>
+                                    <w:t xml:space="preserve"> </w:t>
+                                  </w:r>
+                                  <w:r>
+                                    <w:rPr>
+                                      <w:rFonts w:ascii="Arial" w:hAnsi="Arial"/>
+                                      <w:i/>
+                                      <w:sz w:val="20"/>
+                                    </w:rPr>
+                                    <w:t>dificultades,</w:t>
+                                  </w:r>
+                                  <w:r>
+                                    <w:rPr>
+                                      <w:rFonts w:ascii="Arial" w:hAnsi="Arial"/>
+                                      <w:i/>
+                                      <w:spacing w:val="-14"/>
+                                      <w:sz w:val="20"/>
+                                    </w:rPr>
+                                    <w:t xml:space="preserve"> </w:t>
+                                  </w:r>
+                                  <w:r>
+                                    <w:rPr>
+                                      <w:rFonts w:ascii="Arial" w:hAnsi="Arial"/>
+                                      <w:i/>
+                                      <w:sz w:val="20"/>
+                                    </w:rPr>
+                                    <w:t>barreras</w:t>
+                                  </w:r>
+                                  <w:r>
+                                    <w:rPr>
+                                      <w:rFonts w:ascii="Arial" w:hAnsi="Arial"/>
+                                      <w:i/>
+                                      <w:spacing w:val="-14"/>
+                                      <w:sz w:val="20"/>
+                                    </w:rPr>
+                                    <w:t xml:space="preserve"> </w:t>
+                                  </w:r>
+                                  <w:r>
+                                    <w:rPr>
+                                      <w:rFonts w:ascii="Arial" w:hAnsi="Arial"/>
+                                      <w:i/>
+                                      <w:sz w:val="20"/>
+                                    </w:rPr>
+                                    <w:t>o</w:t>
+                                  </w:r>
+                                  <w:r>
+                                    <w:rPr>
+                                      <w:rFonts w:ascii="Arial" w:hAnsi="Arial"/>
+                                      <w:i/>
+                                      <w:spacing w:val="-14"/>
+                                      <w:sz w:val="20"/>
+                                    </w:rPr>
+                                    <w:t xml:space="preserve"> </w:t>
+                                  </w:r>
+                                  <w:r>
+                                    <w:rPr>
+                                      <w:rFonts w:ascii="Arial" w:hAnsi="Arial"/>
+                                      <w:i/>
+                                      <w:sz w:val="20"/>
+                                    </w:rPr>
+                                    <w:t>aspectos</w:t>
+                                  </w:r>
+                                  <w:r>
+                                    <w:rPr>
+                                      <w:rFonts w:ascii="Arial" w:hAnsi="Arial"/>
+                                      <w:i/>
+                                      <w:spacing w:val="-14"/>
+                                      <w:sz w:val="20"/>
+                                    </w:rPr>
+                                    <w:t xml:space="preserve"> </w:t>
+                                  </w:r>
+                                  <w:r>
+                                    <w:rPr>
+                                      <w:rFonts w:ascii="Arial" w:hAnsi="Arial"/>
+                                      <w:i/>
+                                      <w:sz w:val="20"/>
+                                    </w:rPr>
+                                    <w:t>por</w:t>
+                                  </w:r>
+                                  <w:r>
+                                    <w:rPr>
+                                      <w:rFonts w:ascii="Arial" w:hAnsi="Arial"/>
+                                      <w:i/>
+                                      <w:spacing w:val="-14"/>
+                                      <w:sz w:val="20"/>
+                                    </w:rPr>
+                                    <w:t xml:space="preserve"> </w:t>
+                                  </w:r>
+                                  <w:r>
+                                    <w:rPr>
+                                      <w:rFonts w:ascii="Arial" w:hAnsi="Arial"/>
+                                      <w:i/>
+                                      <w:sz w:val="20"/>
+                                    </w:rPr>
+                                    <w:t>mejorar,</w:t>
+                                  </w:r>
+                                  <w:r>
+                                    <w:rPr>
+                                      <w:rFonts w:ascii="Arial" w:hAnsi="Arial"/>
+                                      <w:i/>
+                                      <w:spacing w:val="-13"/>
+                                      <w:sz w:val="20"/>
+                                    </w:rPr>
+                                    <w:t xml:space="preserve"> </w:t>
+                                  </w:r>
+                                  <w:r>
+                                    <w:rPr>
+                                      <w:rFonts w:ascii="Arial" w:hAnsi="Arial"/>
+                                      <w:i/>
+                                      <w:sz w:val="20"/>
+                                    </w:rPr>
+                                    <w:t>Progresos:</w:t>
+                                  </w:r>
+                                  <w:r>
+                                    <w:rPr>
+                                      <w:rFonts w:ascii="Arial" w:hAnsi="Arial"/>
+                                      <w:i/>
+                                      <w:spacing w:val="-14"/>
+                                      <w:sz w:val="20"/>
+                                    </w:rPr>
+                                    <w:t xml:space="preserve"> </w:t>
+                                  </w:r>
+                                  <w:r>
+                                    <w:rPr>
+                                      <w:rFonts w:ascii="Arial" w:hAnsi="Arial"/>
+                                      <w:i/>
+                                      <w:sz w:val="20"/>
+                                    </w:rPr>
+                                    <w:t>cómo ha evolucionado respecto de evaluaciones previas o metas establecidas, Contexto: factores del entorno que influyen — familia, escuela, apoyos, condiciones socioemocionales, Recomendaciones / proyecciones: sugerencias para continuar el apoyo, adaptaciones, objetivos próximos,</w:t>
+                                  </w:r>
+                                  <w:r>
+                                    <w:rPr>
+                                      <w:rFonts w:ascii="Arial" w:hAnsi="Arial"/>
+                                      <w:i/>
+                                      <w:spacing w:val="40"/>
+                                      <w:sz w:val="20"/>
+                                    </w:rPr>
+                                    <w:t xml:space="preserve"> </w:t>
+                                  </w:r>
+                                  <w:r>
+                                    <w:rPr>
+                                      <w:rFonts w:ascii="Arial" w:hAnsi="Arial"/>
+                                      <w:i/>
+                                      <w:sz w:val="20"/>
+                                    </w:rPr>
+                                    <w:t>Estrategias</w:t>
+                                  </w:r>
+                                  <w:r>
+                                    <w:rPr>
+                                      <w:rFonts w:ascii="Arial" w:hAnsi="Arial"/>
+                                      <w:i/>
+                                      <w:spacing w:val="38"/>
+                                      <w:sz w:val="20"/>
+                                    </w:rPr>
+                                    <w:t xml:space="preserve"> </w:t>
+                                  </w:r>
+                                  <w:r>
+                                    <w:rPr>
+                                      <w:rFonts w:ascii="Arial" w:hAnsi="Arial"/>
+                                      <w:i/>
+                                      <w:sz w:val="20"/>
+                                    </w:rPr>
+                                    <w:t>que</w:t>
+                                  </w:r>
+                                  <w:r>
+                                    <w:rPr>
+                                      <w:rFonts w:ascii="Arial" w:hAnsi="Arial"/>
+                                      <w:i/>
+                                      <w:spacing w:val="39"/>
+                                      <w:sz w:val="20"/>
+                                    </w:rPr>
+                                    <w:t xml:space="preserve"> </w:t>
+                                  </w:r>
+                                  <w:r>
+                                    <w:rPr>
+                                      <w:rFonts w:ascii="Arial" w:hAnsi="Arial"/>
+                                      <w:i/>
+                                      <w:sz w:val="20"/>
+                                    </w:rPr>
+                                    <w:t>han</w:t>
+                                  </w:r>
+                                  <w:r>
+                                    <w:rPr>
+                                      <w:rFonts w:ascii="Arial" w:hAnsi="Arial"/>
+                                      <w:i/>
+                                      <w:spacing w:val="37"/>
+                                      <w:sz w:val="20"/>
+                                    </w:rPr>
+                                    <w:t xml:space="preserve"> </w:t>
+                                  </w:r>
+                                  <w:r>
+                                    <w:rPr>
+                                      <w:rFonts w:ascii="Arial" w:hAnsi="Arial"/>
+                                      <w:i/>
+                                      <w:sz w:val="20"/>
+                                    </w:rPr>
+                                    <w:t>funcionado:</w:t>
+                                  </w:r>
+                                  <w:r>
+                                    <w:rPr>
+                                      <w:rFonts w:ascii="Arial" w:hAnsi="Arial"/>
+                                      <w:i/>
+                                      <w:spacing w:val="37"/>
+                                      <w:sz w:val="20"/>
+                                    </w:rPr>
+                                    <w:t xml:space="preserve"> </w:t>
+                                  </w:r>
+                                  <w:r>
+                                    <w:rPr>
+                                      <w:rFonts w:ascii="Arial" w:hAnsi="Arial"/>
+                                      <w:i/>
+                                      <w:sz w:val="20"/>
+                                    </w:rPr>
+                                    <w:t>prácticas,</w:t>
+                                  </w:r>
+                                  <w:r>
+                                    <w:rPr>
+                                      <w:rFonts w:ascii="Arial" w:hAnsi="Arial"/>
+                                      <w:i/>
+                                      <w:spacing w:val="37"/>
+                                      <w:sz w:val="20"/>
+                                    </w:rPr>
+                                    <w:t xml:space="preserve"> </w:t>
+                                  </w:r>
+                                  <w:r>
+                                    <w:rPr>
+                                      <w:rFonts w:ascii="Arial" w:hAnsi="Arial"/>
+                                      <w:i/>
+                                      <w:sz w:val="20"/>
+                                    </w:rPr>
+                                    <w:t>metodologías</w:t>
+                                  </w:r>
+                                  <w:r>
+                                    <w:rPr>
+                                      <w:rFonts w:ascii="Arial" w:hAnsi="Arial"/>
+                                      <w:i/>
+                                      <w:spacing w:val="39"/>
+                                      <w:sz w:val="20"/>
+                                    </w:rPr>
+                                    <w:t xml:space="preserve"> </w:t>
+                                  </w:r>
+                                  <w:r>
+                                    <w:rPr>
+                                      <w:rFonts w:ascii="Arial" w:hAnsi="Arial"/>
+                                      <w:i/>
+                                      <w:sz w:val="20"/>
+                                    </w:rPr>
+                                    <w:t>o</w:t>
+                                  </w:r>
+                                  <w:r>
+                                    <w:rPr>
+                                      <w:rFonts w:ascii="Arial" w:hAnsi="Arial"/>
+                                      <w:i/>
+                                      <w:spacing w:val="37"/>
+                                      <w:sz w:val="20"/>
+                                    </w:rPr>
+                                    <w:t xml:space="preserve"> </w:t>
+                                  </w:r>
+                                  <w:r>
+                                    <w:rPr>
+                                      <w:rFonts w:ascii="Arial" w:hAnsi="Arial"/>
+                                      <w:i/>
+                                      <w:sz w:val="20"/>
+                                    </w:rPr>
+                                    <w:t>recursos</w:t>
+                                  </w:r>
+                                  <w:r>
+                                    <w:rPr>
+                                      <w:rFonts w:ascii="Arial" w:hAnsi="Arial"/>
+                                      <w:i/>
+                                      <w:spacing w:val="38"/>
+                                      <w:sz w:val="20"/>
+                                    </w:rPr>
+                                    <w:t xml:space="preserve"> </w:t>
+                                  </w:r>
+                                  <w:r>
+                                    <w:rPr>
+                                      <w:rFonts w:ascii="Arial" w:hAnsi="Arial"/>
+                                      <w:i/>
+                                      <w:sz w:val="20"/>
+                                    </w:rPr>
+                                    <w:t>que</w:t>
+                                  </w:r>
+                                  <w:r>
+                                    <w:rPr>
+                                      <w:rFonts w:ascii="Arial" w:hAnsi="Arial"/>
+                                      <w:i/>
+                                      <w:spacing w:val="37"/>
+                                      <w:sz w:val="20"/>
+                                    </w:rPr>
+                                    <w:t xml:space="preserve"> </w:t>
+                                  </w:r>
+                                  <w:r>
+                                    <w:rPr>
+                                      <w:rFonts w:ascii="Arial" w:hAnsi="Arial"/>
+                                      <w:i/>
+                                      <w:sz w:val="20"/>
+                                    </w:rPr>
+                                    <w:t>han</w:t>
+                                  </w:r>
+                                  <w:r>
+                                    <w:rPr>
+                                      <w:rFonts w:ascii="Arial" w:hAnsi="Arial"/>
+                                      <w:i/>
+                                      <w:spacing w:val="37"/>
+                                      <w:sz w:val="20"/>
+                                    </w:rPr>
+                                    <w:t xml:space="preserve"> </w:t>
+                                  </w:r>
+                                  <w:r>
+                                    <w:rPr>
+                                      <w:rFonts w:ascii="Arial" w:hAnsi="Arial"/>
+                                      <w:i/>
+                                      <w:sz w:val="20"/>
+                                    </w:rPr>
+                                    <w:t>sido</w:t>
+                                  </w:r>
+                                </w:p>
+                                <w:p>
+                                  <w:pPr>
+                                    <w:pStyle w:val="TableParagraph"/>
+                                    <w:spacing w:line="211" w:lineRule="exact"/>
+                                    <w:ind w:left="107"/>
+                                    <w:rPr>
+                                      <w:rFonts w:ascii="Arial"/>
+                                      <w:i/>
+                                      <w:sz w:val="20"/>
+                                    </w:rPr>
+                                  </w:pPr>
+                                  <w:r>
+                                    <w:rPr>
+                                      <w:rFonts w:ascii="Arial"/>
+                                      <w:i/>
+                                      <w:spacing w:val="-2"/>
+                                      <w:sz w:val="20"/>
+                                    </w:rPr>
+                                    <w:t>efectivos)</w:t>
+                                  </w:r>
+                                </w:p>
+                              </w:tc>
+                            </w:tr>
+                            <w:tr>
+                              <w:trPr>
+                                <w:trHeight w:val="1764"/>
+                              </w:trPr>
+                              <w:tc>
+                                <w:tcPr>
+                                  <w:tcW w:w="8829" w:type="dxa"/>
+                                </w:tcPr>
+                                <w:p>
+                                  <w:pPr>
+                                    <w:pStyle w:val="TableParagraph"/>
+                                    <w:spacing w:before="252"/>
+                                    <w:ind w:left="107"/>
+                                    <w:rPr>
+                                      <w:rFonts w:ascii="Arial"/>
+                                      <w:b/>
+                                      <w:spacing w:val="-2"/>
+                                    </w:rPr>
+                                  </w:pPr>
+                                  <w:r>
+                                    <w:rPr>
+                                      <w:rFonts w:ascii="Arial"/>
+                                      <w:b/>
+                                    </w:rPr>
+                                    <w:t>a)</w:t>
+                                  </w:r>
+                                  <w:r>
+                                    <w:rPr>
+                                      <w:rFonts w:ascii="Arial"/>
+                                      <w:b/>
+                                      <w:spacing w:val="53"/>
+                                    </w:rPr>
+                                    <w:t xml:space="preserve"> </w:t>
+                                  </w:r>
+                                  <w:r>
+                                    <w:rPr>
+                                      <w:rFonts w:ascii="Arial"/>
+                                      <w:b/>
+                                    </w:rPr>
+                                    <w:t>Habilidades</w:t>
+                                  </w:r>
+                                  <w:r>
+                                    <w:rPr>
+                                      <w:rFonts w:ascii="Arial"/>
+                                      <w:b/>
+                                      <w:spacing w:val="-6"/>
+                                    </w:rPr>
+                                    <w:t xml:space="preserve"> </w:t>
+                                  </w:r>
+                                  <w:r>
+                                    <w:rPr>
+                                      <w:rFonts w:ascii="Arial"/>
+                                      <w:b/>
+                                    </w:rPr>
+                                    <w:t>Cognitivas</w:t>
+                                  </w:r>
+                                  <w:r>
+                                    <w:rPr>
+                                      <w:rFonts w:ascii="Arial"/>
+                                      <w:b/>
+                                      <w:spacing w:val="-3"/>
+                                    </w:rPr>
+                                    <w:t xml:space="preserve"> </w:t>
+                                  </w:r>
+                                  <w:r>
+                                    <w:rPr>
+                                      <w:rFonts w:ascii="Arial"/>
+                                      <w:b/>
+                                    </w:rPr>
+                                    <w:t>y</w:t>
+                                  </w:r>
+                                  <w:r>
+                                    <w:rPr>
+                                      <w:rFonts w:ascii="Arial"/>
+                                      <w:b/>
+                                      <w:spacing w:val="-3"/>
+                                    </w:rPr>
+                                    <w:t xml:space="preserve"> </w:t>
+                                  </w:r>
+                                  <w:r>
+                                    <w:rPr>
+                                      <w:rFonts w:ascii="Arial"/>
+                                      <w:b/>
+                                      <w:spacing w:val="-2"/>
+                                    </w:rPr>
+                                    <w:t>Comunicativas</w:t>
+                                  </w:r>
+                                </w:p>
+                                <w:p>
+                                  <w:pPr>
+                                    <w:pStyle w:val="TableParagraph"/>
+                                    <w:ind w:left="108"/>
+                                    <w:jc w:val="both"/>
+                                    <w:rPr>
+                                      <w:rFonts w:ascii="Arial"/>
+                                      <w:b/>
+                                    </w:rPr>
+                                  </w:pPr>
+                                  <w:sdt>
+                                    <w:sdtPr>
+                                      <w:rPr>
+                                        <w:rFonts w:ascii="Times New Roman"/>
+                                        <w:sz w:val="20"/>
+                                      </w:rPr>
+                                      <w:alias w:val="cognitive_synthesis"/>
+                                      <w:tag w:val="cognitive_synthesis"/>
+                                      <w:id w:val="140551588"/>
+                                      <w:showingPlcHdr/>
+                                    </w:sdtPr>
+                                    <w:sdtContent>
+                                      <w:r>
+                                        <w:rPr>
+                                          <w:rStyle w:val="Textodelmarcadordeposicin"/>
+                                          <w:rFonts w:ascii="Arial" w:hAnsi="Arial" w:cs="Arial"/>
+                                          <w:color w:val="auto"/>
+                                          <w:sz w:val="16"/>
+                                          <w:szCs w:val="16"/>
+                                        </w:rPr>
+                                        <w:t>Haz clic o pulse aquí para escribir texto.</w:t>
+                                      </w:r>
+                                    </w:sdtContent>
+                                  </w:sdt>
+                                </w:p>
+                              </w:tc>
+                            </w:tr>
+                            <w:tr>
+                              <w:trPr>
+                                <w:trHeight w:val="1761"/>
+                              </w:trPr>
+                              <w:tc>
+                                <w:tcPr>
+                                  <w:tcW w:w="8829" w:type="dxa"/>
+                                </w:tcPr>
+                                <w:p>
+                                  <w:pPr>
+                                    <w:pStyle w:val="TableParagraph"/>
+                                    <w:spacing w:before="252"/>
+                                    <w:ind w:left="107"/>
+                                    <w:rPr>
+                                      <w:rFonts w:ascii="Arial" w:hAnsi="Arial"/>
+                                      <w:b/>
+                                      <w:spacing w:val="-2"/>
+                                    </w:rPr>
+                                  </w:pPr>
+                                  <w:r>
+                                    <w:rPr>
+                                      <w:rFonts w:ascii="Arial" w:hAnsi="Arial"/>
+                                      <w:b/>
+                                    </w:rPr>
+                                    <w:t>b)</w:t>
+                                  </w:r>
+                                  <w:r>
+                                    <w:rPr>
+                                      <w:rFonts w:ascii="Arial" w:hAnsi="Arial"/>
+                                      <w:b/>
+                                      <w:spacing w:val="-8"/>
+                                    </w:rPr>
+                                    <w:t xml:space="preserve"> </w:t>
+                                  </w:r>
+                                  <w:r>
+                                    <w:rPr>
+                                      <w:rFonts w:ascii="Arial" w:hAnsi="Arial"/>
+                                      <w:b/>
+                                    </w:rPr>
+                                    <w:t>Habilidades</w:t>
+                                  </w:r>
+                                  <w:r>
+                                    <w:rPr>
+                                      <w:rFonts w:ascii="Arial" w:hAnsi="Arial"/>
+                                      <w:b/>
+                                      <w:spacing w:val="-7"/>
+                                    </w:rPr>
+                                    <w:t xml:space="preserve"> </w:t>
+                                  </w:r>
+                                  <w:r>
+                                    <w:rPr>
+                                      <w:rFonts w:ascii="Arial" w:hAnsi="Arial"/>
+                                      <w:b/>
+                                    </w:rPr>
+                                    <w:t>Personales,</w:t>
+                                  </w:r>
+                                  <w:r>
+                                    <w:rPr>
+                                      <w:rFonts w:ascii="Arial" w:hAnsi="Arial"/>
+                                      <w:b/>
+                                      <w:spacing w:val="-7"/>
+                                    </w:rPr>
+                                    <w:t xml:space="preserve"> </w:t>
+                                  </w:r>
+                                  <w:r>
+                                    <w:rPr>
+                                      <w:rFonts w:ascii="Arial" w:hAnsi="Arial"/>
+                                      <w:b/>
+                                    </w:rPr>
+                                    <w:t>Socioemocionales</w:t>
+                                  </w:r>
+                                  <w:r>
+                                    <w:rPr>
+                                      <w:rFonts w:ascii="Arial" w:hAnsi="Arial"/>
+                                      <w:b/>
+                                      <w:spacing w:val="-8"/>
+                                    </w:rPr>
+                                    <w:t xml:space="preserve"> </w:t>
+                                  </w:r>
+                                  <w:r>
+                                    <w:rPr>
+                                      <w:rFonts w:ascii="Arial" w:hAnsi="Arial"/>
+                                      <w:b/>
+                                    </w:rPr>
+                                    <w:t>y</w:t>
+                                  </w:r>
+                                  <w:r>
+                                    <w:rPr>
+                                      <w:rFonts w:ascii="Arial" w:hAnsi="Arial"/>
+                                      <w:b/>
+                                      <w:spacing w:val="-6"/>
+                                    </w:rPr>
+                                    <w:t xml:space="preserve"> </w:t>
+                                  </w:r>
+                                  <w:r>
+                                    <w:rPr>
+                                      <w:rFonts w:ascii="Arial" w:hAnsi="Arial"/>
+                                      <w:b/>
+                                    </w:rPr>
+                                    <w:t>de</w:t>
+                                  </w:r>
+                                  <w:r>
+                                    <w:rPr>
+                                      <w:rFonts w:ascii="Arial" w:hAnsi="Arial"/>
+                                      <w:b/>
+                                      <w:spacing w:val="-14"/>
+                                    </w:rPr>
+                                    <w:t xml:space="preserve"> </w:t>
+                                  </w:r>
+                                  <w:r>
+                                    <w:rPr>
+                                      <w:rFonts w:ascii="Arial" w:hAnsi="Arial"/>
+                                      <w:b/>
+                                    </w:rPr>
+                                    <w:t>Aproximación</w:t>
+                                  </w:r>
+                                  <w:r>
+                                    <w:rPr>
+                                      <w:rFonts w:ascii="Arial" w:hAnsi="Arial"/>
+                                      <w:b/>
+                                      <w:spacing w:val="-9"/>
+                                    </w:rPr>
+                                    <w:t xml:space="preserve"> </w:t>
+                                  </w:r>
+                                  <w:r>
+                                    <w:rPr>
+                                      <w:rFonts w:ascii="Arial" w:hAnsi="Arial"/>
+                                      <w:b/>
+                                    </w:rPr>
+                                    <w:t>al</w:t>
+                                  </w:r>
+                                  <w:r>
+                                    <w:rPr>
+                                      <w:rFonts w:ascii="Arial" w:hAnsi="Arial"/>
+                                      <w:b/>
+                                      <w:spacing w:val="-13"/>
+                                    </w:rPr>
+                                    <w:t xml:space="preserve"> </w:t>
+                                  </w:r>
+                                  <w:r>
+                                    <w:rPr>
+                                      <w:rFonts w:ascii="Arial" w:hAnsi="Arial"/>
+                                      <w:b/>
+                                      <w:spacing w:val="-2"/>
+                                    </w:rPr>
+                                    <w:t>Aprendizaje</w:t>
+                                  </w:r>
+                                </w:p>
+                                <w:p>
+                                  <w:pPr>
+                                    <w:pStyle w:val="TableParagraph"/>
+                                    <w:ind w:left="108"/>
+                                    <w:jc w:val="both"/>
+                                    <w:rPr>
+                                      <w:rFonts w:ascii="Arial" w:hAnsi="Arial"/>
+                                      <w:b/>
+                                    </w:rPr>
+                                  </w:pPr>
+                                  <w:sdt>
+                                    <w:sdtPr>
+                                      <w:rPr>
+                                        <w:rFonts w:ascii="Times New Roman"/>
+                                        <w:sz w:val="20"/>
+                                      </w:rPr>
+                                      <w:alias w:val="personal_synthesis"/>
+                                      <w:tag w:val="personal_synthesis"/>
+                                      <w:id w:val="1821845042"/>
+                                      <w:showingPlcHdr/>
+                                    </w:sdtPr>
+                                    <w:sdtContent>
+                                      <w:r>
+                                        <w:rPr>
+                                          <w:rStyle w:val="Textodelmarcadordeposicin"/>
+                                          <w:rFonts w:ascii="Arial" w:hAnsi="Arial" w:cs="Arial"/>
+                                          <w:color w:val="auto"/>
+                                          <w:sz w:val="16"/>
+                                          <w:szCs w:val="16"/>
+                                        </w:rPr>
+                                        <w:t>Haz clic o pulse aquí para escribir texto.</w:t>
+                                      </w:r>
+                                    </w:sdtContent>
+                                  </w:sdt>
+                                </w:p>
+                              </w:tc>
+                            </w:tr>
+                            <w:tr>
+                              <w:trPr>
+                                <w:trHeight w:val="2214"/>
+                              </w:trPr>
+                              <w:tc>
+                                <w:tcPr>
+                                  <w:tcW w:w="8829" w:type="dxa"/>
+                                </w:tcPr>
+                                <w:p>
+                                  <w:pPr>
+                                    <w:pStyle w:val="TableParagraph"/>
+                                    <w:spacing w:before="254"/>
+                                    <w:ind w:left="107"/>
+                                    <w:rPr>
+                                      <w:rFonts w:ascii="Arial" w:hAnsi="Arial"/>
+                                      <w:b/>
+                                      <w:spacing w:val="-2"/>
+                                    </w:rPr>
+                                  </w:pPr>
+                                  <w:r>
+                                    <w:rPr>
+                                      <w:rFonts w:ascii="Arial" w:hAnsi="Arial"/>
+                                      <w:b/>
+                                    </w:rPr>
+                                    <w:t>c)</w:t>
+                                  </w:r>
+                                  <w:r>
+                                    <w:rPr>
+                                      <w:rFonts w:ascii="Arial" w:hAnsi="Arial"/>
+                                      <w:b/>
+                                      <w:spacing w:val="-4"/>
+                                    </w:rPr>
+                                    <w:t xml:space="preserve"> </w:t>
+                                  </w:r>
+                                  <w:r>
+                                    <w:rPr>
+                                      <w:rFonts w:ascii="Arial" w:hAnsi="Arial"/>
+                                      <w:b/>
+                                    </w:rPr>
+                                    <w:t>Habilidades</w:t>
+                                  </w:r>
+                                  <w:r>
+                                    <w:rPr>
+                                      <w:rFonts w:ascii="Arial" w:hAnsi="Arial"/>
+                                      <w:b/>
+                                      <w:spacing w:val="-6"/>
+                                    </w:rPr>
+                                    <w:t xml:space="preserve"> </w:t>
+                                  </w:r>
+                                  <w:r>
+                                    <w:rPr>
+                                      <w:rFonts w:ascii="Arial" w:hAnsi="Arial"/>
+                                      <w:b/>
+                                    </w:rPr>
+                                    <w:t>motoras,</w:t>
+                                  </w:r>
+                                  <w:r>
+                                    <w:rPr>
+                                      <w:rFonts w:ascii="Arial" w:hAnsi="Arial"/>
+                                      <w:b/>
+                                      <w:spacing w:val="-2"/>
+                                    </w:rPr>
+                                    <w:t xml:space="preserve"> </w:t>
+                                  </w:r>
+                                  <w:r>
+                                    <w:rPr>
+                                      <w:rFonts w:ascii="Arial" w:hAnsi="Arial"/>
+                                      <w:b/>
+                                    </w:rPr>
+                                    <w:t>de</w:t>
+                                  </w:r>
+                                  <w:r>
+                                    <w:rPr>
+                                      <w:rFonts w:ascii="Arial" w:hAnsi="Arial"/>
+                                      <w:b/>
+                                      <w:spacing w:val="-7"/>
+                                    </w:rPr>
+                                    <w:t xml:space="preserve"> </w:t>
+                                  </w:r>
+                                  <w:r>
+                                    <w:rPr>
+                                      <w:rFonts w:ascii="Arial" w:hAnsi="Arial"/>
+                                      <w:b/>
+                                    </w:rPr>
+                                    <w:t>autonomía</w:t>
+                                  </w:r>
+                                  <w:r>
+                                    <w:rPr>
+                                      <w:rFonts w:ascii="Arial" w:hAnsi="Arial"/>
+                                      <w:b/>
+                                      <w:spacing w:val="-6"/>
+                                    </w:rPr>
+                                    <w:t xml:space="preserve"> </w:t>
+                                  </w:r>
+                                  <w:r>
+                                    <w:rPr>
+                                      <w:rFonts w:ascii="Arial" w:hAnsi="Arial"/>
+                                      <w:b/>
+                                    </w:rPr>
+                                    <w:t>y</w:t>
+                                  </w:r>
+                                  <w:r>
+                                    <w:rPr>
+                                      <w:rFonts w:ascii="Arial" w:hAnsi="Arial"/>
+                                      <w:b/>
+                                      <w:spacing w:val="-4"/>
+                                    </w:rPr>
+                                    <w:t xml:space="preserve"> </w:t>
+                                  </w:r>
+                                  <w:r>
+                                    <w:rPr>
+                                      <w:rFonts w:ascii="Arial" w:hAnsi="Arial"/>
+                                      <w:b/>
+                                      <w:spacing w:val="-2"/>
+                                    </w:rPr>
+                                    <w:t>sensoriales</w:t>
+                                  </w:r>
+                                </w:p>
+                                <w:p>
+                                  <w:pPr>
+                                    <w:pStyle w:val="TableParagraph"/>
+                                    <w:ind w:left="108"/>
+                                    <w:jc w:val="both"/>
+                                    <w:rPr>
+                                      <w:rFonts w:ascii="Arial" w:hAnsi="Arial"/>
+                                      <w:b/>
+                                    </w:rPr>
+                                  </w:pPr>
+                                  <w:sdt>
+                                    <w:sdtPr>
+                                      <w:rPr>
+                                        <w:rFonts w:ascii="Times New Roman"/>
+                                        <w:sz w:val="20"/>
+                                      </w:rPr>
+                                      <w:alias w:val="motor_synthesis"/>
+                                      <w:tag w:val="motor_synthesis"/>
+                                      <w:id w:val="383302001"/>
+                                      <w:showingPlcHdr/>
+                                    </w:sdtPr>
+                                    <w:sdtContent>
+                                      <w:r>
+                                        <w:rPr>
+                                          <w:rStyle w:val="Textodelmarcadordeposicin"/>
+                                          <w:rFonts w:ascii="Arial" w:hAnsi="Arial" w:cs="Arial"/>
+                                          <w:color w:val="auto"/>
+                                          <w:sz w:val="16"/>
+                                          <w:szCs w:val="16"/>
+                                        </w:rPr>
+                                        <w:t>Haz clic o pulse aquí para escribir texto.</w:t>
+                                      </w:r>
+                                    </w:sdtContent>
+                                  </w:sdt>
+                                </w:p>
+                              </w:tc>
+                            </w:tr>
+                            <w:tr>
+                              <w:trPr>
+                                <w:trHeight w:val="3380"/>
+                              </w:trPr>
+                              <w:tc>
+                                <w:tcPr>
+                                  <w:tcW w:w="8829" w:type="dxa"/>
+                                </w:tcPr>
+                                <w:p>
+                                  <w:pPr>
+                                    <w:pStyle w:val="TableParagraph"/>
+                                    <w:spacing w:before="254"/>
+                                    <w:ind w:left="107"/>
+                                    <w:rPr>
+                                      <w:rFonts w:ascii="Arial" w:hAnsi="Arial"/>
+                                      <w:b/>
+                                      <w:spacing w:val="-2"/>
+                                    </w:rPr>
+                                  </w:pPr>
+                                  <w:r>
+                                    <w:rPr>
+                                      <w:rFonts w:ascii="Arial" w:hAnsi="Arial"/>
+                                      <w:b/>
+                                      <w:spacing w:val="-2"/>
+                                    </w:rPr>
+                                    <w:t>Conclusión</w:t>
+                                  </w:r>
+                                </w:p>
+                                <w:p>
+                                  <w:pPr>
+                                    <w:pStyle w:val="TableParagraph"/>
+                                    <w:ind w:left="108"/>
+                                    <w:jc w:val="both"/>
+                                    <w:rPr>
+                                      <w:rFonts w:ascii="Arial" w:hAnsi="Arial"/>
+                                      <w:b/>
+                                    </w:rPr>
+                                  </w:pPr>
+                                  <w:sdt>
+                                    <w:sdtPr>
+                                      <w:rPr>
+                                        <w:rFonts w:ascii="Times New Roman"/>
+                                        <w:sz w:val="20"/>
+                                      </w:rPr>
+                                      <w:alias w:val="conclusion"/>
+                                      <w:tag w:val="conclusion"/>
+                                      <w:id w:val="-2146489739"/>
+                                      <w:showingPlcHdr/>
+                                    </w:sdtPr>
+                                    <w:sdtContent>
+                                      <w:r>
+                                        <w:rPr>
+                                          <w:rStyle w:val="Textodelmarcadordeposicin"/>
+                                          <w:rFonts w:ascii="Arial" w:hAnsi="Arial" w:cs="Arial"/>
+                                          <w:color w:val="auto"/>
+                                          <w:sz w:val="16"/>
+                                          <w:szCs w:val="16"/>
+                                        </w:rPr>
+                                        <w:t>Haz clic o pulse aquí para escribir texto.</w:t>
+                                      </w:r>
+                                    </w:sdtContent>
+                                  </w:sdt>
+                                </w:p>
+                              </w:tc>
+                            </w:tr>
+                          </w:tbl>
+                          <w:p>
+                            <w:pPr>
+                              <w:pStyle w:val="Textoindependiente"/>
+                            </w:pPr>
+                          </w:p>
+                        </w:txbxContent>
+                      </wps:txbx>
+                      <wps:bodyPr wrap="square" lIns="0" tIns="0" rIns="0" bIns="0" rtlCol="0">
+                        <a:noAutofit/>
+                      </wps:bodyPr>
+                    </wps:wsp>
+                  </a:graphicData>
+                </a:graphic>
+                <wp14:sizeRelV relativeFrom="margin">
+                  <wp14:pctHeight>0</wp14:pctHeight>
+                </wp14:sizeRelV>
+              </wp:anchor>
+            </w:drawing>
+          </mc:Choice>
+          <mc:Fallback>
+            <w:pict>
+              <v:shape w14:anchorId="18298BC2" id="Textbox 10" o:spid="_x0000_s1027" type="#_x0000_t202" style="position:absolute;margin-left:82.2pt;margin-top:103.8pt;width:447.95pt;height:626.4pt;z-index:15730688;visibility:visible;mso-wrap-style:square;mso-height-percent:0;mso-wrap-distance-left:0;mso-wrap-distance-top:0;mso-wrap-distance-right:0;mso-wrap-distance-bottom:0;mso-position-horizontal:absolute;mso-position-horizontal-relative:page;mso-position-vertical:absolute;mso-position-vertical-relative:page;mso-height-percent:0;mso-height-relative:margin;v-text-anchor:top" o:gfxdata="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" filled="f" stroked="f">
+                <v:textbox inset="0,0,0,0">
+                  <w:txbxContent>
+                    <w:tbl>
+                      <w:tblPr>
+                        <w:tblStyle w:val="TableNormal"/>
+                        <w:tblW w:w="0" w:type="auto"/>
+                        <w:tblInd w:w="65" w:type="dxa"/>
+                        <w:tblBorders>
+                          <w:top w:val="single" w:sz="4" w:space="0" w:color="000000"/>
+                          <w:left w:val="single" w:sz="4" w:space="0" w:color="000000"/>
+                          <w:bottom w:val="single" w:sz="4" w:space="0" w:color="000000"/>
+                          <w:right w:val="single" w:sz="4" w:space="0" w:color="000000"/>
+                          <w:insideH w:val="single" w:sz="4" w:space="0" w:color="000000"/>
+                          <w:insideV w:val="single" w:sz="4" w:space="0" w:color="000000"/>
+                        </w:tblBorders>
+                        <w:tblLayout w:type="fixed"/>
+                        <w:tblLook w:val="01E0" w:firstRow="1" w:lastRow="1" w:firstColumn="1" w:lastColumn="1" w:noHBand="0" w:noVBand="0"/>
+                      </w:tblPr>
+                      <w:tblGrid>
+                        <w:gridCol w:w="8829"/>
+                      </w:tblGrid>
+                      <w:tr>
+                        <w:trPr>
+                          <w:trHeight w:val="1886"/>
+                        </w:trPr>
+                        <w:tc>
+                          <w:tcPr>
+                            <w:tcW w:w="8829" w:type="dxa"/>
+                          </w:tcPr>
+                          <w:p>
+                            <w:pPr>
+                              <w:pStyle w:val="TableParagraph"/>
+                              <w:spacing w:line="276" w:lineRule="exact"/>
+                              <w:ind w:left="827"/>
+                              <w:rPr>
+                                <w:rFonts w:ascii="Arial"/>
+                                <w:b/>
+                                <w:sz w:val="24"/>
+                              </w:rPr>
+                            </w:pPr>
+                            <w:r>
+                              <w:rPr>
+                                <w:rFonts w:ascii="Arial"/>
+                                <w:b/>
+                                <w:sz w:val="24"/>
+                              </w:rPr>
+                              <w:t>V.</w:t>
+                            </w:r>
+                            <w:r>
+                              <w:rPr>
+                                <w:rFonts w:ascii="Arial"/>
+                                <w:b/>
+                                <w:spacing w:val="65"/>
+                                <w:sz w:val="24"/>
+                              </w:rPr>
+                              <w:t xml:space="preserve"> </w:t>
+                            </w:r>
+                            <w:r>
+                              <w:rPr>
+                                <w:rFonts w:ascii="Arial"/>
+                                <w:b/>
+                                <w:spacing w:val="-2"/>
+                                <w:sz w:val="24"/>
+                              </w:rPr>
+                              <w:t>SINTESIS</w:t>
+                            </w:r>
+                          </w:p>
+                          <w:p>
+                            <w:pPr>
+                              <w:pStyle w:val="TableParagraph"/>
+                              <w:ind w:left="107" w:right="98"/>
+                              <w:jc w:val="both"/>
+                              <w:rPr>
+                                <w:rFonts w:ascii="Arial" w:hAnsi="Arial"/>
+                                <w:i/>
+                                <w:sz w:val="20"/>
+                              </w:rPr>
+                            </w:pPr>
+                            <w:r>
+                              <w:rPr>
+                                <w:rFonts w:ascii="Arial" w:hAnsi="Arial"/>
+                                <w:i/>
+                                <w:sz w:val="20"/>
+                              </w:rPr>
+                              <w:t>(Fortalezas: los aspectos positivos o recursos del/la estudiante — capacidades, avances, intereses,</w:t>
+                            </w:r>
+                            <w:r>
+                              <w:rPr>
+                                <w:rFonts w:ascii="Arial" w:hAnsi="Arial"/>
+                                <w:i/>
+                                <w:spacing w:val="-14"/>
+                                <w:sz w:val="20"/>
+                              </w:rPr>
+                              <w:t xml:space="preserve"> </w:t>
+                            </w:r>
+                            <w:r>
+                              <w:rPr>
+                                <w:rFonts w:ascii="Arial" w:hAnsi="Arial"/>
+                                <w:i/>
+                                <w:sz w:val="20"/>
+                              </w:rPr>
+                              <w:t>Desafíos</w:t>
+                            </w:r>
+                            <w:r>
+                              <w:rPr>
+                                <w:rFonts w:ascii="Arial" w:hAnsi="Arial"/>
+                                <w:i/>
+                                <w:spacing w:val="-14"/>
+                                <w:sz w:val="20"/>
+                              </w:rPr>
+                              <w:t xml:space="preserve"> </w:t>
+                            </w:r>
+                            <w:r>
+                              <w:rPr>
+                                <w:rFonts w:ascii="Arial" w:hAnsi="Arial"/>
+                                <w:i/>
+                                <w:sz w:val="20"/>
+                              </w:rPr>
+                              <w:t>o</w:t>
+                            </w:r>
+                            <w:r>
+                              <w:rPr>
+                                <w:rFonts w:ascii="Arial" w:hAnsi="Arial"/>
+                                <w:i/>
+                                <w:spacing w:val="-14"/>
+                                <w:sz w:val="20"/>
+                              </w:rPr>
+                              <w:t xml:space="preserve"> </w:t>
+                            </w:r>
+                            <w:r>
+                              <w:rPr>
+                                <w:rFonts w:ascii="Arial" w:hAnsi="Arial"/>
+                                <w:i/>
+                                <w:sz w:val="20"/>
+                              </w:rPr>
+                              <w:t>necesidades:</w:t>
+                            </w:r>
+                            <w:r>
+                              <w:rPr>
+                                <w:rFonts w:ascii="Arial" w:hAnsi="Arial"/>
+                                <w:i/>
+                                <w:spacing w:val="-14"/>
+                                <w:sz w:val="20"/>
+                              </w:rPr>
+                              <w:t xml:space="preserve"> </w:t>
+                            </w:r>
+                            <w:r>
+                              <w:rPr>
+                                <w:rFonts w:ascii="Arial" w:hAnsi="Arial"/>
+                                <w:i/>
+                                <w:sz w:val="20"/>
+                              </w:rPr>
+                              <w:t>dificultades,</w:t>
+                            </w:r>
+                            <w:r>
+                              <w:rPr>
+                                <w:rFonts w:ascii="Arial" w:hAnsi="Arial"/>
+                                <w:i/>
+                                <w:spacing w:val="-14"/>
+                                <w:sz w:val="20"/>
+                              </w:rPr>
+                              <w:t xml:space="preserve"> </w:t>
+                            </w:r>
+                            <w:r>
+                              <w:rPr>
+                                <w:rFonts w:ascii="Arial" w:hAnsi="Arial"/>
+                                <w:i/>
+                                <w:sz w:val="20"/>
+                              </w:rPr>
+                              <w:t>barreras</w:t>
+                            </w:r>
+                            <w:r>
+                              <w:rPr>
+                                <w:rFonts w:ascii="Arial" w:hAnsi="Arial"/>
+                                <w:i/>
+                                <w:spacing w:val="-14"/>
+                                <w:sz w:val="20"/>
+                              </w:rPr>
+                              <w:t xml:space="preserve"> </w:t>
+                            </w:r>
+                            <w:r>
+                              <w:rPr>
+                                <w:rFonts w:ascii="Arial" w:hAnsi="Arial"/>
+                                <w:i/>
+                                <w:sz w:val="20"/>
+                              </w:rPr>
+                              <w:t>o</w:t>
+                            </w:r>
+                            <w:r>
+                              <w:rPr>
+                                <w:rFonts w:ascii="Arial" w:hAnsi="Arial"/>
+                                <w:i/>
+                                <w:spacing w:val="-14"/>
+                                <w:sz w:val="20"/>
+                              </w:rPr>
+                              <w:t xml:space="preserve"> </w:t>
+                            </w:r>
+                            <w:r>
+                              <w:rPr>
+                                <w:rFonts w:ascii="Arial" w:hAnsi="Arial"/>
+                                <w:i/>
+                                <w:sz w:val="20"/>
+                              </w:rPr>
+                              <w:t>aspectos</w:t>
+                            </w:r>
+                            <w:r>
+                              <w:rPr>
+                                <w:rFonts w:ascii="Arial" w:hAnsi="Arial"/>
+                                <w:i/>
+                                <w:spacing w:val="-14"/>
+                                <w:sz w:val="20"/>
+                              </w:rPr>
+                              <w:t xml:space="preserve"> </w:t>
+                            </w:r>
+                            <w:r>
+                              <w:rPr>
+                                <w:rFonts w:ascii="Arial" w:hAnsi="Arial"/>
+                                <w:i/>
+                                <w:sz w:val="20"/>
+                              </w:rPr>
+                              <w:t>por</w:t>
+                            </w:r>
+                            <w:r>
+                              <w:rPr>
+                                <w:rFonts w:ascii="Arial" w:hAnsi="Arial"/>
+                                <w:i/>
+                                <w:spacing w:val="-14"/>
+                                <w:sz w:val="20"/>
+                              </w:rPr>
+                              <w:t xml:space="preserve"> </w:t>
+                            </w:r>
+                            <w:r>
+                              <w:rPr>
+                                <w:rFonts w:ascii="Arial" w:hAnsi="Arial"/>
+                                <w:i/>
+                                <w:sz w:val="20"/>
+                              </w:rPr>
+                              <w:t>mejorar,</w:t>
+                            </w:r>
+                            <w:r>
+                              <w:rPr>
+                                <w:rFonts w:ascii="Arial" w:hAnsi="Arial"/>
+                                <w:i/>
+                                <w:spacing w:val="-13"/>
+                                <w:sz w:val="20"/>
+                              </w:rPr>
+                              <w:t xml:space="preserve"> </w:t>
+                            </w:r>
+                            <w:r>
+                              <w:rPr>
+                                <w:rFonts w:ascii="Arial" w:hAnsi="Arial"/>
+                                <w:i/>
+                                <w:sz w:val="20"/>
+                              </w:rPr>
+                              <w:t>Progresos:</w:t>
+                            </w:r>
+                            <w:r>
+                              <w:rPr>
+                                <w:rFonts w:ascii="Arial" w:hAnsi="Arial"/>
+                                <w:i/>
+                                <w:spacing w:val="-14"/>
+                                <w:sz w:val="20"/>
+                              </w:rPr>
+                              <w:t xml:space="preserve"> </w:t>
+                            </w:r>
+                            <w:r>
+                              <w:rPr>
+                                <w:rFonts w:ascii="Arial" w:hAnsi="Arial"/>
+                                <w:i/>
+                                <w:sz w:val="20"/>
+                              </w:rPr>
+                              <w:t>cómo ha evolucionado respecto de evaluaciones previas o metas establecidas, Contexto: factores del entorno que influyen — familia, escuela, apoyos, condiciones socioemocionales, Recomendaciones / proyecciones: sugerencias para continuar el apoyo, adaptaciones, objetivos próximos,</w:t>
+                            </w:r>
+                            <w:r>
+                              <w:rPr>
+                                <w:rFonts w:ascii="Arial" w:hAnsi="Arial"/>
+                                <w:i/>
+                                <w:spacing w:val="40"/>
+                                <w:sz w:val="20"/>
+                              </w:rPr>
+                              <w:t xml:space="preserve"> </w:t>
+                            </w:r>
+                            <w:r>
+                              <w:rPr>
+                                <w:rFonts w:ascii="Arial" w:hAnsi="Arial"/>
+                                <w:i/>
+                                <w:sz w:val="20"/>
+                              </w:rPr>
+                              <w:t>Estrategias</w:t>
+                            </w:r>
+                            <w:r>
+                              <w:rPr>
+                                <w:rFonts w:ascii="Arial" w:hAnsi="Arial"/>
+                                <w:i/>
+                                <w:spacing w:val="38"/>
+                                <w:sz w:val="20"/>
+                              </w:rPr>
+                              <w:t xml:space="preserve"> </w:t>
+                            </w:r>
+                            <w:r>
+                              <w:rPr>
+                                <w:rFonts w:ascii="Arial" w:hAnsi="Arial"/>
+                                <w:i/>
+                                <w:sz w:val="20"/>
+                              </w:rPr>
+                              <w:t>que</w:t>
+                            </w:r>
+                            <w:r>
+                              <w:rPr>
+                                <w:rFonts w:ascii="Arial" w:hAnsi="Arial"/>
+                                <w:i/>
+                                <w:spacing w:val="39"/>
+                                <w:sz w:val="20"/>
+                              </w:rPr>
+                              <w:t xml:space="preserve"> </w:t>
+                            </w:r>
+                            <w:r>
+                              <w:rPr>
+                                <w:rFonts w:ascii="Arial" w:hAnsi="Arial"/>
+                                <w:i/>
+                                <w:sz w:val="20"/>
+                              </w:rPr>
+                              <w:t>han</w:t>
+                            </w:r>
+                            <w:r>
+                              <w:rPr>
+                                <w:rFonts w:ascii="Arial" w:hAnsi="Arial"/>
+                                <w:i/>
+                                <w:spacing w:val="37"/>
+                                <w:sz w:val="20"/>
+                              </w:rPr>
+                              <w:t xml:space="preserve"> </w:t>
+                            </w:r>
+                            <w:r>
+                              <w:rPr>
+                                <w:rFonts w:ascii="Arial" w:hAnsi="Arial"/>
+                                <w:i/>
+                                <w:sz w:val="20"/>
+                              </w:rPr>
+                              <w:t>funcionado:</w:t>
+                            </w:r>
+                            <w:r>
+                              <w:rPr>
+                                <w:rFonts w:ascii="Arial" w:hAnsi="Arial"/>
+                                <w:i/>
+                                <w:spacing w:val="37"/>
+                                <w:sz w:val="20"/>
+                              </w:rPr>
+                              <w:t xml:space="preserve"> </w:t>
+                            </w:r>
+                            <w:r>
+                              <w:rPr>
+                                <w:rFonts w:ascii="Arial" w:hAnsi="Arial"/>
+                                <w:i/>
+                                <w:sz w:val="20"/>
+                              </w:rPr>
+                              <w:t>prácticas,</w:t>
+                            </w:r>
+                            <w:r>
+                              <w:rPr>
+                                <w:rFonts w:ascii="Arial" w:hAnsi="Arial"/>
+                                <w:i/>
+                                <w:spacing w:val="37"/>
+                                <w:sz w:val="20"/>
+                              </w:rPr>
+                              <w:t xml:space="preserve"> </w:t>
+                            </w:r>
+                            <w:r>
+                              <w:rPr>
+                                <w:rFonts w:ascii="Arial" w:hAnsi="Arial"/>
+                                <w:i/>
+                                <w:sz w:val="20"/>
+                              </w:rPr>
+                              <w:t>metodologías</w:t>
+                            </w:r>
+                            <w:r>
+                              <w:rPr>
+                                <w:rFonts w:ascii="Arial" w:hAnsi="Arial"/>
+                                <w:i/>
+                                <w:spacing w:val="39"/>
+                                <w:sz w:val="20"/>
+                              </w:rPr>
+                              <w:t xml:space="preserve"> </w:t>
+                            </w:r>
+                            <w:r>
+                              <w:rPr>
+                                <w:rFonts w:ascii="Arial" w:hAnsi="Arial"/>
+                                <w:i/>
+                                <w:sz w:val="20"/>
+                              </w:rPr>
+                              <w:t>o</w:t>
+                            </w:r>
+                            <w:r>
+                              <w:rPr>
+                                <w:rFonts w:ascii="Arial" w:hAnsi="Arial"/>
+                                <w:i/>
+                                <w:spacing w:val="37"/>
+                                <w:sz w:val="20"/>
+                              </w:rPr>
+                              <w:t xml:space="preserve"> </w:t>
+                            </w:r>
+                            <w:r>
+                              <w:rPr>
+                                <w:rFonts w:ascii="Arial" w:hAnsi="Arial"/>
+                                <w:i/>
+                                <w:sz w:val="20"/>
+                              </w:rPr>
+                              <w:t>recursos</w:t>
+                            </w:r>
+                            <w:r>
+                              <w:rPr>
+                                <w:rFonts w:ascii="Arial" w:hAnsi="Arial"/>
+                                <w:i/>
+                                <w:spacing w:val="38"/>
+                                <w:sz w:val="20"/>
+                              </w:rPr>
+                              <w:t xml:space="preserve"> </w:t>
+                            </w:r>
+                            <w:r>
+                              <w:rPr>
+                                <w:rFonts w:ascii="Arial" w:hAnsi="Arial"/>
+                                <w:i/>
+                                <w:sz w:val="20"/>
+                              </w:rPr>
+                              <w:t>que</w:t>
+                            </w:r>
+                            <w:r>
+                              <w:rPr>
+                                <w:rFonts w:ascii="Arial" w:hAnsi="Arial"/>
+                                <w:i/>
+                                <w:spacing w:val="37"/>
+                                <w:sz w:val="20"/>
+                              </w:rPr>
+                              <w:t xml:space="preserve"> </w:t>
+                            </w:r>
+                            <w:r>
+                              <w:rPr>
+                                <w:rFonts w:ascii="Arial" w:hAnsi="Arial"/>
+                                <w:i/>
+                                <w:sz w:val="20"/>
+                              </w:rPr>
+                              <w:t>han</w:t>
+                            </w:r>
+                            <w:r>
+                              <w:rPr>
+                                <w:rFonts w:ascii="Arial" w:hAnsi="Arial"/>
+                                <w:i/>
+                                <w:spacing w:val="37"/>
+                                <w:sz w:val="20"/>
+                              </w:rPr>
+                              <w:t xml:space="preserve"> </w:t>
+                            </w:r>
+                            <w:r>
+                              <w:rPr>
+                                <w:rFonts w:ascii="Arial" w:hAnsi="Arial"/>
+                                <w:i/>
+                                <w:sz w:val="20"/>
+                              </w:rPr>
+                              <w:t>sido</w:t>
+                            </w:r>
+                          </w:p>
+                          <w:p>
+                            <w:pPr>
+                              <w:pStyle w:val="TableParagraph"/>
+                              <w:spacing w:line="211" w:lineRule="exact"/>
+                              <w:ind w:left="107"/>
+                              <w:rPr>
+                                <w:rFonts w:ascii="Arial"/>
+                                <w:i/>
+                                <w:sz w:val="20"/>
+                              </w:rPr>
+                            </w:pPr>
+                            <w:r>
+                              <w:rPr>
+                                <w:rFonts w:ascii="Arial"/>
+                                <w:i/>
+                                <w:spacing w:val="-2"/>
+                                <w:sz w:val="20"/>
+                              </w:rPr>
+                              <w:t>efectivos)</w:t>
+                            </w:r>
+                          </w:p>
+                        </w:tc>
+                      </w:tr>
+                      <w:tr>
+                        <w:trPr>
+                          <w:trHeight w:val="1764"/>
+                        </w:trPr>
+                        <w:tc>
+                          <w:tcPr>
+                            <w:tcW w:w="8829" w:type="dxa"/>
+                          </w:tcPr>
+                          <w:p>
+                            <w:pPr>
+                              <w:pStyle w:val="TableParagraph"/>
+                              <w:spacing w:before="252"/>
+                              <w:ind w:left="107"/>
+                              <w:rPr>
+                                <w:rFonts w:ascii="Arial"/>
+                                <w:b/>
+                                <w:spacing w:val="-2"/>
+                              </w:rPr>
+                            </w:pPr>
+                            <w:r>
+                              <w:rPr>
+                                <w:rFonts w:ascii="Arial"/>
+                                <w:b/>
+                              </w:rPr>
+                              <w:t>a)</w:t>
+                            </w:r>
+                            <w:r>
+                              <w:rPr>
+                                <w:rFonts w:ascii="Arial"/>
+                                <w:b/>
+                                <w:spacing w:val="53"/>
+                              </w:rPr>
+                              <w:t xml:space="preserve"> </w:t>
+                            </w:r>
+                            <w:r>
+                              <w:rPr>
+                                <w:rFonts w:ascii="Arial"/>
+                                <w:b/>
+                              </w:rPr>
+                              <w:t>Habilidades</w:t>
+                            </w:r>
+                            <w:r>
+                              <w:rPr>
+                                <w:rFonts w:ascii="Arial"/>
+                                <w:b/>
+                                <w:spacing w:val="-6"/>
+                              </w:rPr>
+                              <w:t xml:space="preserve"> </w:t>
+                            </w:r>
+                            <w:r>
+                              <w:rPr>
+                                <w:rFonts w:ascii="Arial"/>
+                                <w:b/>
+                              </w:rPr>
+                              <w:t>Cognitivas</w:t>
+                            </w:r>
+                            <w:r>
+                              <w:rPr>
+                                <w:rFonts w:ascii="Arial"/>
+                                <w:b/>
+                                <w:spacing w:val="-3"/>
+                              </w:rPr>
+                              <w:t xml:space="preserve"> </w:t>
+                            </w:r>
+                            <w:r>
+                              <w:rPr>
+                                <w:rFonts w:ascii="Arial"/>
+                                <w:b/>
+                              </w:rPr>
+                              <w:t>y</w:t>
+                            </w:r>
+                            <w:r>
+                              <w:rPr>
+                                <w:rFonts w:ascii="Arial"/>
+                                <w:b/>
+                                <w:spacing w:val="-3"/>
+                              </w:rPr>
+                              <w:t xml:space="preserve"> </w:t>
+                            </w:r>
+                            <w:r>
+                              <w:rPr>
+                                <w:rFonts w:ascii="Arial"/>
+                                <w:b/>
+                                <w:spacing w:val="-2"/>
+                              </w:rPr>
+                              <w:t>Comunicativas</w:t>
+                            </w:r>
+                          </w:p>
+                          <w:p>
+                            <w:pPr>
+                              <w:pStyle w:val="TableParagraph"/>
+                              <w:ind w:left="108"/>
+                              <w:jc w:val="both"/>
+                              <w:rPr>
+                                <w:rFonts w:ascii="Arial"/>
+                                <w:b/>
+                              </w:rPr>
+                            </w:pPr>
+                            <w:sdt>
+                              <w:sdtPr>
+                                <w:rPr>
+                                  <w:rFonts w:ascii="Times New Roman"/>
+                                  <w:sz w:val="20"/>
+                                </w:rPr>
+                                <w:alias w:val="cognitive_synthesis"/>
+                                <w:tag w:val="cognitive_synthesis"/>
+                                <w:id w:val="140551588"/>
+                                <w:showingPlcHdr/>
+                              </w:sdtPr>
+                              <w:sdtContent>
+                                <w:r>
+                                  <w:rPr>
+                                    <w:rStyle w:val="Textodelmarcadordeposicin"/>
+                                    <w:rFonts w:ascii="Arial" w:hAnsi="Arial" w:cs="Arial"/>
+                                    <w:color w:val="auto"/>
+                                    <w:sz w:val="16"/>
+                                    <w:szCs w:val="16"/>
+                                  </w:rPr>
+                                  <w:t>Haz clic o pulse aquí para escribir texto.</w:t>
+                                </w:r>
+                              </w:sdtContent>
+                            </w:sdt>
+                          </w:p>
+                        </w:tc>
+                      </w:tr>
+                      <w:tr>
+                        <w:trPr>
+                          <w:trHeight w:val="1761"/>
+                        </w:trPr>
+                        <w:tc>
+                          <w:tcPr>
+                            <w:tcW w:w="8829" w:type="dxa"/>
+                          </w:tcPr>
+                          <w:p>
+                            <w:pPr>
+                              <w:pStyle w:val="TableParagraph"/>
+                              <w:spacing w:before="252"/>
+                              <w:ind w:left="107"/>
+                              <w:rPr>
+                                <w:rFonts w:ascii="Arial" w:hAnsi="Arial"/>
+                                <w:b/>
+                                <w:spacing w:val="-2"/>
+                              </w:rPr>
+                            </w:pPr>
+                            <w:r>
+                              <w:rPr>
+                                <w:rFonts w:ascii="Arial" w:hAnsi="Arial"/>
+                                <w:b/>
+                              </w:rPr>
+                              <w:t>b)</w:t>
+                            </w:r>
+                            <w:r>
+                              <w:rPr>
+                                <w:rFonts w:ascii="Arial" w:hAnsi="Arial"/>
+                                <w:b/>
+                                <w:spacing w:val="-8"/>
+                              </w:rPr>
+                              <w:t xml:space="preserve"> </w:t>
+                            </w:r>
+                            <w:r>
+                              <w:rPr>
+                                <w:rFonts w:ascii="Arial" w:hAnsi="Arial"/>
+                                <w:b/>
+                              </w:rPr>
+                              <w:t>Habilidades</w:t>
+                            </w:r>
+                            <w:r>
+                              <w:rPr>
+                                <w:rFonts w:ascii="Arial" w:hAnsi="Arial"/>
+                                <w:b/>
+                                <w:spacing w:val="-7"/>
+                              </w:rPr>
+                              <w:t xml:space="preserve"> </w:t>
+                            </w:r>
+                            <w:r>
+                              <w:rPr>
+                                <w:rFonts w:ascii="Arial" w:hAnsi="Arial"/>
+                                <w:b/>
+                              </w:rPr>
+                              <w:t>Personales,</w:t>
+                            </w:r>
+                            <w:r>
+                              <w:rPr>
+                                <w:rFonts w:ascii="Arial" w:hAnsi="Arial"/>
+                                <w:b/>
+                                <w:spacing w:val="-7"/>
+                              </w:rPr>
+                              <w:t xml:space="preserve"> </w:t>
+                            </w:r>
+                            <w:r>
+                              <w:rPr>
+                                <w:rFonts w:ascii="Arial" w:hAnsi="Arial"/>
+                                <w:b/>
+                              </w:rPr>
+                              <w:t>Socioemocionales</w:t>
+                            </w:r>
+                            <w:r>
+                              <w:rPr>
+                                <w:rFonts w:ascii="Arial" w:hAnsi="Arial"/>
+                                <w:b/>
+                                <w:spacing w:val="-8"/>
+                              </w:rPr>
+                              <w:t xml:space="preserve"> </w:t>
+                            </w:r>
+                            <w:r>
+                              <w:rPr>
+                                <w:rFonts w:ascii="Arial" w:hAnsi="Arial"/>
+                                <w:b/>
+                              </w:rPr>
+                              <w:t>y</w:t>
+                            </w:r>
+                            <w:r>
+                              <w:rPr>
+                                <w:rFonts w:ascii="Arial" w:hAnsi="Arial"/>
+                                <w:b/>
+                                <w:spacing w:val="-6"/>
+                              </w:rPr>
+                              <w:t xml:space="preserve"> </w:t>
+                            </w:r>
+                            <w:r>
+                              <w:rPr>
+                                <w:rFonts w:ascii="Arial" w:hAnsi="Arial"/>
+                                <w:b/>
+                              </w:rPr>
+                              <w:t>de</w:t>
+                            </w:r>
+                            <w:r>
+                              <w:rPr>
+                                <w:rFonts w:ascii="Arial" w:hAnsi="Arial"/>
+                                <w:b/>
+                                <w:spacing w:val="-14"/>
+                              </w:rPr>
+                              <w:t xml:space="preserve"> </w:t>
+                            </w:r>
+                            <w:r>
+                              <w:rPr>
+                                <w:rFonts w:ascii="Arial" w:hAnsi="Arial"/>
+                                <w:b/>
+                              </w:rPr>
+                              <w:t>Aproximación</w:t>
+                            </w:r>
+                            <w:r>
+                              <w:rPr>
+                                <w:rFonts w:ascii="Arial" w:hAnsi="Arial"/>
+                                <w:b/>
+                                <w:spacing w:val="-9"/>
+                              </w:rPr>
+                              <w:t xml:space="preserve"> </w:t>
+                            </w:r>
+                            <w:r>
+                              <w:rPr>
+                                <w:rFonts w:ascii="Arial" w:hAnsi="Arial"/>
+                                <w:b/>
+                              </w:rPr>
+                              <w:t>al</w:t>
+                            </w:r>
+                            <w:r>
+                              <w:rPr>
+                                <w:rFonts w:ascii="Arial" w:hAnsi="Arial"/>
+                                <w:b/>
+                                <w:spacing w:val="-13"/>
+                              </w:rPr>
+                              <w:t xml:space="preserve"> </w:t>
+                            </w:r>
+                            <w:r>
+                              <w:rPr>
+                                <w:rFonts w:ascii="Arial" w:hAnsi="Arial"/>
+                                <w:b/>
+                                <w:spacing w:val="-2"/>
+                              </w:rPr>
+                              <w:t>Aprendizaje</w:t>
+                            </w:r>
+                          </w:p>
+                          <w:p>
+                            <w:pPr>
+                              <w:pStyle w:val="TableParagraph"/>
+                              <w:ind w:left="108"/>
+                              <w:jc w:val="both"/>
+                              <w:rPr>
+                                <w:rFonts w:ascii="Arial" w:hAnsi="Arial"/>
+                                <w:b/>
+                              </w:rPr>
+                            </w:pPr>
+                            <w:sdt>
+                              <w:sdtPr>
+                                <w:rPr>
+                                  <w:rFonts w:ascii="Times New Roman"/>
+                                  <w:sz w:val="20"/>
+                                </w:rPr>
+                                <w:alias w:val="personal_synthesis"/>
+                                <w:tag w:val="personal_synthesis"/>
+                                <w:id w:val="1821845042"/>
+                                <w:showingPlcHdr/>
+                              </w:sdtPr>
+                              <w:sdtContent>
+                                <w:r>
+                                  <w:rPr>
+                                    <w:rStyle w:val="Textodelmarcadordeposicin"/>
+                                    <w:rFonts w:ascii="Arial" w:hAnsi="Arial" w:cs="Arial"/>
+                                    <w:color w:val="auto"/>
+                                    <w:sz w:val="16"/>
+                                    <w:szCs w:val="16"/>
+                                  </w:rPr>
+                                  <w:t>Haz clic o pulse aquí para escribir texto.</w:t>
+                                </w:r>
+                              </w:sdtContent>
+                            </w:sdt>
+                          </w:p>
+                        </w:tc>
+                      </w:tr>
+                      <w:tr>
+                        <w:trPr>
+                          <w:trHeight w:val="2214"/>
+                        </w:trPr>
+                        <w:tc>
+                          <w:tcPr>
+                            <w:tcW w:w="8829" w:type="dxa"/>
+                          </w:tcPr>
+                          <w:p>
+                            <w:pPr>
+                              <w:pStyle w:val="TableParagraph"/>
+                              <w:spacing w:before="254"/>
+                              <w:ind w:left="107"/>
+                              <w:rPr>
+                                <w:rFonts w:ascii="Arial" w:hAnsi="Arial"/>
+                                <w:b/>
+                                <w:spacing w:val="-2"/>
+                              </w:rPr>
+                            </w:pPr>
+                            <w:r>
+                              <w:rPr>
+                                <w:rFonts w:ascii="Arial" w:hAnsi="Arial"/>
+                                <w:b/>
+                              </w:rPr>
+                              <w:t>c)</w:t>
+                            </w:r>
+                            <w:r>
+                              <w:rPr>
+                                <w:rFonts w:ascii="Arial" w:hAnsi="Arial"/>
+                                <w:b/>
+                                <w:spacing w:val="-4"/>
+                              </w:rPr>
+                              <w:t xml:space="preserve"> </w:t>
+                            </w:r>
+                            <w:r>
+                              <w:rPr>
+                                <w:rFonts w:ascii="Arial" w:hAnsi="Arial"/>
+                                <w:b/>
+                              </w:rPr>
+                              <w:t>Habilidades</w:t>
+                            </w:r>
+                            <w:r>
+                              <w:rPr>
+                                <w:rFonts w:ascii="Arial" w:hAnsi="Arial"/>
+                                <w:b/>
+                                <w:spacing w:val="-6"/>
+                              </w:rPr>
+                              <w:t xml:space="preserve"> </w:t>
+                            </w:r>
+                            <w:r>
+                              <w:rPr>
+                                <w:rFonts w:ascii="Arial" w:hAnsi="Arial"/>
+                                <w:b/>
+                              </w:rPr>
+                              <w:t>motoras,</w:t>
+                            </w:r>
+                            <w:r>
+                              <w:rPr>
+                                <w:rFonts w:ascii="Arial" w:hAnsi="Arial"/>
+                                <w:b/>
+                                <w:spacing w:val="-2"/>
+                              </w:rPr>
+                              <w:t xml:space="preserve"> </w:t>
+                            </w:r>
+                            <w:r>
+                              <w:rPr>
+                                <w:rFonts w:ascii="Arial" w:hAnsi="Arial"/>
+                                <w:b/>
+                              </w:rPr>
+                              <w:t>de</w:t>
+                            </w:r>
+                            <w:r>
+                              <w:rPr>
+                                <w:rFonts w:ascii="Arial" w:hAnsi="Arial"/>
+                                <w:b/>
+                                <w:spacing w:val="-7"/>
+                              </w:rPr>
+                              <w:t xml:space="preserve"> </w:t>
+                            </w:r>
+                            <w:r>
+                              <w:rPr>
+                                <w:rFonts w:ascii="Arial" w:hAnsi="Arial"/>
+                                <w:b/>
+                              </w:rPr>
+                              <w:t>autonomía</w:t>
+                            </w:r>
+                            <w:r>
+                              <w:rPr>
+                                <w:rFonts w:ascii="Arial" w:hAnsi="Arial"/>
+                                <w:b/>
+                                <w:spacing w:val="-6"/>
+                              </w:rPr>
+                              <w:t xml:space="preserve"> </w:t>
+                            </w:r>
+                            <w:r>
+                              <w:rPr>
+                                <w:rFonts w:ascii="Arial" w:hAnsi="Arial"/>
+                                <w:b/>
+                              </w:rPr>
+                              <w:t>y</w:t>
+                            </w:r>
+                            <w:r>
+                              <w:rPr>
+                                <w:rFonts w:ascii="Arial" w:hAnsi="Arial"/>
+                                <w:b/>
+                                <w:spacing w:val="-4"/>
+                              </w:rPr>
+                              <w:t xml:space="preserve"> </w:t>
+                            </w:r>
+                            <w:r>
+                              <w:rPr>
+                                <w:rFonts w:ascii="Arial" w:hAnsi="Arial"/>
+                                <w:b/>
+                                <w:spacing w:val="-2"/>
+                              </w:rPr>
+                              <w:t>sensoriales</w:t>
+                            </w:r>
+                          </w:p>
+                          <w:p>
+                            <w:pPr>
+                              <w:pStyle w:val="TableParagraph"/>
+                              <w:ind w:left="108"/>
+                              <w:jc w:val="both"/>
+                              <w:rPr>
+                                <w:rFonts w:ascii="Arial" w:hAnsi="Arial"/>
+                                <w:b/>
+                              </w:rPr>
+                            </w:pPr>
+                            <w:sdt>
+                              <w:sdtPr>
+                                <w:rPr>
+                                  <w:rFonts w:ascii="Times New Roman"/>
+                                  <w:sz w:val="20"/>
+                                </w:rPr>
+                                <w:alias w:val="motor_synthesis"/>
+                                <w:tag w:val="motor_synthesis"/>
+                                <w:id w:val="383302001"/>
+                                <w:showingPlcHdr/>
+                              </w:sdtPr>
+                              <w:sdtContent>
+                                <w:r>
+                                  <w:rPr>
+                                    <w:rStyle w:val="Textodelmarcadordeposicin"/>
+                                    <w:rFonts w:ascii="Arial" w:hAnsi="Arial" w:cs="Arial"/>
+                                    <w:color w:val="auto"/>
+                                    <w:sz w:val="16"/>
+                                    <w:szCs w:val="16"/>
+                                  </w:rPr>
+                                  <w:t>Haz clic o pulse aquí para escribir texto.</w:t>
+                                </w:r>
+                              </w:sdtContent>
+                            </w:sdt>
+                          </w:p>
+                        </w:tc>
+                      </w:tr>
+                      <w:tr>
+                        <w:trPr>
+                          <w:trHeight w:val="3380"/>
+                        </w:trPr>
+                        <w:tc>
+                          <w:tcPr>
+                            <w:tcW w:w="8829" w:type="dxa"/>
+                          </w:tcPr>
+                          <w:p>
+                            <w:pPr>
+                              <w:pStyle w:val="TableParagraph"/>
+                              <w:spacing w:before="254"/>
+                              <w:ind w:left="107"/>
+                              <w:rPr>
+                                <w:rFonts w:ascii="Arial" w:hAnsi="Arial"/>
+                                <w:b/>
+                                <w:spacing w:val="-2"/>
+                              </w:rPr>
+                            </w:pPr>
+                            <w:r>
+                              <w:rPr>
+                                <w:rFonts w:ascii="Arial" w:hAnsi="Arial"/>
+                                <w:b/>
+                                <w:spacing w:val="-2"/>
+                              </w:rPr>
+                              <w:t>Conclusión</w:t>
+                            </w:r>
+                          </w:p>
+                          <w:p>
+                            <w:pPr>
+                              <w:pStyle w:val="TableParagraph"/>
+                              <w:ind w:left="108"/>
+                              <w:jc w:val="both"/>
+                              <w:rPr>
+                                <w:rFonts w:ascii="Arial" w:hAnsi="Arial"/>
+                                <w:b/>
+                              </w:rPr>
+                            </w:pPr>
+                            <w:sdt>
+                              <w:sdtPr>
+                                <w:rPr>
+                                  <w:rFonts w:ascii="Times New Roman"/>
+                                  <w:sz w:val="20"/>
+                                </w:rPr>
+                                <w:alias w:val="conclusion"/>
+                                <w:tag w:val="conclusion"/>
+                                <w:id w:val="-2146489739"/>
+                                <w:showingPlcHdr/>
+                              </w:sdtPr>
+                              <w:sdtContent>
+                                <w:r>
+                                  <w:rPr>
+                                    <w:rStyle w:val="Textodelmarcadordeposicin"/>
+                                    <w:rFonts w:ascii="Arial" w:hAnsi="Arial" w:cs="Arial"/>
+                                    <w:color w:val="auto"/>
+                                    <w:sz w:val="16"/>
+                                    <w:szCs w:val="16"/>
+                                  </w:rPr>
+                                  <w:t>Haz clic o pulse aquí para escribir texto.</w:t>
+                                </w:r>
+                              </w:sdtContent>
+                            </w:sdt>
+                          </w:p>
+                        </w:tc>
+                      </w:tr>
+                    </w:tbl>
+                    <w:p>
+                      <w:pPr>
+                        <w:pStyle w:val="Textoindependiente"/>
+                      </w:pPr>
+                    </w:p>
+                  </w:txbxContent>
+                </v:textbox>
+                <w10:wrap anchorx="page" anchory="page"/>
+              </v:shape>
+            </w:pict>
+          </mc:Fallback>
+        </mc:AlternateContent>
+      </w:r>
+      <w:r>
+        <w:rPr>
+          <w:noProof/>
+        </w:rPr>
+        <mc:AlternateContent>
+          <mc:Choice Requires="wps">
+            <w:drawing>
+              <wp:anchor distT="0" distB="0" distL="0" distR="0" simplePos="0" relativeHeight="15730176" behindDoc="0" locked="0" layoutInCell="1" allowOverlap="1" wp14:anchorId="61611FB0" wp14:editId="21D2F6EC">
                 <wp:simplePos x="0" y="0"/>
                 <wp:positionH relativeFrom="page">
                   <wp:posOffset>7272273</wp:posOffset>
@@ -5401,2131 +7509,8 @@
           </mc:Choice>
           <mc:Fallback>
             <w:pict>
-              <v:shape w14:anchorId="3CE84BB7" id="Graphic 9" o:spid="_x0000_s1026" style="position:absolute;margin-left:572.6pt;margin-top:529.85pt;width:39.4pt;height:.5pt;z-index:15730176;visibility:visible;mso-wrap-style:square;mso-wrap-distance-left:0;mso-wrap-distance-top:0;mso-wrap-distance-right:0;mso-wrap-distance-bottom:0;mso-position-horizontal:absolute;mso-position-horizontal-relative:page;mso-position-vertical:absolute;mso-position-vertical-relative:page;v-text-anchor:top" coordsize="500380,6350" o:gfxdata="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" path="m500176,l,,,6095r500176,l500176,xe" fillcolor="black" stroked="f">
+              <v:shape w14:anchorId="62F6E1FF" id="Graphic 9" o:spid="_x0000_s1026" style="position:absolute;margin-left:572.6pt;margin-top:529.85pt;width:39.4pt;height:.5pt;z-index:15730176;visibility:visible;mso-wrap-style:square;mso-wrap-distance-left:0;mso-wrap-distance-top:0;mso-wrap-distance-right:0;mso-wrap-distance-bottom:0;mso-position-horizontal:absolute;mso-position-horizontal-relative:page;mso-position-vertical:absolute;mso-position-vertical-relative:page;v-text-anchor:top" coordsize="500380,6350" o:gfxdata="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" path="m500176,l,,,6095r500176,l500176,xe" fillcolor="black" stroked="f">
                 <v:path arrowok="t"/>
-                <w10:wrap anchorx="page" anchory="page"/>
-              </v:shape>
-            </w:pict>
-          </mc:Fallback>
-        </mc:AlternateContent>
-      </w:r>
-      <w:r>
-        <w:rPr>
-          <w:noProof/>
-        </w:rPr>
-        <mc:AlternateContent>
-          <mc:Choice Requires="wps">
-            <w:drawing>
-              <wp:anchor distT="0" distB="0" distL="0" distR="0" simplePos="0" relativeHeight="15730688" behindDoc="0" locked="0" layoutInCell="1" allowOverlap="1" wp14:anchorId="18298BC2" wp14:editId="0CE34182">
-                <wp:simplePos x="0" y="0"/>
-                <wp:positionH relativeFrom="page">
-                  <wp:posOffset>1042720</wp:posOffset>
-                </wp:positionH>
-                <wp:positionV relativeFrom="page">
-                  <wp:posOffset>1320038</wp:posOffset>
-                </wp:positionV>
-                <wp:extent cx="5688965" cy="7638415"/>
-                <wp:effectExtent l="0" t="0" r="0" b="0"/>
-                <wp:wrapNone/>
-                <wp:docPr id="10" name="Textbox 10"/>
-                <wp:cNvGraphicFramePr>
-                  <a:graphicFrameLocks xmlns:a="http://schemas.openxmlformats.org/drawingml/2006/main"/>
-                </wp:cNvGraphicFramePr>
-                <a:graphic xmlns:a="http://schemas.openxmlformats.org/drawingml/2006/main">
-                  <a:graphicData uri="http://schemas.microsoft.com/office/word/2010/wordprocessingShape">
-                    <wps:wsp>
-                      <wps:cNvSpPr txBox="1">
-                        <a:spLocks/>
-                      </wps:cNvSpPr>
-                      <wps:spPr>
-                        <a:xfrm>
-                          <a:off x="0" y="0"/>
-                          <a:ext cx="5688965" cy="7638415"/>
-                        </a:xfrm>
-                        <a:prstGeom prst="rect">
-                          <a:avLst/>
-                        </a:prstGeom>
-                      </wps:spPr>
-                      <wps:txbx>
-                        <w:txbxContent>
-                          <w:tbl>
-                            <w:tblPr>
-                              <w:tblStyle w:val="TableNormal"/>
-                              <w:tblW w:w="0" w:type="auto"/>
-                              <w:tblInd w:w="65" w:type="dxa"/>
-                              <w:tblBorders>
-                                <w:top w:val="single" w:sz="4" w:space="0" w:color="000000"/>
-                                <w:left w:val="single" w:sz="4" w:space="0" w:color="000000"/>
-                                <w:bottom w:val="single" w:sz="4" w:space="0" w:color="000000"/>
-                                <w:right w:val="single" w:sz="4" w:space="0" w:color="000000"/>
-                                <w:insideH w:val="single" w:sz="4" w:space="0" w:color="000000"/>
-                                <w:insideV w:val="single" w:sz="4" w:space="0" w:color="000000"/>
-                              </w:tblBorders>
-                              <w:tblLayout w:type="fixed"/>
-                              <w:tblLook w:val="01E0" w:firstRow="1" w:lastRow="1" w:firstColumn="1" w:lastColumn="1" w:noHBand="0" w:noVBand="0"/>
-                            </w:tblPr>
-                            <w:tblGrid>
-                              <w:gridCol w:w="8829"/>
-                            </w:tblGrid>
-                            <w:tr>
-                              <w:trPr>
-                                <w:trHeight w:val="1886"/>
-                              </w:trPr>
-                              <w:tc>
-                                <w:tcPr>
-                                  <w:tcW w:w="8829" w:type="dxa"/>
-                                </w:tcPr>
-                                <w:p>
-                                  <w:pPr>
-                                    <w:pStyle w:val="TableParagraph"/>
-                                    <w:spacing w:line="276" w:lineRule="exact"/>
-                                    <w:ind w:left="827"/>
-                                    <w:rPr>
-                                      <w:rFonts w:ascii="Arial"/>
-                                      <w:b/>
-                                      <w:sz w:val="24"/>
-                                    </w:rPr>
-                                  </w:pPr>
-                                  <w:r>
-                                    <w:rPr>
-                                      <w:rFonts w:ascii="Arial"/>
-                                      <w:b/>
-                                      <w:sz w:val="24"/>
-                                    </w:rPr>
-                                    <w:t>V.</w:t>
-                                  </w:r>
-                                  <w:r>
-                                    <w:rPr>
-                                      <w:rFonts w:ascii="Arial"/>
-                                      <w:b/>
-                                      <w:spacing w:val="65"/>
-                                      <w:sz w:val="24"/>
-                                    </w:rPr>
-                                    <w:t xml:space="preserve"> </w:t>
-                                  </w:r>
-                                  <w:r>
-                                    <w:rPr>
-                                      <w:rFonts w:ascii="Arial"/>
-                                      <w:b/>
-                                      <w:spacing w:val="-2"/>
-                                      <w:sz w:val="24"/>
-                                    </w:rPr>
-                                    <w:t>SINTESIS</w:t>
-                                  </w:r>
-                                </w:p>
-                                <w:p>
-                                  <w:pPr>
-                                    <w:pStyle w:val="TableParagraph"/>
-                                    <w:ind w:left="107" w:right="98"/>
-                                    <w:jc w:val="both"/>
-                                    <w:rPr>
-                                      <w:rFonts w:ascii="Arial" w:hAnsi="Arial"/>
-                                      <w:i/>
-                                      <w:sz w:val="20"/>
-                                    </w:rPr>
-                                  </w:pPr>
-                                  <w:r>
-                                    <w:rPr>
-                                      <w:rFonts w:ascii="Arial" w:hAnsi="Arial"/>
-                                      <w:i/>
-                                      <w:sz w:val="20"/>
-                                    </w:rPr>
-                                    <w:t>(Fortalezas: los aspectos positivos o recursos del/la estudiante — capacidades, avances, intereses,</w:t>
-                                  </w:r>
-                                  <w:r>
-                                    <w:rPr>
-                                      <w:rFonts w:ascii="Arial" w:hAnsi="Arial"/>
-                                      <w:i/>
-                                      <w:spacing w:val="-14"/>
-                                      <w:sz w:val="20"/>
-                                    </w:rPr>
-                                    <w:t xml:space="preserve"> </w:t>
-                                  </w:r>
-                                  <w:r>
-                                    <w:rPr>
-                                      <w:rFonts w:ascii="Arial" w:hAnsi="Arial"/>
-                                      <w:i/>
-                                      <w:sz w:val="20"/>
-                                    </w:rPr>
-                                    <w:t>Desafíos</w:t>
-                                  </w:r>
-                                  <w:r>
-                                    <w:rPr>
-                                      <w:rFonts w:ascii="Arial" w:hAnsi="Arial"/>
-                                      <w:i/>
-                                      <w:spacing w:val="-14"/>
-                                      <w:sz w:val="20"/>
-                                    </w:rPr>
-                                    <w:t xml:space="preserve"> </w:t>
-                                  </w:r>
-                                  <w:r>
-                                    <w:rPr>
-                                      <w:rFonts w:ascii="Arial" w:hAnsi="Arial"/>
-                                      <w:i/>
-                                      <w:sz w:val="20"/>
-                                    </w:rPr>
-                                    <w:t>o</w:t>
-                                  </w:r>
-                                  <w:r>
-                                    <w:rPr>
-                                      <w:rFonts w:ascii="Arial" w:hAnsi="Arial"/>
-                                      <w:i/>
-                                      <w:spacing w:val="-14"/>
-                                      <w:sz w:val="20"/>
-                                    </w:rPr>
-                                    <w:t xml:space="preserve"> </w:t>
-                                  </w:r>
-                                  <w:r>
-                                    <w:rPr>
-                                      <w:rFonts w:ascii="Arial" w:hAnsi="Arial"/>
-                                      <w:i/>
-                                      <w:sz w:val="20"/>
-                                    </w:rPr>
-                                    <w:t>necesidades:</w:t>
-                                  </w:r>
-                                  <w:r>
-                                    <w:rPr>
-                                      <w:rFonts w:ascii="Arial" w:hAnsi="Arial"/>
-                                      <w:i/>
-                                      <w:spacing w:val="-14"/>
-                                      <w:sz w:val="20"/>
-                                    </w:rPr>
-                                    <w:t xml:space="preserve"> </w:t>
-                                  </w:r>
-                                  <w:r>
-                                    <w:rPr>
-                                      <w:rFonts w:ascii="Arial" w:hAnsi="Arial"/>
-                                      <w:i/>
-                                      <w:sz w:val="20"/>
-                                    </w:rPr>
-                                    <w:t>dificultades,</w:t>
-                                  </w:r>
-                                  <w:r>
-                                    <w:rPr>
-                                      <w:rFonts w:ascii="Arial" w:hAnsi="Arial"/>
-                                      <w:i/>
-                                      <w:spacing w:val="-14"/>
-                                      <w:sz w:val="20"/>
-                                    </w:rPr>
-                                    <w:t xml:space="preserve"> </w:t>
-                                  </w:r>
-                                  <w:r>
-                                    <w:rPr>
-                                      <w:rFonts w:ascii="Arial" w:hAnsi="Arial"/>
-                                      <w:i/>
-                                      <w:sz w:val="20"/>
-                                    </w:rPr>
-                                    <w:t>barreras</w:t>
-                                  </w:r>
-                                  <w:r>
-                                    <w:rPr>
-                                      <w:rFonts w:ascii="Arial" w:hAnsi="Arial"/>
-                                      <w:i/>
-                                      <w:spacing w:val="-14"/>
-                                      <w:sz w:val="20"/>
-                                    </w:rPr>
-                                    <w:t xml:space="preserve"> </w:t>
-                                  </w:r>
-                                  <w:r>
-                                    <w:rPr>
-                                      <w:rFonts w:ascii="Arial" w:hAnsi="Arial"/>
-                                      <w:i/>
-                                      <w:sz w:val="20"/>
-                                    </w:rPr>
-                                    <w:t>o</w:t>
-                                  </w:r>
-                                  <w:r>
-                                    <w:rPr>
-                                      <w:rFonts w:ascii="Arial" w:hAnsi="Arial"/>
-                                      <w:i/>
-                                      <w:spacing w:val="-14"/>
-                                      <w:sz w:val="20"/>
-                                    </w:rPr>
-                                    <w:t xml:space="preserve"> </w:t>
-                                  </w:r>
-                                  <w:r>
-                                    <w:rPr>
-                                      <w:rFonts w:ascii="Arial" w:hAnsi="Arial"/>
-                                      <w:i/>
-                                      <w:sz w:val="20"/>
-                                    </w:rPr>
-                                    <w:t>aspectos</w:t>
-                                  </w:r>
-                                  <w:r>
-                                    <w:rPr>
-                                      <w:rFonts w:ascii="Arial" w:hAnsi="Arial"/>
-                                      <w:i/>
-                                      <w:spacing w:val="-14"/>
-                                      <w:sz w:val="20"/>
-                                    </w:rPr>
-                                    <w:t xml:space="preserve"> </w:t>
-                                  </w:r>
-                                  <w:r>
-                                    <w:rPr>
-                                      <w:rFonts w:ascii="Arial" w:hAnsi="Arial"/>
-                                      <w:i/>
-                                      <w:sz w:val="20"/>
-                                    </w:rPr>
-                                    <w:t>por</w:t>
-                                  </w:r>
-                                  <w:r>
-                                    <w:rPr>
-                                      <w:rFonts w:ascii="Arial" w:hAnsi="Arial"/>
-                                      <w:i/>
-                                      <w:spacing w:val="-14"/>
-                                      <w:sz w:val="20"/>
-                                    </w:rPr>
-                                    <w:t xml:space="preserve"> </w:t>
-                                  </w:r>
-                                  <w:r>
-                                    <w:rPr>
-                                      <w:rFonts w:ascii="Arial" w:hAnsi="Arial"/>
-                                      <w:i/>
-                                      <w:sz w:val="20"/>
-                                    </w:rPr>
-                                    <w:t>mejorar,</w:t>
-                                  </w:r>
-                                  <w:r>
-                                    <w:rPr>
-                                      <w:rFonts w:ascii="Arial" w:hAnsi="Arial"/>
-                                      <w:i/>
-                                      <w:spacing w:val="-13"/>
-                                      <w:sz w:val="20"/>
-                                    </w:rPr>
-                                    <w:t xml:space="preserve"> </w:t>
-                                  </w:r>
-                                  <w:r>
-                                    <w:rPr>
-                                      <w:rFonts w:ascii="Arial" w:hAnsi="Arial"/>
-                                      <w:i/>
-                                      <w:sz w:val="20"/>
-                                    </w:rPr>
-                                    <w:t>Progresos:</w:t>
-                                  </w:r>
-                                  <w:r>
-                                    <w:rPr>
-                                      <w:rFonts w:ascii="Arial" w:hAnsi="Arial"/>
-                                      <w:i/>
-                                      <w:spacing w:val="-14"/>
-                                      <w:sz w:val="20"/>
-                                    </w:rPr>
-                                    <w:t xml:space="preserve"> </w:t>
-                                  </w:r>
-                                  <w:r>
-                                    <w:rPr>
-                                      <w:rFonts w:ascii="Arial" w:hAnsi="Arial"/>
-                                      <w:i/>
-                                      <w:sz w:val="20"/>
-                                    </w:rPr>
-                                    <w:t>cómo ha evolucionado respecto de evaluaciones previas o metas establecidas, Contexto: factores del entorno que influyen — familia, escuela, apoyos, condiciones socioemocionales, Recomendaciones / proyecciones: sugerencias para continuar el apoyo, adaptaciones, objetivos próximos,</w:t>
-                                  </w:r>
-                                  <w:r>
-                                    <w:rPr>
-                                      <w:rFonts w:ascii="Arial" w:hAnsi="Arial"/>
-                                      <w:i/>
-                                      <w:spacing w:val="40"/>
-                                      <w:sz w:val="20"/>
-                                    </w:rPr>
-                                    <w:t xml:space="preserve"> </w:t>
-                                  </w:r>
-                                  <w:r>
-                                    <w:rPr>
-                                      <w:rFonts w:ascii="Arial" w:hAnsi="Arial"/>
-                                      <w:i/>
-                                      <w:sz w:val="20"/>
-                                    </w:rPr>
-                                    <w:t>Estrategias</w:t>
-                                  </w:r>
-                                  <w:r>
-                                    <w:rPr>
-                                      <w:rFonts w:ascii="Arial" w:hAnsi="Arial"/>
-                                      <w:i/>
-                                      <w:spacing w:val="38"/>
-                                      <w:sz w:val="20"/>
-                                    </w:rPr>
-                                    <w:t xml:space="preserve"> </w:t>
-                                  </w:r>
-                                  <w:r>
-                                    <w:rPr>
-                                      <w:rFonts w:ascii="Arial" w:hAnsi="Arial"/>
-                                      <w:i/>
-                                      <w:sz w:val="20"/>
-                                    </w:rPr>
-                                    <w:t>que</w:t>
-                                  </w:r>
-                                  <w:r>
-                                    <w:rPr>
-                                      <w:rFonts w:ascii="Arial" w:hAnsi="Arial"/>
-                                      <w:i/>
-                                      <w:spacing w:val="39"/>
-                                      <w:sz w:val="20"/>
-                                    </w:rPr>
-                                    <w:t xml:space="preserve"> </w:t>
-                                  </w:r>
-                                  <w:r>
-                                    <w:rPr>
-                                      <w:rFonts w:ascii="Arial" w:hAnsi="Arial"/>
-                                      <w:i/>
-                                      <w:sz w:val="20"/>
-                                    </w:rPr>
-                                    <w:t>han</w:t>
-                                  </w:r>
-                                  <w:r>
-                                    <w:rPr>
-                                      <w:rFonts w:ascii="Arial" w:hAnsi="Arial"/>
-                                      <w:i/>
-                                      <w:spacing w:val="37"/>
-                                      <w:sz w:val="20"/>
-                                    </w:rPr>
-                                    <w:t xml:space="preserve"> </w:t>
-                                  </w:r>
-                                  <w:r>
-                                    <w:rPr>
-                                      <w:rFonts w:ascii="Arial" w:hAnsi="Arial"/>
-                                      <w:i/>
-                                      <w:sz w:val="20"/>
-                                    </w:rPr>
-                                    <w:t>funcionado:</w:t>
-                                  </w:r>
-                                  <w:r>
-                                    <w:rPr>
-                                      <w:rFonts w:ascii="Arial" w:hAnsi="Arial"/>
-                                      <w:i/>
-                                      <w:spacing w:val="37"/>
-                                      <w:sz w:val="20"/>
-                                    </w:rPr>
-                                    <w:t xml:space="preserve"> </w:t>
-                                  </w:r>
-                                  <w:r>
-                                    <w:rPr>
-                                      <w:rFonts w:ascii="Arial" w:hAnsi="Arial"/>
-                                      <w:i/>
-                                      <w:sz w:val="20"/>
-                                    </w:rPr>
-                                    <w:t>prácticas,</w:t>
-                                  </w:r>
-                                  <w:r>
-                                    <w:rPr>
-                                      <w:rFonts w:ascii="Arial" w:hAnsi="Arial"/>
-                                      <w:i/>
-                                      <w:spacing w:val="37"/>
-                                      <w:sz w:val="20"/>
-                                    </w:rPr>
-                                    <w:t xml:space="preserve"> </w:t>
-                                  </w:r>
-                                  <w:r>
-                                    <w:rPr>
-                                      <w:rFonts w:ascii="Arial" w:hAnsi="Arial"/>
-                                      <w:i/>
-                                      <w:sz w:val="20"/>
-                                    </w:rPr>
-                                    <w:t>metodologías</w:t>
-                                  </w:r>
-                                  <w:r>
-                                    <w:rPr>
-                                      <w:rFonts w:ascii="Arial" w:hAnsi="Arial"/>
-                                      <w:i/>
-                                      <w:spacing w:val="39"/>
-                                      <w:sz w:val="20"/>
-                                    </w:rPr>
-                                    <w:t xml:space="preserve"> </w:t>
-                                  </w:r>
-                                  <w:r>
-                                    <w:rPr>
-                                      <w:rFonts w:ascii="Arial" w:hAnsi="Arial"/>
-                                      <w:i/>
-                                      <w:sz w:val="20"/>
-                                    </w:rPr>
-                                    <w:t>o</w:t>
-                                  </w:r>
-                                  <w:r>
-                                    <w:rPr>
-                                      <w:rFonts w:ascii="Arial" w:hAnsi="Arial"/>
-                                      <w:i/>
-                                      <w:spacing w:val="37"/>
-                                      <w:sz w:val="20"/>
-                                    </w:rPr>
-                                    <w:t xml:space="preserve"> </w:t>
-                                  </w:r>
-                                  <w:r>
-                                    <w:rPr>
-                                      <w:rFonts w:ascii="Arial" w:hAnsi="Arial"/>
-                                      <w:i/>
-                                      <w:sz w:val="20"/>
-                                    </w:rPr>
-                                    <w:t>recursos</w:t>
-                                  </w:r>
-                                  <w:r>
-                                    <w:rPr>
-                                      <w:rFonts w:ascii="Arial" w:hAnsi="Arial"/>
-                                      <w:i/>
-                                      <w:spacing w:val="38"/>
-                                      <w:sz w:val="20"/>
-                                    </w:rPr>
-                                    <w:t xml:space="preserve"> </w:t>
-                                  </w:r>
-                                  <w:r>
-                                    <w:rPr>
-                                      <w:rFonts w:ascii="Arial" w:hAnsi="Arial"/>
-                                      <w:i/>
-                                      <w:sz w:val="20"/>
-                                    </w:rPr>
-                                    <w:t>que</w:t>
-                                  </w:r>
-                                  <w:r>
-                                    <w:rPr>
-                                      <w:rFonts w:ascii="Arial" w:hAnsi="Arial"/>
-                                      <w:i/>
-                                      <w:spacing w:val="37"/>
-                                      <w:sz w:val="20"/>
-                                    </w:rPr>
-                                    <w:t xml:space="preserve"> </w:t>
-                                  </w:r>
-                                  <w:r>
-                                    <w:rPr>
-                                      <w:rFonts w:ascii="Arial" w:hAnsi="Arial"/>
-                                      <w:i/>
-                                      <w:sz w:val="20"/>
-                                    </w:rPr>
-                                    <w:t>han</w:t>
-                                  </w:r>
-                                  <w:r>
-                                    <w:rPr>
-                                      <w:rFonts w:ascii="Arial" w:hAnsi="Arial"/>
-                                      <w:i/>
-                                      <w:spacing w:val="37"/>
-                                      <w:sz w:val="20"/>
-                                    </w:rPr>
-                                    <w:t xml:space="preserve"> </w:t>
-                                  </w:r>
-                                  <w:r>
-                                    <w:rPr>
-                                      <w:rFonts w:ascii="Arial" w:hAnsi="Arial"/>
-                                      <w:i/>
-                                      <w:sz w:val="20"/>
-                                    </w:rPr>
-                                    <w:t>sido</w:t>
-                                  </w:r>
-                                </w:p>
-                                <w:p>
-                                  <w:pPr>
-                                    <w:pStyle w:val="TableParagraph"/>
-                                    <w:spacing w:line="211" w:lineRule="exact"/>
-                                    <w:ind w:left="107"/>
-                                    <w:rPr>
-                                      <w:rFonts w:ascii="Arial"/>
-                                      <w:i/>
-                                      <w:sz w:val="20"/>
-                                    </w:rPr>
-                                  </w:pPr>
-                                  <w:r>
-                                    <w:rPr>
-                                      <w:rFonts w:ascii="Arial"/>
-                                      <w:i/>
-                                      <w:spacing w:val="-2"/>
-                                      <w:sz w:val="20"/>
-                                    </w:rPr>
-                                    <w:t>efectivos)</w:t>
-                                  </w:r>
-                                </w:p>
-                              </w:tc>
-                            </w:tr>
-                            <w:tr>
-                              <w:trPr>
-                                <w:trHeight w:val="1764"/>
-                              </w:trPr>
-                              <w:tc>
-                                <w:tcPr>
-                                  <w:tcW w:w="8829" w:type="dxa"/>
-                                </w:tcPr>
-                                <w:p>
-                                  <w:pPr>
-                                    <w:pStyle w:val="TableParagraph"/>
-                                    <w:spacing w:before="252"/>
-                                    <w:ind w:left="107"/>
-                                    <w:rPr>
-                                      <w:rFonts w:ascii="Arial"/>
-                                      <w:b/>
-                                      <w:spacing w:val="-2"/>
-                                    </w:rPr>
-                                  </w:pPr>
-                                  <w:r>
-                                    <w:rPr>
-                                      <w:rFonts w:ascii="Arial"/>
-                                      <w:b/>
-                                    </w:rPr>
-                                    <w:t>a)</w:t>
-                                  </w:r>
-                                  <w:r>
-                                    <w:rPr>
-                                      <w:rFonts w:ascii="Arial"/>
-                                      <w:b/>
-                                      <w:spacing w:val="53"/>
-                                    </w:rPr>
-                                    <w:t xml:space="preserve"> </w:t>
-                                  </w:r>
-                                  <w:r>
-                                    <w:rPr>
-                                      <w:rFonts w:ascii="Arial"/>
-                                      <w:b/>
-                                    </w:rPr>
-                                    <w:t>Habilidades</w:t>
-                                  </w:r>
-                                  <w:r>
-                                    <w:rPr>
-                                      <w:rFonts w:ascii="Arial"/>
-                                      <w:b/>
-                                      <w:spacing w:val="-6"/>
-                                    </w:rPr>
-                                    <w:t xml:space="preserve"> </w:t>
-                                  </w:r>
-                                  <w:r>
-                                    <w:rPr>
-                                      <w:rFonts w:ascii="Arial"/>
-                                      <w:b/>
-                                    </w:rPr>
-                                    <w:t>Cognitivas</w:t>
-                                  </w:r>
-                                  <w:r>
-                                    <w:rPr>
-                                      <w:rFonts w:ascii="Arial"/>
-                                      <w:b/>
-                                      <w:spacing w:val="-3"/>
-                                    </w:rPr>
-                                    <w:t xml:space="preserve"> </w:t>
-                                  </w:r>
-                                  <w:r>
-                                    <w:rPr>
-                                      <w:rFonts w:ascii="Arial"/>
-                                      <w:b/>
-                                    </w:rPr>
-                                    <w:t>y</w:t>
-                                  </w:r>
-                                  <w:r>
-                                    <w:rPr>
-                                      <w:rFonts w:ascii="Arial"/>
-                                      <w:b/>
-                                      <w:spacing w:val="-3"/>
-                                    </w:rPr>
-                                    <w:t xml:space="preserve"> </w:t>
-                                  </w:r>
-                                  <w:r>
-                                    <w:rPr>
-                                      <w:rFonts w:ascii="Arial"/>
-                                      <w:b/>
-                                      <w:spacing w:val="-2"/>
-                                    </w:rPr>
-                                    <w:t>Comunicativas</w:t>
-                                  </w:r>
-                                </w:p>
-                                <w:p>
-                                  <w:pPr>
-                                    <w:pStyle w:val="TableParagraph"/>
-                                    <w:spacing w:before="252"/>
-                                    <w:ind w:left="107"/>
-                                    <w:rPr>
-                                      <w:rFonts w:ascii="Arial"/>
-                                      <w:b/>
-                                    </w:rPr>
-                                  </w:pPr>
-                                  <w:sdt>
-                                    <w:sdtPr>
-                                      <w:rPr>
-                                        <w:rFonts w:ascii="Times New Roman"/>
-                                        <w:sz w:val="20"/>
-                                      </w:rPr>
-                                      <w:alias w:val="cognitive_synthesis"/>
-                                      <w:tag w:val="cognitive_synthesis"/>
-                                      <w:id w:val="140551588"/>
-                                      <w:placeholder>
-                                        <w:docPart w:val="9CA877C1EDE44B73B36EB61AAAF5AC6F"/>
-                                      </w:placeholder>
-                                      <w:showingPlcHdr/>
-                                    </w:sdtPr>
-                                    <w:sdtContent>
-                                      <w:r>
-                                        <w:rPr>
-                                          <w:rStyle w:val="Textodelmarcadordeposicin"/>
-                                          <w:rFonts w:ascii="Arial" w:hAnsi="Arial" w:cs="Arial"/>
-                                          <w:color w:val="auto"/>
-                                          <w:sz w:val="16"/>
-                                          <w:szCs w:val="16"/>
-                                        </w:rPr>
-                                        <w:t>Haz clic o pulse aquí para escribir texto.</w:t>
-                                      </w:r>
-                                    </w:sdtContent>
-                                  </w:sdt>
-                                </w:p>
-                              </w:tc>
-                            </w:tr>
-                            <w:tr>
-                              <w:trPr>
-                                <w:trHeight w:val="1761"/>
-                              </w:trPr>
-                              <w:tc>
-                                <w:tcPr>
-                                  <w:tcW w:w="8829" w:type="dxa"/>
-                                </w:tcPr>
-                                <w:p>
-                                  <w:pPr>
-                                    <w:pStyle w:val="TableParagraph"/>
-                                    <w:spacing w:before="252"/>
-                                    <w:ind w:left="107"/>
-                                    <w:rPr>
-                                      <w:rFonts w:ascii="Arial" w:hAnsi="Arial"/>
-                                      <w:b/>
-                                      <w:spacing w:val="-2"/>
-                                    </w:rPr>
-                                  </w:pPr>
-                                  <w:r>
-                                    <w:rPr>
-                                      <w:rFonts w:ascii="Arial" w:hAnsi="Arial"/>
-                                      <w:b/>
-                                    </w:rPr>
-                                    <w:t>b)</w:t>
-                                  </w:r>
-                                  <w:r>
-                                    <w:rPr>
-                                      <w:rFonts w:ascii="Arial" w:hAnsi="Arial"/>
-                                      <w:b/>
-                                      <w:spacing w:val="-8"/>
-                                    </w:rPr>
-                                    <w:t xml:space="preserve"> </w:t>
-                                  </w:r>
-                                  <w:r>
-                                    <w:rPr>
-                                      <w:rFonts w:ascii="Arial" w:hAnsi="Arial"/>
-                                      <w:b/>
-                                    </w:rPr>
-                                    <w:t>Habilidades</w:t>
-                                  </w:r>
-                                  <w:r>
-                                    <w:rPr>
-                                      <w:rFonts w:ascii="Arial" w:hAnsi="Arial"/>
-                                      <w:b/>
-                                      <w:spacing w:val="-7"/>
-                                    </w:rPr>
-                                    <w:t xml:space="preserve"> </w:t>
-                                  </w:r>
-                                  <w:r>
-                                    <w:rPr>
-                                      <w:rFonts w:ascii="Arial" w:hAnsi="Arial"/>
-                                      <w:b/>
-                                    </w:rPr>
-                                    <w:t>Personales,</w:t>
-                                  </w:r>
-                                  <w:r>
-                                    <w:rPr>
-                                      <w:rFonts w:ascii="Arial" w:hAnsi="Arial"/>
-                                      <w:b/>
-                                      <w:spacing w:val="-7"/>
-                                    </w:rPr>
-                                    <w:t xml:space="preserve"> </w:t>
-                                  </w:r>
-                                  <w:r>
-                                    <w:rPr>
-                                      <w:rFonts w:ascii="Arial" w:hAnsi="Arial"/>
-                                      <w:b/>
-                                    </w:rPr>
-                                    <w:t>Socioemocionales</w:t>
-                                  </w:r>
-                                  <w:r>
-                                    <w:rPr>
-                                      <w:rFonts w:ascii="Arial" w:hAnsi="Arial"/>
-                                      <w:b/>
-                                      <w:spacing w:val="-8"/>
-                                    </w:rPr>
-                                    <w:t xml:space="preserve"> </w:t>
-                                  </w:r>
-                                  <w:r>
-                                    <w:rPr>
-                                      <w:rFonts w:ascii="Arial" w:hAnsi="Arial"/>
-                                      <w:b/>
-                                    </w:rPr>
-                                    <w:t>y</w:t>
-                                  </w:r>
-                                  <w:r>
-                                    <w:rPr>
-                                      <w:rFonts w:ascii="Arial" w:hAnsi="Arial"/>
-                                      <w:b/>
-                                      <w:spacing w:val="-6"/>
-                                    </w:rPr>
-                                    <w:t xml:space="preserve"> </w:t>
-                                  </w:r>
-                                  <w:r>
-                                    <w:rPr>
-                                      <w:rFonts w:ascii="Arial" w:hAnsi="Arial"/>
-                                      <w:b/>
-                                    </w:rPr>
-                                    <w:t>de</w:t>
-                                  </w:r>
-                                  <w:r>
-                                    <w:rPr>
-                                      <w:rFonts w:ascii="Arial" w:hAnsi="Arial"/>
-                                      <w:b/>
-                                      <w:spacing w:val="-14"/>
-                                    </w:rPr>
-                                    <w:t xml:space="preserve"> </w:t>
-                                  </w:r>
-                                  <w:r>
-                                    <w:rPr>
-                                      <w:rFonts w:ascii="Arial" w:hAnsi="Arial"/>
-                                      <w:b/>
-                                    </w:rPr>
-                                    <w:t>Aproximación</w:t>
-                                  </w:r>
-                                  <w:r>
-                                    <w:rPr>
-                                      <w:rFonts w:ascii="Arial" w:hAnsi="Arial"/>
-                                      <w:b/>
-                                      <w:spacing w:val="-9"/>
-                                    </w:rPr>
-                                    <w:t xml:space="preserve"> </w:t>
-                                  </w:r>
-                                  <w:r>
-                                    <w:rPr>
-                                      <w:rFonts w:ascii="Arial" w:hAnsi="Arial"/>
-                                      <w:b/>
-                                    </w:rPr>
-                                    <w:t>al</w:t>
-                                  </w:r>
-                                  <w:r>
-                                    <w:rPr>
-                                      <w:rFonts w:ascii="Arial" w:hAnsi="Arial"/>
-                                      <w:b/>
-                                      <w:spacing w:val="-13"/>
-                                    </w:rPr>
-                                    <w:t xml:space="preserve"> </w:t>
-                                  </w:r>
-                                  <w:r>
-                                    <w:rPr>
-                                      <w:rFonts w:ascii="Arial" w:hAnsi="Arial"/>
-                                      <w:b/>
-                                      <w:spacing w:val="-2"/>
-                                    </w:rPr>
-                                    <w:t>Aprendizaje</w:t>
-                                  </w:r>
-                                </w:p>
-                                <w:p>
-                                  <w:pPr>
-                                    <w:pStyle w:val="TableParagraph"/>
-                                    <w:spacing w:before="252"/>
-                                    <w:ind w:left="107"/>
-                                    <w:rPr>
-                                      <w:rFonts w:ascii="Arial" w:hAnsi="Arial"/>
-                                      <w:b/>
-                                    </w:rPr>
-                                  </w:pPr>
-                                  <w:sdt>
-                                    <w:sdtPr>
-                                      <w:rPr>
-                                        <w:rFonts w:ascii="Times New Roman"/>
-                                        <w:sz w:val="20"/>
-                                      </w:rPr>
-                                      <w:alias w:val="personal_synthesis"/>
-                                      <w:tag w:val="personal_synthesis"/>
-                                      <w:id w:val="1821845042"/>
-                                      <w:placeholder>
-                                        <w:docPart w:val="241ACD0B7558474CA40CED48E8A20F5B"/>
-                                      </w:placeholder>
-                                      <w:showingPlcHdr/>
-                                    </w:sdtPr>
-                                    <w:sdtContent>
-                                      <w:r>
-                                        <w:rPr>
-                                          <w:rStyle w:val="Textodelmarcadordeposicin"/>
-                                          <w:rFonts w:ascii="Arial" w:hAnsi="Arial" w:cs="Arial"/>
-                                          <w:color w:val="auto"/>
-                                          <w:sz w:val="16"/>
-                                          <w:szCs w:val="16"/>
-                                        </w:rPr>
-                                        <w:t>Haz clic o pulse aquí para escribir texto.</w:t>
-                                      </w:r>
-                                    </w:sdtContent>
-                                  </w:sdt>
-                                </w:p>
-                              </w:tc>
-                            </w:tr>
-                            <w:tr>
-                              <w:trPr>
-                                <w:trHeight w:val="3278"/>
-                              </w:trPr>
-                              <w:tc>
-                                <w:tcPr>
-                                  <w:tcW w:w="8829" w:type="dxa"/>
-                                </w:tcPr>
-                                <w:p>
-                                  <w:pPr>
-                                    <w:pStyle w:val="TableParagraph"/>
-                                    <w:spacing w:before="254"/>
-                                    <w:ind w:left="107"/>
-                                    <w:rPr>
-                                      <w:rFonts w:ascii="Arial" w:hAnsi="Arial"/>
-                                      <w:b/>
-                                      <w:spacing w:val="-2"/>
-                                    </w:rPr>
-                                  </w:pPr>
-                                  <w:r>
-                                    <w:rPr>
-                                      <w:rFonts w:ascii="Arial" w:hAnsi="Arial"/>
-                                      <w:b/>
-                                    </w:rPr>
-                                    <w:t>c)</w:t>
-                                  </w:r>
-                                  <w:r>
-                                    <w:rPr>
-                                      <w:rFonts w:ascii="Arial" w:hAnsi="Arial"/>
-                                      <w:b/>
-                                      <w:spacing w:val="-4"/>
-                                    </w:rPr>
-                                    <w:t xml:space="preserve"> </w:t>
-                                  </w:r>
-                                  <w:r>
-                                    <w:rPr>
-                                      <w:rFonts w:ascii="Arial" w:hAnsi="Arial"/>
-                                      <w:b/>
-                                    </w:rPr>
-                                    <w:t>Habilidades</w:t>
-                                  </w:r>
-                                  <w:r>
-                                    <w:rPr>
-                                      <w:rFonts w:ascii="Arial" w:hAnsi="Arial"/>
-                                      <w:b/>
-                                      <w:spacing w:val="-6"/>
-                                    </w:rPr>
-                                    <w:t xml:space="preserve"> </w:t>
-                                  </w:r>
-                                  <w:r>
-                                    <w:rPr>
-                                      <w:rFonts w:ascii="Arial" w:hAnsi="Arial"/>
-                                      <w:b/>
-                                    </w:rPr>
-                                    <w:t>motoras,</w:t>
-                                  </w:r>
-                                  <w:r>
-                                    <w:rPr>
-                                      <w:rFonts w:ascii="Arial" w:hAnsi="Arial"/>
-                                      <w:b/>
-                                      <w:spacing w:val="-2"/>
-                                    </w:rPr>
-                                    <w:t xml:space="preserve"> </w:t>
-                                  </w:r>
-                                  <w:r>
-                                    <w:rPr>
-                                      <w:rFonts w:ascii="Arial" w:hAnsi="Arial"/>
-                                      <w:b/>
-                                    </w:rPr>
-                                    <w:t>de</w:t>
-                                  </w:r>
-                                  <w:r>
-                                    <w:rPr>
-                                      <w:rFonts w:ascii="Arial" w:hAnsi="Arial"/>
-                                      <w:b/>
-                                      <w:spacing w:val="-7"/>
-                                    </w:rPr>
-                                    <w:t xml:space="preserve"> </w:t>
-                                  </w:r>
-                                  <w:r>
-                                    <w:rPr>
-                                      <w:rFonts w:ascii="Arial" w:hAnsi="Arial"/>
-                                      <w:b/>
-                                    </w:rPr>
-                                    <w:t>autonomía</w:t>
-                                  </w:r>
-                                  <w:r>
-                                    <w:rPr>
-                                      <w:rFonts w:ascii="Arial" w:hAnsi="Arial"/>
-                                      <w:b/>
-                                      <w:spacing w:val="-6"/>
-                                    </w:rPr>
-                                    <w:t xml:space="preserve"> </w:t>
-                                  </w:r>
-                                  <w:r>
-                                    <w:rPr>
-                                      <w:rFonts w:ascii="Arial" w:hAnsi="Arial"/>
-                                      <w:b/>
-                                    </w:rPr>
-                                    <w:t>y</w:t>
-                                  </w:r>
-                                  <w:r>
-                                    <w:rPr>
-                                      <w:rFonts w:ascii="Arial" w:hAnsi="Arial"/>
-                                      <w:b/>
-                                      <w:spacing w:val="-4"/>
-                                    </w:rPr>
-                                    <w:t xml:space="preserve"> </w:t>
-                                  </w:r>
-                                  <w:r>
-                                    <w:rPr>
-                                      <w:rFonts w:ascii="Arial" w:hAnsi="Arial"/>
-                                      <w:b/>
-                                      <w:spacing w:val="-2"/>
-                                    </w:rPr>
-                                    <w:t>sensoriales</w:t>
-                                  </w:r>
-                                </w:p>
-                                <w:p>
-                                  <w:pPr>
-                                    <w:pStyle w:val="TableParagraph"/>
-                                    <w:spacing w:before="254"/>
-                                    <w:ind w:left="107"/>
-                                    <w:rPr>
-                                      <w:rFonts w:ascii="Arial" w:hAnsi="Arial"/>
-                                      <w:b/>
-                                    </w:rPr>
-                                  </w:pPr>
-                                  <w:sdt>
-                                    <w:sdtPr>
-                                      <w:rPr>
-                                        <w:rFonts w:ascii="Times New Roman"/>
-                                        <w:sz w:val="20"/>
-                                      </w:rPr>
-                                      <w:alias w:val="motor_synthesis"/>
-                                      <w:tag w:val="motor_synthesis"/>
-                                      <w:id w:val="383302001"/>
-                                      <w:placeholder>
-                                        <w:docPart w:val="5333F65D47D8429EBC3526E50FA7623A"/>
-                                      </w:placeholder>
-                                      <w:showingPlcHdr/>
-                                    </w:sdtPr>
-                                    <w:sdtContent>
-                                      <w:r>
-                                        <w:rPr>
-                                          <w:rStyle w:val="Textodelmarcadordeposicin"/>
-                                          <w:rFonts w:ascii="Arial" w:hAnsi="Arial" w:cs="Arial"/>
-                                          <w:color w:val="auto"/>
-                                          <w:sz w:val="16"/>
-                                          <w:szCs w:val="16"/>
-                                        </w:rPr>
-                                        <w:t>Haz clic o pulse aquí para escribir texto.</w:t>
-                                      </w:r>
-                                    </w:sdtContent>
-                                  </w:sdt>
-                                </w:p>
-                              </w:tc>
-                            </w:tr>
-                            <w:tr>
-                              <w:trPr>
-                                <w:trHeight w:val="3280"/>
-                              </w:trPr>
-                              <w:tc>
-                                <w:tcPr>
-                                  <w:tcW w:w="8829" w:type="dxa"/>
-                                </w:tcPr>
-                                <w:p>
-                                  <w:pPr>
-                                    <w:pStyle w:val="TableParagraph"/>
-                                    <w:spacing w:before="254"/>
-                                    <w:ind w:left="107"/>
-                                    <w:rPr>
-                                      <w:rFonts w:ascii="Arial" w:hAnsi="Arial"/>
-                                      <w:b/>
-                                      <w:spacing w:val="-2"/>
-                                    </w:rPr>
-                                  </w:pPr>
-                                  <w:r>
-                                    <w:rPr>
-                                      <w:rFonts w:ascii="Arial" w:hAnsi="Arial"/>
-                                      <w:b/>
-                                      <w:spacing w:val="-2"/>
-                                    </w:rPr>
-                                    <w:t>Conclusión</w:t>
-                                  </w:r>
-                                </w:p>
-                                <w:p>
-                                  <w:pPr>
-                                    <w:pStyle w:val="TableParagraph"/>
-                                    <w:spacing w:before="254"/>
-                                    <w:ind w:left="107"/>
-                                    <w:rPr>
-                                      <w:rFonts w:ascii="Arial" w:hAnsi="Arial"/>
-                                      <w:b/>
-                                    </w:rPr>
-                                  </w:pPr>
-                                  <w:sdt>
-                                    <w:sdtPr>
-                                      <w:rPr>
-                                        <w:rFonts w:ascii="Times New Roman"/>
-                                        <w:sz w:val="20"/>
-                                      </w:rPr>
-                                      <w:alias w:val="conclusion"/>
-                                      <w:tag w:val="conclusion"/>
-                                      <w:id w:val="-2146489739"/>
-                                      <w:placeholder>
-                                        <w:docPart w:val="621902C269C340C3948EC589D8912BB7"/>
-                                      </w:placeholder>
-                                      <w:showingPlcHdr/>
-                                    </w:sdtPr>
-                                    <w:sdtContent>
-                                      <w:r>
-                                        <w:rPr>
-                                          <w:rStyle w:val="Textodelmarcadordeposicin"/>
-                                          <w:rFonts w:ascii="Arial" w:hAnsi="Arial" w:cs="Arial"/>
-                                          <w:color w:val="auto"/>
-                                          <w:sz w:val="16"/>
-                                          <w:szCs w:val="16"/>
-                                        </w:rPr>
-                                        <w:t>Haz clic o pulse aquí para escribir texto.</w:t>
-                                      </w:r>
-                                    </w:sdtContent>
-                                  </w:sdt>
-                                </w:p>
-                              </w:tc>
-                            </w:tr>
-                          </w:tbl>
-                          <w:p>
-                            <w:pPr>
-                              <w:pStyle w:val="Textoindependiente"/>
-                            </w:pPr>
-                          </w:p>
-                        </w:txbxContent>
-                      </wps:txbx>
-                      <wps:bodyPr wrap="square" lIns="0" tIns="0" rIns="0" bIns="0" rtlCol="0">
-                        <a:noAutofit/>
-                      </wps:bodyPr>
-                    </wps:wsp>
-                  </a:graphicData>
-                </a:graphic>
-              </wp:anchor>
-            </w:drawing>
-          </mc:Choice>
-          <mc:Fallback>
-            <w:pict>
-              <v:shape w14:anchorId="18298BC2" id="Textbox 10" o:spid="_x0000_s1027" type="#_x0000_t202" style="position:absolute;margin-left:82.1pt;margin-top:103.95pt;width:447.95pt;height:601.45pt;z-index:15730688;visibility:visible;mso-wrap-style:square;mso-wrap-distance-left:0;mso-wrap-distance-top:0;mso-wrap-distance-right:0;mso-wrap-distance-bottom:0;mso-position-horizontal:absolute;mso-position-horizontal-relative:page;mso-position-vertical:absolute;mso-position-vertical-relative:page;v-text-anchor:top" o:gfxdata="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" filled="f" stroked="f">
-                <v:textbox inset="0,0,0,0">
-                  <w:txbxContent>
-                    <w:tbl>
-                      <w:tblPr>
-                        <w:tblStyle w:val="TableNormal"/>
-                        <w:tblW w:w="0" w:type="auto"/>
-                        <w:tblInd w:w="65" w:type="dxa"/>
-                        <w:tblBorders>
-                          <w:top w:val="single" w:sz="4" w:space="0" w:color="000000"/>
-                          <w:left w:val="single" w:sz="4" w:space="0" w:color="000000"/>
-                          <w:bottom w:val="single" w:sz="4" w:space="0" w:color="000000"/>
-                          <w:right w:val="single" w:sz="4" w:space="0" w:color="000000"/>
-                          <w:insideH w:val="single" w:sz="4" w:space="0" w:color="000000"/>
-                          <w:insideV w:val="single" w:sz="4" w:space="0" w:color="000000"/>
-                        </w:tblBorders>
-                        <w:tblLayout w:type="fixed"/>
-                        <w:tblLook w:val="01E0" w:firstRow="1" w:lastRow="1" w:firstColumn="1" w:lastColumn="1" w:noHBand="0" w:noVBand="0"/>
-                      </w:tblPr>
-                      <w:tblGrid>
-                        <w:gridCol w:w="8829"/>
-                      </w:tblGrid>
-                      <w:tr>
-                        <w:trPr>
-                          <w:trHeight w:val="1886"/>
-                        </w:trPr>
-                        <w:tc>
-                          <w:tcPr>
-                            <w:tcW w:w="8829" w:type="dxa"/>
-                          </w:tcPr>
-                          <w:p>
-                            <w:pPr>
-                              <w:pStyle w:val="TableParagraph"/>
-                              <w:spacing w:line="276" w:lineRule="exact"/>
-                              <w:ind w:left="827"/>
-                              <w:rPr>
-                                <w:rFonts w:ascii="Arial"/>
-                                <w:b/>
-                                <w:sz w:val="24"/>
-                              </w:rPr>
-                            </w:pPr>
-                            <w:r>
-                              <w:rPr>
-                                <w:rFonts w:ascii="Arial"/>
-                                <w:b/>
-                                <w:sz w:val="24"/>
-                              </w:rPr>
-                              <w:t>V.</w:t>
-                            </w:r>
-                            <w:r>
-                              <w:rPr>
-                                <w:rFonts w:ascii="Arial"/>
-                                <w:b/>
-                                <w:spacing w:val="65"/>
-                                <w:sz w:val="24"/>
-                              </w:rPr>
-                              <w:t xml:space="preserve"> </w:t>
-                            </w:r>
-                            <w:r>
-                              <w:rPr>
-                                <w:rFonts w:ascii="Arial"/>
-                                <w:b/>
-                                <w:spacing w:val="-2"/>
-                                <w:sz w:val="24"/>
-                              </w:rPr>
-                              <w:t>SINTESIS</w:t>
-                            </w:r>
-                          </w:p>
-                          <w:p>
-                            <w:pPr>
-                              <w:pStyle w:val="TableParagraph"/>
-                              <w:ind w:left="107" w:right="98"/>
-                              <w:jc w:val="both"/>
-                              <w:rPr>
-                                <w:rFonts w:ascii="Arial" w:hAnsi="Arial"/>
-                                <w:i/>
-                                <w:sz w:val="20"/>
-                              </w:rPr>
-                            </w:pPr>
-                            <w:r>
-                              <w:rPr>
-                                <w:rFonts w:ascii="Arial" w:hAnsi="Arial"/>
-                                <w:i/>
-                                <w:sz w:val="20"/>
-                              </w:rPr>
-                              <w:t>(Fortalezas: los aspectos positivos o recursos del/la estudiante — capacidades, avances, intereses,</w:t>
-                            </w:r>
-                            <w:r>
-                              <w:rPr>
-                                <w:rFonts w:ascii="Arial" w:hAnsi="Arial"/>
-                                <w:i/>
-                                <w:spacing w:val="-14"/>
-                                <w:sz w:val="20"/>
-                              </w:rPr>
-                              <w:t xml:space="preserve"> </w:t>
-                            </w:r>
-                            <w:r>
-                              <w:rPr>
-                                <w:rFonts w:ascii="Arial" w:hAnsi="Arial"/>
-                                <w:i/>
-                                <w:sz w:val="20"/>
-                              </w:rPr>
-                              <w:t>Desafíos</w:t>
-                            </w:r>
-                            <w:r>
-                              <w:rPr>
-                                <w:rFonts w:ascii="Arial" w:hAnsi="Arial"/>
-                                <w:i/>
-                                <w:spacing w:val="-14"/>
-                                <w:sz w:val="20"/>
-                              </w:rPr>
-                              <w:t xml:space="preserve"> </w:t>
-                            </w:r>
-                            <w:r>
-                              <w:rPr>
-                                <w:rFonts w:ascii="Arial" w:hAnsi="Arial"/>
-                                <w:i/>
-                                <w:sz w:val="20"/>
-                              </w:rPr>
-                              <w:t>o</w:t>
-                            </w:r>
-                            <w:r>
-                              <w:rPr>
-                                <w:rFonts w:ascii="Arial" w:hAnsi="Arial"/>
-                                <w:i/>
-                                <w:spacing w:val="-14"/>
-                                <w:sz w:val="20"/>
-                              </w:rPr>
-                              <w:t xml:space="preserve"> </w:t>
-                            </w:r>
-                            <w:r>
-                              <w:rPr>
-                                <w:rFonts w:ascii="Arial" w:hAnsi="Arial"/>
-                                <w:i/>
-                                <w:sz w:val="20"/>
-                              </w:rPr>
-                              <w:t>necesidades:</w:t>
-                            </w:r>
-                            <w:r>
-                              <w:rPr>
-                                <w:rFonts w:ascii="Arial" w:hAnsi="Arial"/>
-                                <w:i/>
-                                <w:spacing w:val="-14"/>
-                                <w:sz w:val="20"/>
-                              </w:rPr>
-                              <w:t xml:space="preserve"> </w:t>
-                            </w:r>
-                            <w:r>
-                              <w:rPr>
-                                <w:rFonts w:ascii="Arial" w:hAnsi="Arial"/>
-                                <w:i/>
-                                <w:sz w:val="20"/>
-                              </w:rPr>
-                              <w:t>dificultades,</w:t>
-                            </w:r>
-                            <w:r>
-                              <w:rPr>
-                                <w:rFonts w:ascii="Arial" w:hAnsi="Arial"/>
-                                <w:i/>
-                                <w:spacing w:val="-14"/>
-                                <w:sz w:val="20"/>
-                              </w:rPr>
-                              <w:t xml:space="preserve"> </w:t>
-                            </w:r>
-                            <w:r>
-                              <w:rPr>
-                                <w:rFonts w:ascii="Arial" w:hAnsi="Arial"/>
-                                <w:i/>
-                                <w:sz w:val="20"/>
-                              </w:rPr>
-                              <w:t>barreras</w:t>
-                            </w:r>
-                            <w:r>
-                              <w:rPr>
-                                <w:rFonts w:ascii="Arial" w:hAnsi="Arial"/>
-                                <w:i/>
-                                <w:spacing w:val="-14"/>
-                                <w:sz w:val="20"/>
-                              </w:rPr>
-                              <w:t xml:space="preserve"> </w:t>
-                            </w:r>
-                            <w:r>
-                              <w:rPr>
-                                <w:rFonts w:ascii="Arial" w:hAnsi="Arial"/>
-                                <w:i/>
-                                <w:sz w:val="20"/>
-                              </w:rPr>
-                              <w:t>o</w:t>
-                            </w:r>
-                            <w:r>
-                              <w:rPr>
-                                <w:rFonts w:ascii="Arial" w:hAnsi="Arial"/>
-                                <w:i/>
-                                <w:spacing w:val="-14"/>
-                                <w:sz w:val="20"/>
-                              </w:rPr>
-                              <w:t xml:space="preserve"> </w:t>
-                            </w:r>
-                            <w:r>
-                              <w:rPr>
-                                <w:rFonts w:ascii="Arial" w:hAnsi="Arial"/>
-                                <w:i/>
-                                <w:sz w:val="20"/>
-                              </w:rPr>
-                              <w:t>aspectos</w:t>
-                            </w:r>
-                            <w:r>
-                              <w:rPr>
-                                <w:rFonts w:ascii="Arial" w:hAnsi="Arial"/>
-                                <w:i/>
-                                <w:spacing w:val="-14"/>
-                                <w:sz w:val="20"/>
-                              </w:rPr>
-                              <w:t xml:space="preserve"> </w:t>
-                            </w:r>
-                            <w:r>
-                              <w:rPr>
-                                <w:rFonts w:ascii="Arial" w:hAnsi="Arial"/>
-                                <w:i/>
-                                <w:sz w:val="20"/>
-                              </w:rPr>
-                              <w:t>por</w:t>
-                            </w:r>
-                            <w:r>
-                              <w:rPr>
-                                <w:rFonts w:ascii="Arial" w:hAnsi="Arial"/>
-                                <w:i/>
-                                <w:spacing w:val="-14"/>
-                                <w:sz w:val="20"/>
-                              </w:rPr>
-                              <w:t xml:space="preserve"> </w:t>
-                            </w:r>
-                            <w:r>
-                              <w:rPr>
-                                <w:rFonts w:ascii="Arial" w:hAnsi="Arial"/>
-                                <w:i/>
-                                <w:sz w:val="20"/>
-                              </w:rPr>
-                              <w:t>mejorar,</w:t>
-                            </w:r>
-                            <w:r>
-                              <w:rPr>
-                                <w:rFonts w:ascii="Arial" w:hAnsi="Arial"/>
-                                <w:i/>
-                                <w:spacing w:val="-13"/>
-                                <w:sz w:val="20"/>
-                              </w:rPr>
-                              <w:t xml:space="preserve"> </w:t>
-                            </w:r>
-                            <w:r>
-                              <w:rPr>
-                                <w:rFonts w:ascii="Arial" w:hAnsi="Arial"/>
-                                <w:i/>
-                                <w:sz w:val="20"/>
-                              </w:rPr>
-                              <w:t>Progresos:</w:t>
-                            </w:r>
-                            <w:r>
-                              <w:rPr>
-                                <w:rFonts w:ascii="Arial" w:hAnsi="Arial"/>
-                                <w:i/>
-                                <w:spacing w:val="-14"/>
-                                <w:sz w:val="20"/>
-                              </w:rPr>
-                              <w:t xml:space="preserve"> </w:t>
-                            </w:r>
-                            <w:r>
-                              <w:rPr>
-                                <w:rFonts w:ascii="Arial" w:hAnsi="Arial"/>
-                                <w:i/>
-                                <w:sz w:val="20"/>
-                              </w:rPr>
-                              <w:t>cómo ha evolucionado respecto de evaluaciones previas o metas establecidas, Contexto: factores del entorno que influyen — familia, escuela, apoyos, condiciones socioemocionales, Recomendaciones / proyecciones: sugerencias para continuar el apoyo, adaptaciones, objetivos próximos,</w:t>
-                            </w:r>
-                            <w:r>
-                              <w:rPr>
-                                <w:rFonts w:ascii="Arial" w:hAnsi="Arial"/>
-                                <w:i/>
-                                <w:spacing w:val="40"/>
-                                <w:sz w:val="20"/>
-                              </w:rPr>
-                              <w:t xml:space="preserve"> </w:t>
-                            </w:r>
-                            <w:r>
-                              <w:rPr>
-                                <w:rFonts w:ascii="Arial" w:hAnsi="Arial"/>
-                                <w:i/>
-                                <w:sz w:val="20"/>
-                              </w:rPr>
-                              <w:t>Estrategias</w:t>
-                            </w:r>
-                            <w:r>
-                              <w:rPr>
-                                <w:rFonts w:ascii="Arial" w:hAnsi="Arial"/>
-                                <w:i/>
-                                <w:spacing w:val="38"/>
-                                <w:sz w:val="20"/>
-                              </w:rPr>
-                              <w:t xml:space="preserve"> </w:t>
-                            </w:r>
-                            <w:r>
-                              <w:rPr>
-                                <w:rFonts w:ascii="Arial" w:hAnsi="Arial"/>
-                                <w:i/>
-                                <w:sz w:val="20"/>
-                              </w:rPr>
-                              <w:t>que</w:t>
-                            </w:r>
-                            <w:r>
-                              <w:rPr>
-                                <w:rFonts w:ascii="Arial" w:hAnsi="Arial"/>
-                                <w:i/>
-                                <w:spacing w:val="39"/>
-                                <w:sz w:val="20"/>
-                              </w:rPr>
-                              <w:t xml:space="preserve"> </w:t>
-                            </w:r>
-                            <w:r>
-                              <w:rPr>
-                                <w:rFonts w:ascii="Arial" w:hAnsi="Arial"/>
-                                <w:i/>
-                                <w:sz w:val="20"/>
-                              </w:rPr>
-                              <w:t>han</w:t>
-                            </w:r>
-                            <w:r>
-                              <w:rPr>
-                                <w:rFonts w:ascii="Arial" w:hAnsi="Arial"/>
-                                <w:i/>
-                                <w:spacing w:val="37"/>
-                                <w:sz w:val="20"/>
-                              </w:rPr>
-                              <w:t xml:space="preserve"> </w:t>
-                            </w:r>
-                            <w:r>
-                              <w:rPr>
-                                <w:rFonts w:ascii="Arial" w:hAnsi="Arial"/>
-                                <w:i/>
-                                <w:sz w:val="20"/>
-                              </w:rPr>
-                              <w:t>funcionado:</w:t>
-                            </w:r>
-                            <w:r>
-                              <w:rPr>
-                                <w:rFonts w:ascii="Arial" w:hAnsi="Arial"/>
-                                <w:i/>
-                                <w:spacing w:val="37"/>
-                                <w:sz w:val="20"/>
-                              </w:rPr>
-                              <w:t xml:space="preserve"> </w:t>
-                            </w:r>
-                            <w:r>
-                              <w:rPr>
-                                <w:rFonts w:ascii="Arial" w:hAnsi="Arial"/>
-                                <w:i/>
-                                <w:sz w:val="20"/>
-                              </w:rPr>
-                              <w:t>prácticas,</w:t>
-                            </w:r>
-                            <w:r>
-                              <w:rPr>
-                                <w:rFonts w:ascii="Arial" w:hAnsi="Arial"/>
-                                <w:i/>
-                                <w:spacing w:val="37"/>
-                                <w:sz w:val="20"/>
-                              </w:rPr>
-                              <w:t xml:space="preserve"> </w:t>
-                            </w:r>
-                            <w:r>
-                              <w:rPr>
-                                <w:rFonts w:ascii="Arial" w:hAnsi="Arial"/>
-                                <w:i/>
-                                <w:sz w:val="20"/>
-                              </w:rPr>
-                              <w:t>metodologías</w:t>
-                            </w:r>
-                            <w:r>
-                              <w:rPr>
-                                <w:rFonts w:ascii="Arial" w:hAnsi="Arial"/>
-                                <w:i/>
-                                <w:spacing w:val="39"/>
-                                <w:sz w:val="20"/>
-                              </w:rPr>
-                              <w:t xml:space="preserve"> </w:t>
-                            </w:r>
-                            <w:r>
-                              <w:rPr>
-                                <w:rFonts w:ascii="Arial" w:hAnsi="Arial"/>
-                                <w:i/>
-                                <w:sz w:val="20"/>
-                              </w:rPr>
-                              <w:t>o</w:t>
-                            </w:r>
-                            <w:r>
-                              <w:rPr>
-                                <w:rFonts w:ascii="Arial" w:hAnsi="Arial"/>
-                                <w:i/>
-                                <w:spacing w:val="37"/>
-                                <w:sz w:val="20"/>
-                              </w:rPr>
-                              <w:t xml:space="preserve"> </w:t>
-                            </w:r>
-                            <w:r>
-                              <w:rPr>
-                                <w:rFonts w:ascii="Arial" w:hAnsi="Arial"/>
-                                <w:i/>
-                                <w:sz w:val="20"/>
-                              </w:rPr>
-                              <w:t>recursos</w:t>
-                            </w:r>
-                            <w:r>
-                              <w:rPr>
-                                <w:rFonts w:ascii="Arial" w:hAnsi="Arial"/>
-                                <w:i/>
-                                <w:spacing w:val="38"/>
-                                <w:sz w:val="20"/>
-                              </w:rPr>
-                              <w:t xml:space="preserve"> </w:t>
-                            </w:r>
-                            <w:r>
-                              <w:rPr>
-                                <w:rFonts w:ascii="Arial" w:hAnsi="Arial"/>
-                                <w:i/>
-                                <w:sz w:val="20"/>
-                              </w:rPr>
-                              <w:t>que</w:t>
-                            </w:r>
-                            <w:r>
-                              <w:rPr>
-                                <w:rFonts w:ascii="Arial" w:hAnsi="Arial"/>
-                                <w:i/>
-                                <w:spacing w:val="37"/>
-                                <w:sz w:val="20"/>
-                              </w:rPr>
-                              <w:t xml:space="preserve"> </w:t>
-                            </w:r>
-                            <w:r>
-                              <w:rPr>
-                                <w:rFonts w:ascii="Arial" w:hAnsi="Arial"/>
-                                <w:i/>
-                                <w:sz w:val="20"/>
-                              </w:rPr>
-                              <w:t>han</w:t>
-                            </w:r>
-                            <w:r>
-                              <w:rPr>
-                                <w:rFonts w:ascii="Arial" w:hAnsi="Arial"/>
-                                <w:i/>
-                                <w:spacing w:val="37"/>
-                                <w:sz w:val="20"/>
-                              </w:rPr>
-                              <w:t xml:space="preserve"> </w:t>
-                            </w:r>
-                            <w:r>
-                              <w:rPr>
-                                <w:rFonts w:ascii="Arial" w:hAnsi="Arial"/>
-                                <w:i/>
-                                <w:sz w:val="20"/>
-                              </w:rPr>
-                              <w:t>sido</w:t>
-                            </w:r>
-                          </w:p>
-                          <w:p>
-                            <w:pPr>
-                              <w:pStyle w:val="TableParagraph"/>
-                              <w:spacing w:line="211" w:lineRule="exact"/>
-                              <w:ind w:left="107"/>
-                              <w:rPr>
-                                <w:rFonts w:ascii="Arial"/>
-                                <w:i/>
-                                <w:sz w:val="20"/>
-                              </w:rPr>
-                            </w:pPr>
-                            <w:r>
-                              <w:rPr>
-                                <w:rFonts w:ascii="Arial"/>
-                                <w:i/>
-                                <w:spacing w:val="-2"/>
-                                <w:sz w:val="20"/>
-                              </w:rPr>
-                              <w:t>efectivos)</w:t>
-                            </w:r>
-                          </w:p>
-                        </w:tc>
-                      </w:tr>
-                      <w:tr>
-                        <w:trPr>
-                          <w:trHeight w:val="1764"/>
-                        </w:trPr>
-                        <w:tc>
-                          <w:tcPr>
-                            <w:tcW w:w="8829" w:type="dxa"/>
-                          </w:tcPr>
-                          <w:p>
-                            <w:pPr>
-                              <w:pStyle w:val="TableParagraph"/>
-                              <w:spacing w:before="252"/>
-                              <w:ind w:left="107"/>
-                              <w:rPr>
-                                <w:rFonts w:ascii="Arial"/>
-                                <w:b/>
-                                <w:spacing w:val="-2"/>
-                              </w:rPr>
-                            </w:pPr>
-                            <w:r>
-                              <w:rPr>
-                                <w:rFonts w:ascii="Arial"/>
-                                <w:b/>
-                              </w:rPr>
-                              <w:t>a)</w:t>
-                            </w:r>
-                            <w:r>
-                              <w:rPr>
-                                <w:rFonts w:ascii="Arial"/>
-                                <w:b/>
-                                <w:spacing w:val="53"/>
-                              </w:rPr>
-                              <w:t xml:space="preserve"> </w:t>
-                            </w:r>
-                            <w:r>
-                              <w:rPr>
-                                <w:rFonts w:ascii="Arial"/>
-                                <w:b/>
-                              </w:rPr>
-                              <w:t>Habilidades</w:t>
-                            </w:r>
-                            <w:r>
-                              <w:rPr>
-                                <w:rFonts w:ascii="Arial"/>
-                                <w:b/>
-                                <w:spacing w:val="-6"/>
-                              </w:rPr>
-                              <w:t xml:space="preserve"> </w:t>
-                            </w:r>
-                            <w:r>
-                              <w:rPr>
-                                <w:rFonts w:ascii="Arial"/>
-                                <w:b/>
-                              </w:rPr>
-                              <w:t>Cognitivas</w:t>
-                            </w:r>
-                            <w:r>
-                              <w:rPr>
-                                <w:rFonts w:ascii="Arial"/>
-                                <w:b/>
-                                <w:spacing w:val="-3"/>
-                              </w:rPr>
-                              <w:t xml:space="preserve"> </w:t>
-                            </w:r>
-                            <w:r>
-                              <w:rPr>
-                                <w:rFonts w:ascii="Arial"/>
-                                <w:b/>
-                              </w:rPr>
-                              <w:t>y</w:t>
-                            </w:r>
-                            <w:r>
-                              <w:rPr>
-                                <w:rFonts w:ascii="Arial"/>
-                                <w:b/>
-                                <w:spacing w:val="-3"/>
-                              </w:rPr>
-                              <w:t xml:space="preserve"> </w:t>
-                            </w:r>
-                            <w:r>
-                              <w:rPr>
-                                <w:rFonts w:ascii="Arial"/>
-                                <w:b/>
-                                <w:spacing w:val="-2"/>
-                              </w:rPr>
-                              <w:t>Comunicativas</w:t>
-                            </w:r>
-                          </w:p>
-                          <w:p>
-                            <w:pPr>
-                              <w:pStyle w:val="TableParagraph"/>
-                              <w:spacing w:before="252"/>
-                              <w:ind w:left="107"/>
-                              <w:rPr>
-                                <w:rFonts w:ascii="Arial"/>
-                                <w:b/>
-                              </w:rPr>
-                            </w:pPr>
-                            <w:sdt>
-                              <w:sdtPr>
-                                <w:rPr>
-                                  <w:rFonts w:ascii="Times New Roman"/>
-                                  <w:sz w:val="20"/>
-                                </w:rPr>
-                                <w:alias w:val="cognitive_synthesis"/>
-                                <w:tag w:val="cognitive_synthesis"/>
-                                <w:id w:val="140551588"/>
-                                <w:placeholder>
-                                  <w:docPart w:val="9CA877C1EDE44B73B36EB61AAAF5AC6F"/>
-                                </w:placeholder>
-                                <w:showingPlcHdr/>
-                              </w:sdtPr>
-                              <w:sdtContent>
-                                <w:r>
-                                  <w:rPr>
-                                    <w:rStyle w:val="Textodelmarcadordeposicin"/>
-                                    <w:rFonts w:ascii="Arial" w:hAnsi="Arial" w:cs="Arial"/>
-                                    <w:color w:val="auto"/>
-                                    <w:sz w:val="16"/>
-                                    <w:szCs w:val="16"/>
-                                  </w:rPr>
-                                  <w:t>Haz clic o pulse aquí para escribir texto.</w:t>
-                                </w:r>
-                              </w:sdtContent>
-                            </w:sdt>
-                          </w:p>
-                        </w:tc>
-                      </w:tr>
-                      <w:tr>
-                        <w:trPr>
-                          <w:trHeight w:val="1761"/>
-                        </w:trPr>
-                        <w:tc>
-                          <w:tcPr>
-                            <w:tcW w:w="8829" w:type="dxa"/>
-                          </w:tcPr>
-                          <w:p>
-                            <w:pPr>
-                              <w:pStyle w:val="TableParagraph"/>
-                              <w:spacing w:before="252"/>
-                              <w:ind w:left="107"/>
-                              <w:rPr>
-                                <w:rFonts w:ascii="Arial" w:hAnsi="Arial"/>
-                                <w:b/>
-                                <w:spacing w:val="-2"/>
-                              </w:rPr>
-                            </w:pPr>
-                            <w:r>
-                              <w:rPr>
-                                <w:rFonts w:ascii="Arial" w:hAnsi="Arial"/>
-                                <w:b/>
-                              </w:rPr>
-                              <w:t>b)</w:t>
-                            </w:r>
-                            <w:r>
-                              <w:rPr>
-                                <w:rFonts w:ascii="Arial" w:hAnsi="Arial"/>
-                                <w:b/>
-                                <w:spacing w:val="-8"/>
-                              </w:rPr>
-                              <w:t xml:space="preserve"> </w:t>
-                            </w:r>
-                            <w:r>
-                              <w:rPr>
-                                <w:rFonts w:ascii="Arial" w:hAnsi="Arial"/>
-                                <w:b/>
-                              </w:rPr>
-                              <w:t>Habilidades</w:t>
-                            </w:r>
-                            <w:r>
-                              <w:rPr>
-                                <w:rFonts w:ascii="Arial" w:hAnsi="Arial"/>
-                                <w:b/>
-                                <w:spacing w:val="-7"/>
-                              </w:rPr>
-                              <w:t xml:space="preserve"> </w:t>
-                            </w:r>
-                            <w:r>
-                              <w:rPr>
-                                <w:rFonts w:ascii="Arial" w:hAnsi="Arial"/>
-                                <w:b/>
-                              </w:rPr>
-                              <w:t>Personales,</w:t>
-                            </w:r>
-                            <w:r>
-                              <w:rPr>
-                                <w:rFonts w:ascii="Arial" w:hAnsi="Arial"/>
-                                <w:b/>
-                                <w:spacing w:val="-7"/>
-                              </w:rPr>
-                              <w:t xml:space="preserve"> </w:t>
-                            </w:r>
-                            <w:r>
-                              <w:rPr>
-                                <w:rFonts w:ascii="Arial" w:hAnsi="Arial"/>
-                                <w:b/>
-                              </w:rPr>
-                              <w:t>Socioemocionales</w:t>
-                            </w:r>
-                            <w:r>
-                              <w:rPr>
-                                <w:rFonts w:ascii="Arial" w:hAnsi="Arial"/>
-                                <w:b/>
-                                <w:spacing w:val="-8"/>
-                              </w:rPr>
-                              <w:t xml:space="preserve"> </w:t>
-                            </w:r>
-                            <w:r>
-                              <w:rPr>
-                                <w:rFonts w:ascii="Arial" w:hAnsi="Arial"/>
-                                <w:b/>
-                              </w:rPr>
-                              <w:t>y</w:t>
-                            </w:r>
-                            <w:r>
-                              <w:rPr>
-                                <w:rFonts w:ascii="Arial" w:hAnsi="Arial"/>
-                                <w:b/>
-                                <w:spacing w:val="-6"/>
-                              </w:rPr>
-                              <w:t xml:space="preserve"> </w:t>
-                            </w:r>
-                            <w:r>
-                              <w:rPr>
-                                <w:rFonts w:ascii="Arial" w:hAnsi="Arial"/>
-                                <w:b/>
-                              </w:rPr>
-                              <w:t>de</w:t>
-                            </w:r>
-                            <w:r>
-                              <w:rPr>
-                                <w:rFonts w:ascii="Arial" w:hAnsi="Arial"/>
-                                <w:b/>
-                                <w:spacing w:val="-14"/>
-                              </w:rPr>
-                              <w:t xml:space="preserve"> </w:t>
-                            </w:r>
-                            <w:r>
-                              <w:rPr>
-                                <w:rFonts w:ascii="Arial" w:hAnsi="Arial"/>
-                                <w:b/>
-                              </w:rPr>
-                              <w:t>Aproximación</w:t>
-                            </w:r>
-                            <w:r>
-                              <w:rPr>
-                                <w:rFonts w:ascii="Arial" w:hAnsi="Arial"/>
-                                <w:b/>
-                                <w:spacing w:val="-9"/>
-                              </w:rPr>
-                              <w:t xml:space="preserve"> </w:t>
-                            </w:r>
-                            <w:r>
-                              <w:rPr>
-                                <w:rFonts w:ascii="Arial" w:hAnsi="Arial"/>
-                                <w:b/>
-                              </w:rPr>
-                              <w:t>al</w:t>
-                            </w:r>
-                            <w:r>
-                              <w:rPr>
-                                <w:rFonts w:ascii="Arial" w:hAnsi="Arial"/>
-                                <w:b/>
-                                <w:spacing w:val="-13"/>
-                              </w:rPr>
-                              <w:t xml:space="preserve"> </w:t>
-                            </w:r>
-                            <w:r>
-                              <w:rPr>
-                                <w:rFonts w:ascii="Arial" w:hAnsi="Arial"/>
-                                <w:b/>
-                                <w:spacing w:val="-2"/>
-                              </w:rPr>
-                              <w:t>Aprendizaje</w:t>
-                            </w:r>
-                          </w:p>
-                          <w:p>
-                            <w:pPr>
-                              <w:pStyle w:val="TableParagraph"/>
-                              <w:spacing w:before="252"/>
-                              <w:ind w:left="107"/>
-                              <w:rPr>
-                                <w:rFonts w:ascii="Arial" w:hAnsi="Arial"/>
-                                <w:b/>
-                              </w:rPr>
-                            </w:pPr>
-                            <w:sdt>
-                              <w:sdtPr>
-                                <w:rPr>
-                                  <w:rFonts w:ascii="Times New Roman"/>
-                                  <w:sz w:val="20"/>
-                                </w:rPr>
-                                <w:alias w:val="personal_synthesis"/>
-                                <w:tag w:val="personal_synthesis"/>
-                                <w:id w:val="1821845042"/>
-                                <w:placeholder>
-                                  <w:docPart w:val="241ACD0B7558474CA40CED48E8A20F5B"/>
-                                </w:placeholder>
-                                <w:showingPlcHdr/>
-                              </w:sdtPr>
-                              <w:sdtContent>
-                                <w:r>
-                                  <w:rPr>
-                                    <w:rStyle w:val="Textodelmarcadordeposicin"/>
-                                    <w:rFonts w:ascii="Arial" w:hAnsi="Arial" w:cs="Arial"/>
-                                    <w:color w:val="auto"/>
-                                    <w:sz w:val="16"/>
-                                    <w:szCs w:val="16"/>
-                                  </w:rPr>
-                                  <w:t>Haz clic o pulse aquí para escribir texto.</w:t>
-                                </w:r>
-                              </w:sdtContent>
-                            </w:sdt>
-                          </w:p>
-                        </w:tc>
-                      </w:tr>
-                      <w:tr>
-                        <w:trPr>
-                          <w:trHeight w:val="3278"/>
-                        </w:trPr>
-                        <w:tc>
-                          <w:tcPr>
-                            <w:tcW w:w="8829" w:type="dxa"/>
-                          </w:tcPr>
-                          <w:p>
-                            <w:pPr>
-                              <w:pStyle w:val="TableParagraph"/>
-                              <w:spacing w:before="254"/>
-                              <w:ind w:left="107"/>
-                              <w:rPr>
-                                <w:rFonts w:ascii="Arial" w:hAnsi="Arial"/>
-                                <w:b/>
-                                <w:spacing w:val="-2"/>
-                              </w:rPr>
-                            </w:pPr>
-                            <w:r>
-                              <w:rPr>
-                                <w:rFonts w:ascii="Arial" w:hAnsi="Arial"/>
-                                <w:b/>
-                              </w:rPr>
-                              <w:t>c)</w:t>
-                            </w:r>
-                            <w:r>
-                              <w:rPr>
-                                <w:rFonts w:ascii="Arial" w:hAnsi="Arial"/>
-                                <w:b/>
-                                <w:spacing w:val="-4"/>
-                              </w:rPr>
-                              <w:t xml:space="preserve"> </w:t>
-                            </w:r>
-                            <w:r>
-                              <w:rPr>
-                                <w:rFonts w:ascii="Arial" w:hAnsi="Arial"/>
-                                <w:b/>
-                              </w:rPr>
-                              <w:t>Habilidades</w:t>
-                            </w:r>
-                            <w:r>
-                              <w:rPr>
-                                <w:rFonts w:ascii="Arial" w:hAnsi="Arial"/>
-                                <w:b/>
-                                <w:spacing w:val="-6"/>
-                              </w:rPr>
-                              <w:t xml:space="preserve"> </w:t>
-                            </w:r>
-                            <w:r>
-                              <w:rPr>
-                                <w:rFonts w:ascii="Arial" w:hAnsi="Arial"/>
-                                <w:b/>
-                              </w:rPr>
-                              <w:t>motoras,</w:t>
-                            </w:r>
-                            <w:r>
-                              <w:rPr>
-                                <w:rFonts w:ascii="Arial" w:hAnsi="Arial"/>
-                                <w:b/>
-                                <w:spacing w:val="-2"/>
-                              </w:rPr>
-                              <w:t xml:space="preserve"> </w:t>
-                            </w:r>
-                            <w:r>
-                              <w:rPr>
-                                <w:rFonts w:ascii="Arial" w:hAnsi="Arial"/>
-                                <w:b/>
-                              </w:rPr>
-                              <w:t>de</w:t>
-                            </w:r>
-                            <w:r>
-                              <w:rPr>
-                                <w:rFonts w:ascii="Arial" w:hAnsi="Arial"/>
-                                <w:b/>
-                                <w:spacing w:val="-7"/>
-                              </w:rPr>
-                              <w:t xml:space="preserve"> </w:t>
-                            </w:r>
-                            <w:r>
-                              <w:rPr>
-                                <w:rFonts w:ascii="Arial" w:hAnsi="Arial"/>
-                                <w:b/>
-                              </w:rPr>
-                              <w:t>autonomía</w:t>
-                            </w:r>
-                            <w:r>
-                              <w:rPr>
-                                <w:rFonts w:ascii="Arial" w:hAnsi="Arial"/>
-                                <w:b/>
-                                <w:spacing w:val="-6"/>
-                              </w:rPr>
-                              <w:t xml:space="preserve"> </w:t>
-                            </w:r>
-                            <w:r>
-                              <w:rPr>
-                                <w:rFonts w:ascii="Arial" w:hAnsi="Arial"/>
-                                <w:b/>
-                              </w:rPr>
-                              <w:t>y</w:t>
-                            </w:r>
-                            <w:r>
-                              <w:rPr>
-                                <w:rFonts w:ascii="Arial" w:hAnsi="Arial"/>
-                                <w:b/>
-                                <w:spacing w:val="-4"/>
-                              </w:rPr>
-                              <w:t xml:space="preserve"> </w:t>
-                            </w:r>
-                            <w:r>
-                              <w:rPr>
-                                <w:rFonts w:ascii="Arial" w:hAnsi="Arial"/>
-                                <w:b/>
-                                <w:spacing w:val="-2"/>
-                              </w:rPr>
-                              <w:t>sensoriales</w:t>
-                            </w:r>
-                          </w:p>
-                          <w:p>
-                            <w:pPr>
-                              <w:pStyle w:val="TableParagraph"/>
-                              <w:spacing w:before="254"/>
-                              <w:ind w:left="107"/>
-                              <w:rPr>
-                                <w:rFonts w:ascii="Arial" w:hAnsi="Arial"/>
-                                <w:b/>
-                              </w:rPr>
-                            </w:pPr>
-                            <w:sdt>
-                              <w:sdtPr>
-                                <w:rPr>
-                                  <w:rFonts w:ascii="Times New Roman"/>
-                                  <w:sz w:val="20"/>
-                                </w:rPr>
-                                <w:alias w:val="motor_synthesis"/>
-                                <w:tag w:val="motor_synthesis"/>
-                                <w:id w:val="383302001"/>
-                                <w:placeholder>
-                                  <w:docPart w:val="5333F65D47D8429EBC3526E50FA7623A"/>
-                                </w:placeholder>
-                                <w:showingPlcHdr/>
-                              </w:sdtPr>
-                              <w:sdtContent>
-                                <w:r>
-                                  <w:rPr>
-                                    <w:rStyle w:val="Textodelmarcadordeposicin"/>
-                                    <w:rFonts w:ascii="Arial" w:hAnsi="Arial" w:cs="Arial"/>
-                                    <w:color w:val="auto"/>
-                                    <w:sz w:val="16"/>
-                                    <w:szCs w:val="16"/>
-                                  </w:rPr>
-                                  <w:t>Haz clic o pulse aquí para escribir texto.</w:t>
-                                </w:r>
-                              </w:sdtContent>
-                            </w:sdt>
-                          </w:p>
-                        </w:tc>
-                      </w:tr>
-                      <w:tr>
-                        <w:trPr>
-                          <w:trHeight w:val="3280"/>
-                        </w:trPr>
-                        <w:tc>
-                          <w:tcPr>
-                            <w:tcW w:w="8829" w:type="dxa"/>
-                          </w:tcPr>
-                          <w:p>
-                            <w:pPr>
-                              <w:pStyle w:val="TableParagraph"/>
-                              <w:spacing w:before="254"/>
-                              <w:ind w:left="107"/>
-                              <w:rPr>
-                                <w:rFonts w:ascii="Arial" w:hAnsi="Arial"/>
-                                <w:b/>
-                                <w:spacing w:val="-2"/>
-                              </w:rPr>
-                            </w:pPr>
-                            <w:r>
-                              <w:rPr>
-                                <w:rFonts w:ascii="Arial" w:hAnsi="Arial"/>
-                                <w:b/>
-                                <w:spacing w:val="-2"/>
-                              </w:rPr>
-                              <w:t>Conclusión</w:t>
-                            </w:r>
-                          </w:p>
-                          <w:p>
-                            <w:pPr>
-                              <w:pStyle w:val="TableParagraph"/>
-                              <w:spacing w:before="254"/>
-                              <w:ind w:left="107"/>
-                              <w:rPr>
-                                <w:rFonts w:ascii="Arial" w:hAnsi="Arial"/>
-                                <w:b/>
-                              </w:rPr>
-                            </w:pPr>
-                            <w:sdt>
-                              <w:sdtPr>
-                                <w:rPr>
-                                  <w:rFonts w:ascii="Times New Roman"/>
-                                  <w:sz w:val="20"/>
-                                </w:rPr>
-                                <w:alias w:val="conclusion"/>
-                                <w:tag w:val="conclusion"/>
-                                <w:id w:val="-2146489739"/>
-                                <w:placeholder>
-                                  <w:docPart w:val="621902C269C340C3948EC589D8912BB7"/>
-                                </w:placeholder>
-                                <w:showingPlcHdr/>
-                              </w:sdtPr>
-                              <w:sdtContent>
-                                <w:r>
-                                  <w:rPr>
-                                    <w:rStyle w:val="Textodelmarcadordeposicin"/>
-                                    <w:rFonts w:ascii="Arial" w:hAnsi="Arial" w:cs="Arial"/>
-                                    <w:color w:val="auto"/>
-                                    <w:sz w:val="16"/>
-                                    <w:szCs w:val="16"/>
-                                  </w:rPr>
-                                  <w:t>Haz clic o pulse aquí para escribir texto.</w:t>
-                                </w:r>
-                              </w:sdtContent>
-                            </w:sdt>
-                          </w:p>
-                        </w:tc>
-                      </w:tr>
-                    </w:tbl>
-                    <w:p>
-                      <w:pPr>
-                        <w:pStyle w:val="Textoindependiente"/>
-                      </w:pPr>
-                    </w:p>
-                  </w:txbxContent>
-                </v:textbox>
                 <w10:wrap anchorx="page" anchory="page"/>
               </v:shape>
             </w:pict>
@@ -7828,8 +7813,7 @@
           <w:p>
             <w:pPr>
               <w:pStyle w:val="TableParagraph"/>
-              <w:spacing w:before="254"/>
-              <w:ind w:left="107"/>
+              <w:ind w:left="108"/>
               <w:rPr>
                 <w:rFonts w:ascii="Arial MT"/>
                 <w:spacing w:val="-2"/>
@@ -7946,8 +7930,7 @@
           <w:p>
             <w:pPr>
               <w:pStyle w:val="TableParagraph"/>
-              <w:spacing w:before="254"/>
-              <w:ind w:left="107"/>
+              <w:ind w:left="108"/>
               <w:rPr>
                 <w:rFonts w:ascii="Arial MT"/>
               </w:rPr>
@@ -8037,8 +8020,7 @@
           <w:p>
             <w:pPr>
               <w:pStyle w:val="TableParagraph"/>
-              <w:spacing w:before="255"/>
-              <w:ind w:left="107"/>
+              <w:ind w:left="108"/>
               <w:rPr>
                 <w:rFonts w:ascii="Arial MT"/>
               </w:rPr>
@@ -8141,8 +8123,7 @@
           <w:p>
             <w:pPr>
               <w:pStyle w:val="TableParagraph"/>
-              <w:spacing w:before="252"/>
-              <w:ind w:left="107"/>
+              <w:ind w:left="108"/>
               <w:rPr>
                 <w:rFonts w:ascii="Arial MT"/>
               </w:rPr>
@@ -8212,8 +8193,7 @@
           <w:p>
             <w:pPr>
               <w:pStyle w:val="TableParagraph"/>
-              <w:spacing w:before="252"/>
-              <w:ind w:left="107"/>
+              <w:ind w:left="108"/>
               <w:rPr>
                 <w:rFonts w:ascii="Arial MT"/>
               </w:rPr>
@@ -8521,9 +8501,6 @@
                                       <w:alias w:val="professional_full_name"/>
                                       <w:tag w:val="professional_full_name"/>
                                       <w:id w:val="1285225503"/>
-                                      <w:placeholder>
-                                        <w:docPart w:val="8385F21AA51642EC9BA1EAC8B58ED033"/>
-                                      </w:placeholder>
                                       <w:showingPlcHdr/>
                                     </w:sdtPr>
                                     <w:sdtContent>
@@ -8590,9 +8567,6 @@
                                       <w:alias w:val="professional_identification_number"/>
                                       <w:tag w:val="professional_identification_number"/>
                                       <w:id w:val="412361883"/>
-                                      <w:placeholder>
-                                        <w:docPart w:val="BF46B5C2639C4DD097A85B5113904581"/>
-                                      </w:placeholder>
                                       <w:showingPlcHdr/>
                                     </w:sdtPr>
                                     <w:sdtContent>
@@ -8659,9 +8633,6 @@
                                       <w:alias w:val="professional_specialty"/>
                                       <w:tag w:val="professional_specialty"/>
                                       <w:id w:val="-691993983"/>
-                                      <w:placeholder>
-                                        <w:docPart w:val="B813817B22B6455DB8678175EBE0D253"/>
-                                      </w:placeholder>
                                       <w:showingPlcHdr/>
                                     </w:sdtPr>
                                     <w:sdtContent>
@@ -8698,12 +8669,14 @@
                                       <w:rFonts w:ascii="Arial MT" w:hAnsi="Arial MT"/>
                                     </w:rPr>
                                   </w:pPr>
+                                  <w:proofErr w:type="spellStart"/>
                                   <w:r>
                                     <w:rPr>
                                       <w:rFonts w:ascii="Arial MT" w:hAnsi="Arial MT"/>
                                     </w:rPr>
                                     <w:t>N°</w:t>
                                   </w:r>
+                                  <w:proofErr w:type="spellEnd"/>
                                   <w:r>
                                     <w:rPr>
                                       <w:rFonts w:ascii="Arial MT" w:hAnsi="Arial MT"/>
@@ -8754,9 +8727,6 @@
                                       <w:alias w:val="professional_registration_number"/>
                                       <w:tag w:val="professional_registration_number"/>
                                       <w:id w:val="371348094"/>
-                                      <w:placeholder>
-                                        <w:docPart w:val="C26CED85E2634FF6AE0FFC1E3E63C00F"/>
-                                      </w:placeholder>
                                       <w:showingPlcHdr/>
                                     </w:sdtPr>
                                     <w:sdtContent>
@@ -9100,9 +9070,6 @@
                                 <w:alias w:val="professional_full_name"/>
                                 <w:tag w:val="professional_full_name"/>
                                 <w:id w:val="1285225503"/>
-                                <w:placeholder>
-                                  <w:docPart w:val="8385F21AA51642EC9BA1EAC8B58ED033"/>
-                                </w:placeholder>
                                 <w:showingPlcHdr/>
                               </w:sdtPr>
                               <w:sdtContent>
@@ -9169,9 +9136,6 @@
                                 <w:alias w:val="professional_identification_number"/>
                                 <w:tag w:val="professional_identification_number"/>
                                 <w:id w:val="412361883"/>
-                                <w:placeholder>
-                                  <w:docPart w:val="BF46B5C2639C4DD097A85B5113904581"/>
-                                </w:placeholder>
                                 <w:showingPlcHdr/>
                               </w:sdtPr>
                               <w:sdtContent>
@@ -9238,9 +9202,6 @@
                                 <w:alias w:val="professional_specialty"/>
                                 <w:tag w:val="professional_specialty"/>
                                 <w:id w:val="-691993983"/>
-                                <w:placeholder>
-                                  <w:docPart w:val="B813817B22B6455DB8678175EBE0D253"/>
-                                </w:placeholder>
                                 <w:showingPlcHdr/>
                               </w:sdtPr>
                               <w:sdtContent>
@@ -9277,12 +9238,14 @@
                                 <w:rFonts w:ascii="Arial MT" w:hAnsi="Arial MT"/>
                               </w:rPr>
                             </w:pPr>
+                            <w:proofErr w:type="spellStart"/>
                             <w:r>
                               <w:rPr>
                                 <w:rFonts w:ascii="Arial MT" w:hAnsi="Arial MT"/>
                               </w:rPr>
                               <w:t>N°</w:t>
                             </w:r>
+                            <w:proofErr w:type="spellEnd"/>
                             <w:r>
                               <w:rPr>
                                 <w:rFonts w:ascii="Arial MT" w:hAnsi="Arial MT"/>
@@ -9333,9 +9296,6 @@
                                 <w:alias w:val="professional_registration_number"/>
                                 <w:tag w:val="professional_registration_number"/>
                                 <w:id w:val="371348094"/>
-                                <w:placeholder>
-                                  <w:docPart w:val="C26CED85E2634FF6AE0FFC1E3E63C00F"/>
-                                </w:placeholder>
                                 <w:showingPlcHdr/>
                               </w:sdtPr>
                               <w:sdtContent>
@@ -15176,6 +15136,7 @@
                                       <w:sz w:val="20"/>
                                     </w:rPr>
                                   </w:pPr>
+                                  <w:proofErr w:type="gramStart"/>
                                   <w:r>
                                     <w:rPr>
                                       <w:spacing w:val="-4"/>
@@ -15197,6 +15158,7 @@
                                     </w:rPr>
                                     <w:t>adaptadas</w:t>
                                   </w:r>
+                                  <w:proofErr w:type="gramEnd"/>
                                   <w:r>
                                     <w:rPr>
                                       <w:spacing w:val="-10"/>
@@ -20995,6 +20957,7 @@
                                 <w:sz w:val="20"/>
                               </w:rPr>
                             </w:pPr>
+                            <w:proofErr w:type="gramStart"/>
                             <w:r>
                               <w:rPr>
                                 <w:spacing w:val="-4"/>
@@ -21016,6 +20979,7 @@
                               </w:rPr>
                               <w:t>adaptadas</w:t>
                             </w:r>
+                            <w:proofErr w:type="gramEnd"/>
                             <w:r>
                               <w:rPr>
                                 <w:spacing w:val="-10"/>
@@ -29521,11 +29485,14 @@
   </w:compat>
   <w:rsids>
     <w:rsidRoot w:val="00E05607"/>
+    <w:rsid w:val="00063E92"/>
     <w:rsid w:val="001616EE"/>
     <w:rsid w:val="0017100A"/>
     <w:rsid w:val="002D51D9"/>
+    <w:rsid w:val="007719DB"/>
     <w:rsid w:val="00AC3CDA"/>
     <w:rsid w:val="00BC42EE"/>
+    <w:rsid w:val="00DD7375"/>
     <w:rsid w:val="00E05607"/>
   </w:rsids>
   <m:mathPr>
@@ -29985,1476 +29952,6 @@
     <w:rsid w:val="00BC42EE"/>
     <w:rPr>
       <w:color w:val="666666"/>
-    </w:rPr>
-  </w:style>
-  <w:style w:type="paragraph" w:customStyle="1" w:styleId="ED9D94994BE040C79FFAE5DBBCF6CDDD">
-    <w:name w:val="ED9D94994BE040C79FFAE5DBBCF6CDDD"/>
-    <w:rsid w:val="00E05607"/>
-  </w:style>
-  <w:style w:type="paragraph" w:customStyle="1" w:styleId="5461E459D46C4212AF13F8135D98C755">
-    <w:name w:val="5461E459D46C4212AF13F8135D98C755"/>
-    <w:rsid w:val="00E05607"/>
-  </w:style>
-  <w:style w:type="paragraph" w:customStyle="1" w:styleId="F247AAC763EB444FB0A0C558D49D137A">
-    <w:name w:val="F247AAC763EB444FB0A0C558D49D137A"/>
-    <w:rsid w:val="00E05607"/>
-  </w:style>
-  <w:style w:type="paragraph" w:customStyle="1" w:styleId="3AEEBDA35C4242479C05CAE0C63D68F4">
-    <w:name w:val="3AEEBDA35C4242479C05CAE0C63D68F4"/>
-    <w:rsid w:val="00E05607"/>
-  </w:style>
-  <w:style w:type="paragraph" w:customStyle="1" w:styleId="8582CEC04686464F86DF71179ABAEBDE">
-    <w:name w:val="8582CEC04686464F86DF71179ABAEBDE"/>
-    <w:rsid w:val="00E05607"/>
-  </w:style>
-  <w:style w:type="paragraph" w:customStyle="1" w:styleId="1608E953F68C4697BF22CDC4CE4D74E9">
-    <w:name w:val="1608E953F68C4697BF22CDC4CE4D74E9"/>
-    <w:rsid w:val="00E05607"/>
-  </w:style>
-  <w:style w:type="paragraph" w:customStyle="1" w:styleId="3640E2B37C384C6C906E6411782027BD">
-    <w:name w:val="3640E2B37C384C6C906E6411782027BD"/>
-    <w:rsid w:val="00E05607"/>
-  </w:style>
-  <w:style w:type="paragraph" w:customStyle="1" w:styleId="693D71C98F1E41C08552440222775014">
-    <w:name w:val="693D71C98F1E41C08552440222775014"/>
-    <w:rsid w:val="00E05607"/>
-  </w:style>
-  <w:style w:type="paragraph" w:customStyle="1" w:styleId="E3F57F32876D42F7985A00947E5D1266">
-    <w:name w:val="E3F57F32876D42F7985A00947E5D1266"/>
-    <w:rsid w:val="00E05607"/>
-  </w:style>
-  <w:style w:type="paragraph" w:customStyle="1" w:styleId="44F07ECC009647D0963FFFB897A47494">
-    <w:name w:val="44F07ECC009647D0963FFFB897A47494"/>
-    <w:rsid w:val="00E05607"/>
-  </w:style>
-  <w:style w:type="paragraph" w:customStyle="1" w:styleId="00329FAF13C24B2BB35A6B55E2793AF2">
-    <w:name w:val="00329FAF13C24B2BB35A6B55E2793AF2"/>
-    <w:rsid w:val="00E05607"/>
-  </w:style>
-  <w:style w:type="paragraph" w:customStyle="1" w:styleId="3D7B959BD37443689A04F994C6721055">
-    <w:name w:val="3D7B959BD37443689A04F994C6721055"/>
-    <w:rsid w:val="00E05607"/>
-  </w:style>
-  <w:style w:type="paragraph" w:customStyle="1" w:styleId="FDB67D9CBA03491D9AE4D736107A18E8">
-    <w:name w:val="FDB67D9CBA03491D9AE4D736107A18E8"/>
-    <w:rsid w:val="00E05607"/>
-  </w:style>
-  <w:style w:type="paragraph" w:customStyle="1" w:styleId="4D0670B388884C74BBDF437DA74F212D">
-    <w:name w:val="4D0670B388884C74BBDF437DA74F212D"/>
-    <w:rsid w:val="00E05607"/>
-  </w:style>
-  <w:style w:type="paragraph" w:customStyle="1" w:styleId="473D79D653BC4570898FEC8A6A35D61B">
-    <w:name w:val="473D79D653BC4570898FEC8A6A35D61B"/>
-    <w:rsid w:val="00E05607"/>
-  </w:style>
-  <w:style w:type="paragraph" w:customStyle="1" w:styleId="91438114D6EA442686BF7BA1761ABE31">
-    <w:name w:val="91438114D6EA442686BF7BA1761ABE31"/>
-    <w:rsid w:val="00E05607"/>
-  </w:style>
-  <w:style w:type="paragraph" w:customStyle="1" w:styleId="C7EF297E741D4AD3B1E5FED2F435DE44">
-    <w:name w:val="C7EF297E741D4AD3B1E5FED2F435DE44"/>
-    <w:rsid w:val="00BC42EE"/>
-  </w:style>
-  <w:style w:type="paragraph" w:customStyle="1" w:styleId="9CA877C1EDE44B73B36EB61AAAF5AC6F">
-    <w:name w:val="9CA877C1EDE44B73B36EB61AAAF5AC6F"/>
-    <w:rsid w:val="00BC42EE"/>
-  </w:style>
-  <w:style w:type="paragraph" w:customStyle="1" w:styleId="241ACD0B7558474CA40CED48E8A20F5B">
-    <w:name w:val="241ACD0B7558474CA40CED48E8A20F5B"/>
-    <w:rsid w:val="00BC42EE"/>
-  </w:style>
-  <w:style w:type="paragraph" w:customStyle="1" w:styleId="5333F65D47D8429EBC3526E50FA7623A">
-    <w:name w:val="5333F65D47D8429EBC3526E50FA7623A"/>
-    <w:rsid w:val="00BC42EE"/>
-  </w:style>
-  <w:style w:type="paragraph" w:customStyle="1" w:styleId="75138B40B0774CC6B600240FF8FBD49D">
-    <w:name w:val="75138B40B0774CC6B600240FF8FBD49D"/>
-    <w:rsid w:val="00BC42EE"/>
-  </w:style>
-  <w:style w:type="paragraph" w:customStyle="1" w:styleId="CCC4D939B06C41D2BCF12E8007469BA6">
-    <w:name w:val="CCC4D939B06C41D2BCF12E8007469BA6"/>
-    <w:rsid w:val="00BC42EE"/>
-  </w:style>
-  <w:style w:type="paragraph" w:customStyle="1" w:styleId="0F03EA82B8474972A585B7C16E73E072">
-    <w:name w:val="0F03EA82B8474972A585B7C16E73E072"/>
-    <w:rsid w:val="00BC42EE"/>
-  </w:style>
-  <w:style w:type="paragraph" w:customStyle="1" w:styleId="6426842BCD3E450AA64CFF077D6055FE">
-    <w:name w:val="6426842BCD3E450AA64CFF077D6055FE"/>
-    <w:rsid w:val="00BC42EE"/>
-  </w:style>
-  <w:style w:type="paragraph" w:customStyle="1" w:styleId="64DEF0350D4142B69B48399170AFB483">
-    <w:name w:val="64DEF0350D4142B69B48399170AFB483"/>
-    <w:rsid w:val="00BC42EE"/>
-  </w:style>
-  <w:style w:type="paragraph" w:customStyle="1" w:styleId="23371D59957B4046A6FC3D1D70CE8D90">
-    <w:name w:val="23371D59957B4046A6FC3D1D70CE8D90"/>
-    <w:rsid w:val="00BC42EE"/>
-  </w:style>
-  <w:style w:type="paragraph" w:customStyle="1" w:styleId="621902C269C340C3948EC589D8912BB7">
-    <w:name w:val="621902C269C340C3948EC589D8912BB7"/>
-    <w:rsid w:val="00BC42EE"/>
-  </w:style>
-  <w:style w:type="paragraph" w:customStyle="1" w:styleId="8385F21AA51642EC9BA1EAC8B58ED033">
-    <w:name w:val="8385F21AA51642EC9BA1EAC8B58ED033"/>
-    <w:rsid w:val="00BC42EE"/>
-  </w:style>
-  <w:style w:type="paragraph" w:customStyle="1" w:styleId="BF46B5C2639C4DD097A85B5113904581">
-    <w:name w:val="BF46B5C2639C4DD097A85B5113904581"/>
-    <w:rsid w:val="00BC42EE"/>
-  </w:style>
-  <w:style w:type="paragraph" w:customStyle="1" w:styleId="B813817B22B6455DB8678175EBE0D253">
-    <w:name w:val="B813817B22B6455DB8678175EBE0D253"/>
-    <w:rsid w:val="00BC42EE"/>
-  </w:style>
-  <w:style w:type="paragraph" w:customStyle="1" w:styleId="C26CED85E2634FF6AE0FFC1E3E63C00F">
-    <w:name w:val="C26CED85E2634FF6AE0FFC1E3E63C00F"/>
-    <w:rsid w:val="00BC42EE"/>
-  </w:style>
-  <w:style w:type="paragraph" w:customStyle="1" w:styleId="F5162275D3B64EC1A1CEFF8D854E654D">
-    <w:name w:val="F5162275D3B64EC1A1CEFF8D854E654D"/>
-    <w:rsid w:val="00BC42EE"/>
-  </w:style>
-  <w:style w:type="paragraph" w:customStyle="1" w:styleId="CD616F5867C0462CBB1E5DD5188C2289">
-    <w:name w:val="CD616F5867C0462CBB1E5DD5188C2289"/>
-    <w:rsid w:val="00BC42EE"/>
-  </w:style>
-  <w:style w:type="paragraph" w:customStyle="1" w:styleId="959408375E3E4F0F87239AF8116CD3EB">
-    <w:name w:val="959408375E3E4F0F87239AF8116CD3EB"/>
-    <w:rsid w:val="00BC42EE"/>
-  </w:style>
-  <w:style w:type="paragraph" w:customStyle="1" w:styleId="9341D3077F2F4645A0C3C3235D435545">
-    <w:name w:val="9341D3077F2F4645A0C3C3235D435545"/>
-    <w:rsid w:val="00BC42EE"/>
-  </w:style>
-  <w:style w:type="paragraph" w:customStyle="1" w:styleId="AFA748A570B9426CA8990C123A86CC29">
-    <w:name w:val="AFA748A570B9426CA8990C123A86CC29"/>
-    <w:rsid w:val="00BC42EE"/>
-  </w:style>
-  <w:style w:type="paragraph" w:customStyle="1" w:styleId="614DAC7D9BC241E9B01299E012D648C7">
-    <w:name w:val="614DAC7D9BC241E9B01299E012D648C7"/>
-    <w:rsid w:val="00BC42EE"/>
-  </w:style>
-  <w:style w:type="paragraph" w:customStyle="1" w:styleId="49C02F73DD8E4C14B910EF670D271E5B">
-    <w:name w:val="49C02F73DD8E4C14B910EF670D271E5B"/>
-    <w:rsid w:val="00BC42EE"/>
-  </w:style>
-  <w:style w:type="paragraph" w:customStyle="1" w:styleId="47AAFD1F773E425F9BA1FB9C772F0E2D">
-    <w:name w:val="47AAFD1F773E425F9BA1FB9C772F0E2D"/>
-    <w:rsid w:val="00BC42EE"/>
-    <w:pPr>
-      <w:widowControl w:val="0"/>
-      <w:autoSpaceDE w:val="0"/>
-      <w:autoSpaceDN w:val="0"/>
-      <w:spacing w:after="0" w:line="240" w:lineRule="auto"/>
-    </w:pPr>
-    <w:rPr>
-      <w:rFonts w:ascii="Trebuchet MS" w:eastAsia="Trebuchet MS" w:hAnsi="Trebuchet MS" w:cs="Trebuchet MS"/>
-      <w:kern w:val="0"/>
-      <w:sz w:val="22"/>
-      <w:szCs w:val="22"/>
-      <w:lang w:val="es-ES" w:eastAsia="en-US"/>
-      <w14:ligatures w14:val="none"/>
-    </w:rPr>
-  </w:style>
-  <w:style w:type="paragraph" w:customStyle="1" w:styleId="ED9D94994BE040C79FFAE5DBBCF6CDDD1">
-    <w:name w:val="ED9D94994BE040C79FFAE5DBBCF6CDDD1"/>
-    <w:rsid w:val="00BC42EE"/>
-    <w:pPr>
-      <w:widowControl w:val="0"/>
-      <w:autoSpaceDE w:val="0"/>
-      <w:autoSpaceDN w:val="0"/>
-      <w:spacing w:after="0" w:line="240" w:lineRule="auto"/>
-    </w:pPr>
-    <w:rPr>
-      <w:rFonts w:ascii="Trebuchet MS" w:eastAsia="Trebuchet MS" w:hAnsi="Trebuchet MS" w:cs="Trebuchet MS"/>
-      <w:kern w:val="0"/>
-      <w:sz w:val="22"/>
-      <w:szCs w:val="22"/>
-      <w:lang w:val="es-ES" w:eastAsia="en-US"/>
-      <w14:ligatures w14:val="none"/>
-    </w:rPr>
-  </w:style>
-  <w:style w:type="paragraph" w:customStyle="1" w:styleId="5461E459D46C4212AF13F8135D98C7551">
-    <w:name w:val="5461E459D46C4212AF13F8135D98C7551"/>
-    <w:rsid w:val="00BC42EE"/>
-    <w:pPr>
-      <w:widowControl w:val="0"/>
-      <w:autoSpaceDE w:val="0"/>
-      <w:autoSpaceDN w:val="0"/>
-      <w:spacing w:after="0" w:line="240" w:lineRule="auto"/>
-    </w:pPr>
-    <w:rPr>
-      <w:rFonts w:ascii="Trebuchet MS" w:eastAsia="Trebuchet MS" w:hAnsi="Trebuchet MS" w:cs="Trebuchet MS"/>
-      <w:kern w:val="0"/>
-      <w:sz w:val="22"/>
-      <w:szCs w:val="22"/>
-      <w:lang w:val="es-ES" w:eastAsia="en-US"/>
-      <w14:ligatures w14:val="none"/>
-    </w:rPr>
-  </w:style>
-  <w:style w:type="paragraph" w:customStyle="1" w:styleId="F247AAC763EB444FB0A0C558D49D137A1">
-    <w:name w:val="F247AAC763EB444FB0A0C558D49D137A1"/>
-    <w:rsid w:val="00BC42EE"/>
-    <w:pPr>
-      <w:widowControl w:val="0"/>
-      <w:autoSpaceDE w:val="0"/>
-      <w:autoSpaceDN w:val="0"/>
-      <w:spacing w:after="0" w:line="240" w:lineRule="auto"/>
-    </w:pPr>
-    <w:rPr>
-      <w:rFonts w:ascii="Trebuchet MS" w:eastAsia="Trebuchet MS" w:hAnsi="Trebuchet MS" w:cs="Trebuchet MS"/>
-      <w:kern w:val="0"/>
-      <w:sz w:val="22"/>
-      <w:szCs w:val="22"/>
-      <w:lang w:val="es-ES" w:eastAsia="en-US"/>
-      <w14:ligatures w14:val="none"/>
-    </w:rPr>
-  </w:style>
-  <w:style w:type="paragraph" w:customStyle="1" w:styleId="3AEEBDA35C4242479C05CAE0C63D68F41">
-    <w:name w:val="3AEEBDA35C4242479C05CAE0C63D68F41"/>
-    <w:rsid w:val="00BC42EE"/>
-    <w:pPr>
-      <w:widowControl w:val="0"/>
-      <w:autoSpaceDE w:val="0"/>
-      <w:autoSpaceDN w:val="0"/>
-      <w:spacing w:after="0" w:line="240" w:lineRule="auto"/>
-    </w:pPr>
-    <w:rPr>
-      <w:rFonts w:ascii="Trebuchet MS" w:eastAsia="Trebuchet MS" w:hAnsi="Trebuchet MS" w:cs="Trebuchet MS"/>
-      <w:kern w:val="0"/>
-      <w:sz w:val="22"/>
-      <w:szCs w:val="22"/>
-      <w:lang w:val="es-ES" w:eastAsia="en-US"/>
-      <w14:ligatures w14:val="none"/>
-    </w:rPr>
-  </w:style>
-  <w:style w:type="paragraph" w:customStyle="1" w:styleId="8582CEC04686464F86DF71179ABAEBDE1">
-    <w:name w:val="8582CEC04686464F86DF71179ABAEBDE1"/>
-    <w:rsid w:val="00BC42EE"/>
-    <w:pPr>
-      <w:widowControl w:val="0"/>
-      <w:autoSpaceDE w:val="0"/>
-      <w:autoSpaceDN w:val="0"/>
-      <w:spacing w:after="0" w:line="240" w:lineRule="auto"/>
-    </w:pPr>
-    <w:rPr>
-      <w:rFonts w:ascii="Trebuchet MS" w:eastAsia="Trebuchet MS" w:hAnsi="Trebuchet MS" w:cs="Trebuchet MS"/>
-      <w:kern w:val="0"/>
-      <w:sz w:val="22"/>
-      <w:szCs w:val="22"/>
-      <w:lang w:val="es-ES" w:eastAsia="en-US"/>
-      <w14:ligatures w14:val="none"/>
-    </w:rPr>
-  </w:style>
-  <w:style w:type="paragraph" w:customStyle="1" w:styleId="1608E953F68C4697BF22CDC4CE4D74E91">
-    <w:name w:val="1608E953F68C4697BF22CDC4CE4D74E91"/>
-    <w:rsid w:val="00BC42EE"/>
-    <w:pPr>
-      <w:widowControl w:val="0"/>
-      <w:autoSpaceDE w:val="0"/>
-      <w:autoSpaceDN w:val="0"/>
-      <w:spacing w:after="0" w:line="240" w:lineRule="auto"/>
-    </w:pPr>
-    <w:rPr>
-      <w:rFonts w:ascii="Trebuchet MS" w:eastAsia="Trebuchet MS" w:hAnsi="Trebuchet MS" w:cs="Trebuchet MS"/>
-      <w:kern w:val="0"/>
-      <w:sz w:val="22"/>
-      <w:szCs w:val="22"/>
-      <w:lang w:val="es-ES" w:eastAsia="en-US"/>
-      <w14:ligatures w14:val="none"/>
-    </w:rPr>
-  </w:style>
-  <w:style w:type="paragraph" w:customStyle="1" w:styleId="3640E2B37C384C6C906E6411782027BD1">
-    <w:name w:val="3640E2B37C384C6C906E6411782027BD1"/>
-    <w:rsid w:val="00BC42EE"/>
-    <w:pPr>
-      <w:widowControl w:val="0"/>
-      <w:autoSpaceDE w:val="0"/>
-      <w:autoSpaceDN w:val="0"/>
-      <w:spacing w:after="0" w:line="240" w:lineRule="auto"/>
-    </w:pPr>
-    <w:rPr>
-      <w:rFonts w:ascii="Trebuchet MS" w:eastAsia="Trebuchet MS" w:hAnsi="Trebuchet MS" w:cs="Trebuchet MS"/>
-      <w:kern w:val="0"/>
-      <w:sz w:val="22"/>
-      <w:szCs w:val="22"/>
-      <w:lang w:val="es-ES" w:eastAsia="en-US"/>
-      <w14:ligatures w14:val="none"/>
-    </w:rPr>
-  </w:style>
-  <w:style w:type="paragraph" w:customStyle="1" w:styleId="693D71C98F1E41C085524402227750141">
-    <w:name w:val="693D71C98F1E41C085524402227750141"/>
-    <w:rsid w:val="00BC42EE"/>
-    <w:pPr>
-      <w:widowControl w:val="0"/>
-      <w:autoSpaceDE w:val="0"/>
-      <w:autoSpaceDN w:val="0"/>
-      <w:spacing w:after="0" w:line="240" w:lineRule="auto"/>
-    </w:pPr>
-    <w:rPr>
-      <w:rFonts w:ascii="Trebuchet MS" w:eastAsia="Trebuchet MS" w:hAnsi="Trebuchet MS" w:cs="Trebuchet MS"/>
-      <w:kern w:val="0"/>
-      <w:sz w:val="22"/>
-      <w:szCs w:val="22"/>
-      <w:lang w:val="es-ES" w:eastAsia="en-US"/>
-      <w14:ligatures w14:val="none"/>
-    </w:rPr>
-  </w:style>
-  <w:style w:type="paragraph" w:customStyle="1" w:styleId="E3F57F32876D42F7985A00947E5D12661">
-    <w:name w:val="E3F57F32876D42F7985A00947E5D12661"/>
-    <w:rsid w:val="00BC42EE"/>
-    <w:pPr>
-      <w:widowControl w:val="0"/>
-      <w:autoSpaceDE w:val="0"/>
-      <w:autoSpaceDN w:val="0"/>
-      <w:spacing w:after="0" w:line="240" w:lineRule="auto"/>
-    </w:pPr>
-    <w:rPr>
-      <w:rFonts w:ascii="Trebuchet MS" w:eastAsia="Trebuchet MS" w:hAnsi="Trebuchet MS" w:cs="Trebuchet MS"/>
-      <w:kern w:val="0"/>
-      <w:sz w:val="22"/>
-      <w:szCs w:val="22"/>
-      <w:lang w:val="es-ES" w:eastAsia="en-US"/>
-      <w14:ligatures w14:val="none"/>
-    </w:rPr>
-  </w:style>
-  <w:style w:type="paragraph" w:customStyle="1" w:styleId="44F07ECC009647D0963FFFB897A474941">
-    <w:name w:val="44F07ECC009647D0963FFFB897A474941"/>
-    <w:rsid w:val="00BC42EE"/>
-    <w:pPr>
-      <w:widowControl w:val="0"/>
-      <w:autoSpaceDE w:val="0"/>
-      <w:autoSpaceDN w:val="0"/>
-      <w:spacing w:after="0" w:line="240" w:lineRule="auto"/>
-    </w:pPr>
-    <w:rPr>
-      <w:rFonts w:ascii="Trebuchet MS" w:eastAsia="Trebuchet MS" w:hAnsi="Trebuchet MS" w:cs="Trebuchet MS"/>
-      <w:kern w:val="0"/>
-      <w:sz w:val="22"/>
-      <w:szCs w:val="22"/>
-      <w:lang w:val="es-ES" w:eastAsia="en-US"/>
-      <w14:ligatures w14:val="none"/>
-    </w:rPr>
-  </w:style>
-  <w:style w:type="paragraph" w:customStyle="1" w:styleId="00329FAF13C24B2BB35A6B55E2793AF21">
-    <w:name w:val="00329FAF13C24B2BB35A6B55E2793AF21"/>
-    <w:rsid w:val="00BC42EE"/>
-    <w:pPr>
-      <w:widowControl w:val="0"/>
-      <w:autoSpaceDE w:val="0"/>
-      <w:autoSpaceDN w:val="0"/>
-      <w:spacing w:after="0" w:line="240" w:lineRule="auto"/>
-    </w:pPr>
-    <w:rPr>
-      <w:rFonts w:ascii="Trebuchet MS" w:eastAsia="Trebuchet MS" w:hAnsi="Trebuchet MS" w:cs="Trebuchet MS"/>
-      <w:kern w:val="0"/>
-      <w:sz w:val="22"/>
-      <w:szCs w:val="22"/>
-      <w:lang w:val="es-ES" w:eastAsia="en-US"/>
-      <w14:ligatures w14:val="none"/>
-    </w:rPr>
-  </w:style>
-  <w:style w:type="paragraph" w:customStyle="1" w:styleId="3D7B959BD37443689A04F994C67210551">
-    <w:name w:val="3D7B959BD37443689A04F994C67210551"/>
-    <w:rsid w:val="00BC42EE"/>
-    <w:pPr>
-      <w:widowControl w:val="0"/>
-      <w:autoSpaceDE w:val="0"/>
-      <w:autoSpaceDN w:val="0"/>
-      <w:spacing w:after="0" w:line="240" w:lineRule="auto"/>
-    </w:pPr>
-    <w:rPr>
-      <w:rFonts w:ascii="Trebuchet MS" w:eastAsia="Trebuchet MS" w:hAnsi="Trebuchet MS" w:cs="Trebuchet MS"/>
-      <w:kern w:val="0"/>
-      <w:sz w:val="22"/>
-      <w:szCs w:val="22"/>
-      <w:lang w:val="es-ES" w:eastAsia="en-US"/>
-      <w14:ligatures w14:val="none"/>
-    </w:rPr>
-  </w:style>
-  <w:style w:type="paragraph" w:customStyle="1" w:styleId="FDB67D9CBA03491D9AE4D736107A18E81">
-    <w:name w:val="FDB67D9CBA03491D9AE4D736107A18E81"/>
-    <w:rsid w:val="00BC42EE"/>
-    <w:pPr>
-      <w:widowControl w:val="0"/>
-      <w:autoSpaceDE w:val="0"/>
-      <w:autoSpaceDN w:val="0"/>
-      <w:spacing w:after="0" w:line="240" w:lineRule="auto"/>
-    </w:pPr>
-    <w:rPr>
-      <w:rFonts w:ascii="Trebuchet MS" w:eastAsia="Trebuchet MS" w:hAnsi="Trebuchet MS" w:cs="Trebuchet MS"/>
-      <w:kern w:val="0"/>
-      <w:sz w:val="22"/>
-      <w:szCs w:val="22"/>
-      <w:lang w:val="es-ES" w:eastAsia="en-US"/>
-      <w14:ligatures w14:val="none"/>
-    </w:rPr>
-  </w:style>
-  <w:style w:type="paragraph" w:customStyle="1" w:styleId="CCC4D939B06C41D2BCF12E8007469BA61">
-    <w:name w:val="CCC4D939B06C41D2BCF12E8007469BA61"/>
-    <w:rsid w:val="00BC42EE"/>
-    <w:pPr>
-      <w:widowControl w:val="0"/>
-      <w:autoSpaceDE w:val="0"/>
-      <w:autoSpaceDN w:val="0"/>
-      <w:spacing w:after="0" w:line="240" w:lineRule="auto"/>
-    </w:pPr>
-    <w:rPr>
-      <w:rFonts w:ascii="Trebuchet MS" w:eastAsia="Trebuchet MS" w:hAnsi="Trebuchet MS" w:cs="Trebuchet MS"/>
-      <w:kern w:val="0"/>
-      <w:sz w:val="22"/>
-      <w:szCs w:val="22"/>
-      <w:lang w:val="es-ES" w:eastAsia="en-US"/>
-      <w14:ligatures w14:val="none"/>
-    </w:rPr>
-  </w:style>
-  <w:style w:type="paragraph" w:customStyle="1" w:styleId="0F03EA82B8474972A585B7C16E73E0721">
-    <w:name w:val="0F03EA82B8474972A585B7C16E73E0721"/>
-    <w:rsid w:val="00BC42EE"/>
-    <w:pPr>
-      <w:widowControl w:val="0"/>
-      <w:autoSpaceDE w:val="0"/>
-      <w:autoSpaceDN w:val="0"/>
-      <w:spacing w:after="0" w:line="240" w:lineRule="auto"/>
-    </w:pPr>
-    <w:rPr>
-      <w:rFonts w:ascii="Trebuchet MS" w:eastAsia="Trebuchet MS" w:hAnsi="Trebuchet MS" w:cs="Trebuchet MS"/>
-      <w:kern w:val="0"/>
-      <w:sz w:val="22"/>
-      <w:szCs w:val="22"/>
-      <w:lang w:val="es-ES" w:eastAsia="en-US"/>
-      <w14:ligatures w14:val="none"/>
-    </w:rPr>
-  </w:style>
-  <w:style w:type="paragraph" w:customStyle="1" w:styleId="6426842BCD3E450AA64CFF077D6055FE1">
-    <w:name w:val="6426842BCD3E450AA64CFF077D6055FE1"/>
-    <w:rsid w:val="00BC42EE"/>
-    <w:pPr>
-      <w:widowControl w:val="0"/>
-      <w:autoSpaceDE w:val="0"/>
-      <w:autoSpaceDN w:val="0"/>
-      <w:spacing w:after="0" w:line="240" w:lineRule="auto"/>
-    </w:pPr>
-    <w:rPr>
-      <w:rFonts w:ascii="Trebuchet MS" w:eastAsia="Trebuchet MS" w:hAnsi="Trebuchet MS" w:cs="Trebuchet MS"/>
-      <w:kern w:val="0"/>
-      <w:sz w:val="22"/>
-      <w:szCs w:val="22"/>
-      <w:lang w:val="es-ES" w:eastAsia="en-US"/>
-      <w14:ligatures w14:val="none"/>
-    </w:rPr>
-  </w:style>
-  <w:style w:type="paragraph" w:customStyle="1" w:styleId="64DEF0350D4142B69B48399170AFB4831">
-    <w:name w:val="64DEF0350D4142B69B48399170AFB4831"/>
-    <w:rsid w:val="00BC42EE"/>
-    <w:pPr>
-      <w:widowControl w:val="0"/>
-      <w:autoSpaceDE w:val="0"/>
-      <w:autoSpaceDN w:val="0"/>
-      <w:spacing w:after="0" w:line="240" w:lineRule="auto"/>
-    </w:pPr>
-    <w:rPr>
-      <w:rFonts w:ascii="Trebuchet MS" w:eastAsia="Trebuchet MS" w:hAnsi="Trebuchet MS" w:cs="Trebuchet MS"/>
-      <w:kern w:val="0"/>
-      <w:sz w:val="22"/>
-      <w:szCs w:val="22"/>
-      <w:lang w:val="es-ES" w:eastAsia="en-US"/>
-      <w14:ligatures w14:val="none"/>
-    </w:rPr>
-  </w:style>
-  <w:style w:type="paragraph" w:customStyle="1" w:styleId="23371D59957B4046A6FC3D1D70CE8D901">
-    <w:name w:val="23371D59957B4046A6FC3D1D70CE8D901"/>
-    <w:rsid w:val="00BC42EE"/>
-    <w:pPr>
-      <w:widowControl w:val="0"/>
-      <w:autoSpaceDE w:val="0"/>
-      <w:autoSpaceDN w:val="0"/>
-      <w:spacing w:after="0" w:line="240" w:lineRule="auto"/>
-    </w:pPr>
-    <w:rPr>
-      <w:rFonts w:ascii="Trebuchet MS" w:eastAsia="Trebuchet MS" w:hAnsi="Trebuchet MS" w:cs="Trebuchet MS"/>
-      <w:kern w:val="0"/>
-      <w:sz w:val="22"/>
-      <w:szCs w:val="22"/>
-      <w:lang w:val="es-ES" w:eastAsia="en-US"/>
-      <w14:ligatures w14:val="none"/>
-    </w:rPr>
-  </w:style>
-  <w:style w:type="paragraph" w:customStyle="1" w:styleId="F5162275D3B64EC1A1CEFF8D854E654D1">
-    <w:name w:val="F5162275D3B64EC1A1CEFF8D854E654D1"/>
-    <w:rsid w:val="00BC42EE"/>
-    <w:pPr>
-      <w:widowControl w:val="0"/>
-      <w:autoSpaceDE w:val="0"/>
-      <w:autoSpaceDN w:val="0"/>
-      <w:spacing w:after="0" w:line="240" w:lineRule="auto"/>
-    </w:pPr>
-    <w:rPr>
-      <w:rFonts w:ascii="Trebuchet MS" w:eastAsia="Trebuchet MS" w:hAnsi="Trebuchet MS" w:cs="Trebuchet MS"/>
-      <w:kern w:val="0"/>
-      <w:sz w:val="22"/>
-      <w:szCs w:val="22"/>
-      <w:lang w:val="es-ES" w:eastAsia="en-US"/>
-      <w14:ligatures w14:val="none"/>
-    </w:rPr>
-  </w:style>
-  <w:style w:type="paragraph" w:customStyle="1" w:styleId="CD616F5867C0462CBB1E5DD5188C22891">
-    <w:name w:val="CD616F5867C0462CBB1E5DD5188C22891"/>
-    <w:rsid w:val="00BC42EE"/>
-    <w:pPr>
-      <w:widowControl w:val="0"/>
-      <w:autoSpaceDE w:val="0"/>
-      <w:autoSpaceDN w:val="0"/>
-      <w:spacing w:after="0" w:line="240" w:lineRule="auto"/>
-    </w:pPr>
-    <w:rPr>
-      <w:rFonts w:ascii="Trebuchet MS" w:eastAsia="Trebuchet MS" w:hAnsi="Trebuchet MS" w:cs="Trebuchet MS"/>
-      <w:kern w:val="0"/>
-      <w:sz w:val="22"/>
-      <w:szCs w:val="22"/>
-      <w:lang w:val="es-ES" w:eastAsia="en-US"/>
-      <w14:ligatures w14:val="none"/>
-    </w:rPr>
-  </w:style>
-  <w:style w:type="paragraph" w:customStyle="1" w:styleId="959408375E3E4F0F87239AF8116CD3EB1">
-    <w:name w:val="959408375E3E4F0F87239AF8116CD3EB1"/>
-    <w:rsid w:val="00BC42EE"/>
-    <w:pPr>
-      <w:widowControl w:val="0"/>
-      <w:autoSpaceDE w:val="0"/>
-      <w:autoSpaceDN w:val="0"/>
-      <w:spacing w:after="0" w:line="240" w:lineRule="auto"/>
-    </w:pPr>
-    <w:rPr>
-      <w:rFonts w:ascii="Trebuchet MS" w:eastAsia="Trebuchet MS" w:hAnsi="Trebuchet MS" w:cs="Trebuchet MS"/>
-      <w:kern w:val="0"/>
-      <w:sz w:val="22"/>
-      <w:szCs w:val="22"/>
-      <w:lang w:val="es-ES" w:eastAsia="en-US"/>
-      <w14:ligatures w14:val="none"/>
-    </w:rPr>
-  </w:style>
-  <w:style w:type="paragraph" w:customStyle="1" w:styleId="9341D3077F2F4645A0C3C3235D4355451">
-    <w:name w:val="9341D3077F2F4645A0C3C3235D4355451"/>
-    <w:rsid w:val="00BC42EE"/>
-    <w:pPr>
-      <w:widowControl w:val="0"/>
-      <w:autoSpaceDE w:val="0"/>
-      <w:autoSpaceDN w:val="0"/>
-      <w:spacing w:after="0" w:line="240" w:lineRule="auto"/>
-    </w:pPr>
-    <w:rPr>
-      <w:rFonts w:ascii="Trebuchet MS" w:eastAsia="Trebuchet MS" w:hAnsi="Trebuchet MS" w:cs="Trebuchet MS"/>
-      <w:kern w:val="0"/>
-      <w:sz w:val="22"/>
-      <w:szCs w:val="22"/>
-      <w:lang w:val="es-ES" w:eastAsia="en-US"/>
-      <w14:ligatures w14:val="none"/>
-    </w:rPr>
-  </w:style>
-  <w:style w:type="paragraph" w:customStyle="1" w:styleId="AFA748A570B9426CA8990C123A86CC291">
-    <w:name w:val="AFA748A570B9426CA8990C123A86CC291"/>
-    <w:rsid w:val="00BC42EE"/>
-    <w:pPr>
-      <w:widowControl w:val="0"/>
-      <w:autoSpaceDE w:val="0"/>
-      <w:autoSpaceDN w:val="0"/>
-      <w:spacing w:after="0" w:line="240" w:lineRule="auto"/>
-    </w:pPr>
-    <w:rPr>
-      <w:rFonts w:ascii="Trebuchet MS" w:eastAsia="Trebuchet MS" w:hAnsi="Trebuchet MS" w:cs="Trebuchet MS"/>
-      <w:kern w:val="0"/>
-      <w:sz w:val="22"/>
-      <w:szCs w:val="22"/>
-      <w:lang w:val="es-ES" w:eastAsia="en-US"/>
-      <w14:ligatures w14:val="none"/>
-    </w:rPr>
-  </w:style>
-  <w:style w:type="paragraph" w:customStyle="1" w:styleId="49C02F73DD8E4C14B910EF670D271E5B1">
-    <w:name w:val="49C02F73DD8E4C14B910EF670D271E5B1"/>
-    <w:rsid w:val="00BC42EE"/>
-    <w:pPr>
-      <w:widowControl w:val="0"/>
-      <w:autoSpaceDE w:val="0"/>
-      <w:autoSpaceDN w:val="0"/>
-      <w:spacing w:after="0" w:line="240" w:lineRule="auto"/>
-    </w:pPr>
-    <w:rPr>
-      <w:rFonts w:ascii="Trebuchet MS" w:eastAsia="Trebuchet MS" w:hAnsi="Trebuchet MS" w:cs="Trebuchet MS"/>
-      <w:kern w:val="0"/>
-      <w:sz w:val="22"/>
-      <w:szCs w:val="22"/>
-      <w:lang w:val="es-ES" w:eastAsia="en-US"/>
-      <w14:ligatures w14:val="none"/>
-    </w:rPr>
-  </w:style>
-  <w:style w:type="paragraph" w:customStyle="1" w:styleId="4D0670B388884C74BBDF437DA74F212D1">
-    <w:name w:val="4D0670B388884C74BBDF437DA74F212D1"/>
-    <w:rsid w:val="00BC42EE"/>
-    <w:pPr>
-      <w:widowControl w:val="0"/>
-      <w:autoSpaceDE w:val="0"/>
-      <w:autoSpaceDN w:val="0"/>
-      <w:spacing w:after="0" w:line="240" w:lineRule="auto"/>
-    </w:pPr>
-    <w:rPr>
-      <w:rFonts w:ascii="Trebuchet MS" w:eastAsia="Trebuchet MS" w:hAnsi="Trebuchet MS" w:cs="Trebuchet MS"/>
-      <w:kern w:val="0"/>
-      <w:sz w:val="22"/>
-      <w:szCs w:val="22"/>
-      <w:lang w:val="es-ES" w:eastAsia="en-US"/>
-      <w14:ligatures w14:val="none"/>
-    </w:rPr>
-  </w:style>
-  <w:style w:type="paragraph" w:customStyle="1" w:styleId="473D79D653BC4570898FEC8A6A35D61B1">
-    <w:name w:val="473D79D653BC4570898FEC8A6A35D61B1"/>
-    <w:rsid w:val="00BC42EE"/>
-    <w:pPr>
-      <w:widowControl w:val="0"/>
-      <w:autoSpaceDE w:val="0"/>
-      <w:autoSpaceDN w:val="0"/>
-      <w:spacing w:after="0" w:line="240" w:lineRule="auto"/>
-    </w:pPr>
-    <w:rPr>
-      <w:rFonts w:ascii="Trebuchet MS" w:eastAsia="Trebuchet MS" w:hAnsi="Trebuchet MS" w:cs="Trebuchet MS"/>
-      <w:kern w:val="0"/>
-      <w:sz w:val="22"/>
-      <w:szCs w:val="22"/>
-      <w:lang w:val="es-ES" w:eastAsia="en-US"/>
-      <w14:ligatures w14:val="none"/>
-    </w:rPr>
-  </w:style>
-  <w:style w:type="paragraph" w:customStyle="1" w:styleId="91438114D6EA442686BF7BA1761ABE311">
-    <w:name w:val="91438114D6EA442686BF7BA1761ABE311"/>
-    <w:rsid w:val="00BC42EE"/>
-    <w:pPr>
-      <w:widowControl w:val="0"/>
-      <w:autoSpaceDE w:val="0"/>
-      <w:autoSpaceDN w:val="0"/>
-      <w:spacing w:after="0" w:line="240" w:lineRule="auto"/>
-    </w:pPr>
-    <w:rPr>
-      <w:rFonts w:ascii="Trebuchet MS" w:eastAsia="Trebuchet MS" w:hAnsi="Trebuchet MS" w:cs="Trebuchet MS"/>
-      <w:kern w:val="0"/>
-      <w:sz w:val="22"/>
-      <w:szCs w:val="22"/>
-      <w:lang w:val="es-ES" w:eastAsia="en-US"/>
-      <w14:ligatures w14:val="none"/>
-    </w:rPr>
-  </w:style>
-  <w:style w:type="paragraph" w:customStyle="1" w:styleId="9CA877C1EDE44B73B36EB61AAAF5AC6F1">
-    <w:name w:val="9CA877C1EDE44B73B36EB61AAAF5AC6F1"/>
-    <w:rsid w:val="00BC42EE"/>
-    <w:pPr>
-      <w:widowControl w:val="0"/>
-      <w:autoSpaceDE w:val="0"/>
-      <w:autoSpaceDN w:val="0"/>
-      <w:spacing w:after="0" w:line="240" w:lineRule="auto"/>
-    </w:pPr>
-    <w:rPr>
-      <w:rFonts w:ascii="Trebuchet MS" w:eastAsia="Trebuchet MS" w:hAnsi="Trebuchet MS" w:cs="Trebuchet MS"/>
-      <w:kern w:val="0"/>
-      <w:sz w:val="22"/>
-      <w:szCs w:val="22"/>
-      <w:lang w:val="es-ES" w:eastAsia="en-US"/>
-      <w14:ligatures w14:val="none"/>
-    </w:rPr>
-  </w:style>
-  <w:style w:type="paragraph" w:customStyle="1" w:styleId="241ACD0B7558474CA40CED48E8A20F5B1">
-    <w:name w:val="241ACD0B7558474CA40CED48E8A20F5B1"/>
-    <w:rsid w:val="00BC42EE"/>
-    <w:pPr>
-      <w:widowControl w:val="0"/>
-      <w:autoSpaceDE w:val="0"/>
-      <w:autoSpaceDN w:val="0"/>
-      <w:spacing w:after="0" w:line="240" w:lineRule="auto"/>
-    </w:pPr>
-    <w:rPr>
-      <w:rFonts w:ascii="Trebuchet MS" w:eastAsia="Trebuchet MS" w:hAnsi="Trebuchet MS" w:cs="Trebuchet MS"/>
-      <w:kern w:val="0"/>
-      <w:sz w:val="22"/>
-      <w:szCs w:val="22"/>
-      <w:lang w:val="es-ES" w:eastAsia="en-US"/>
-      <w14:ligatures w14:val="none"/>
-    </w:rPr>
-  </w:style>
-  <w:style w:type="paragraph" w:customStyle="1" w:styleId="5333F65D47D8429EBC3526E50FA7623A1">
-    <w:name w:val="5333F65D47D8429EBC3526E50FA7623A1"/>
-    <w:rsid w:val="00BC42EE"/>
-    <w:pPr>
-      <w:widowControl w:val="0"/>
-      <w:autoSpaceDE w:val="0"/>
-      <w:autoSpaceDN w:val="0"/>
-      <w:spacing w:after="0" w:line="240" w:lineRule="auto"/>
-    </w:pPr>
-    <w:rPr>
-      <w:rFonts w:ascii="Trebuchet MS" w:eastAsia="Trebuchet MS" w:hAnsi="Trebuchet MS" w:cs="Trebuchet MS"/>
-      <w:kern w:val="0"/>
-      <w:sz w:val="22"/>
-      <w:szCs w:val="22"/>
-      <w:lang w:val="es-ES" w:eastAsia="en-US"/>
-      <w14:ligatures w14:val="none"/>
-    </w:rPr>
-  </w:style>
-  <w:style w:type="paragraph" w:customStyle="1" w:styleId="621902C269C340C3948EC589D8912BB71">
-    <w:name w:val="621902C269C340C3948EC589D8912BB71"/>
-    <w:rsid w:val="00BC42EE"/>
-    <w:pPr>
-      <w:widowControl w:val="0"/>
-      <w:autoSpaceDE w:val="0"/>
-      <w:autoSpaceDN w:val="0"/>
-      <w:spacing w:after="0" w:line="240" w:lineRule="auto"/>
-    </w:pPr>
-    <w:rPr>
-      <w:rFonts w:ascii="Trebuchet MS" w:eastAsia="Trebuchet MS" w:hAnsi="Trebuchet MS" w:cs="Trebuchet MS"/>
-      <w:kern w:val="0"/>
-      <w:sz w:val="22"/>
-      <w:szCs w:val="22"/>
-      <w:lang w:val="es-ES" w:eastAsia="en-US"/>
-      <w14:ligatures w14:val="none"/>
-    </w:rPr>
-  </w:style>
-  <w:style w:type="paragraph" w:customStyle="1" w:styleId="8385F21AA51642EC9BA1EAC8B58ED0331">
-    <w:name w:val="8385F21AA51642EC9BA1EAC8B58ED0331"/>
-    <w:rsid w:val="00BC42EE"/>
-    <w:pPr>
-      <w:widowControl w:val="0"/>
-      <w:autoSpaceDE w:val="0"/>
-      <w:autoSpaceDN w:val="0"/>
-      <w:spacing w:after="0" w:line="240" w:lineRule="auto"/>
-    </w:pPr>
-    <w:rPr>
-      <w:rFonts w:ascii="Trebuchet MS" w:eastAsia="Trebuchet MS" w:hAnsi="Trebuchet MS" w:cs="Trebuchet MS"/>
-      <w:kern w:val="0"/>
-      <w:sz w:val="22"/>
-      <w:szCs w:val="22"/>
-      <w:lang w:val="es-ES" w:eastAsia="en-US"/>
-      <w14:ligatures w14:val="none"/>
-    </w:rPr>
-  </w:style>
-  <w:style w:type="paragraph" w:customStyle="1" w:styleId="BF46B5C2639C4DD097A85B51139045811">
-    <w:name w:val="BF46B5C2639C4DD097A85B51139045811"/>
-    <w:rsid w:val="00BC42EE"/>
-    <w:pPr>
-      <w:widowControl w:val="0"/>
-      <w:autoSpaceDE w:val="0"/>
-      <w:autoSpaceDN w:val="0"/>
-      <w:spacing w:after="0" w:line="240" w:lineRule="auto"/>
-    </w:pPr>
-    <w:rPr>
-      <w:rFonts w:ascii="Trebuchet MS" w:eastAsia="Trebuchet MS" w:hAnsi="Trebuchet MS" w:cs="Trebuchet MS"/>
-      <w:kern w:val="0"/>
-      <w:sz w:val="22"/>
-      <w:szCs w:val="22"/>
-      <w:lang w:val="es-ES" w:eastAsia="en-US"/>
-      <w14:ligatures w14:val="none"/>
-    </w:rPr>
-  </w:style>
-  <w:style w:type="paragraph" w:customStyle="1" w:styleId="B813817B22B6455DB8678175EBE0D2531">
-    <w:name w:val="B813817B22B6455DB8678175EBE0D2531"/>
-    <w:rsid w:val="00BC42EE"/>
-    <w:pPr>
-      <w:widowControl w:val="0"/>
-      <w:autoSpaceDE w:val="0"/>
-      <w:autoSpaceDN w:val="0"/>
-      <w:spacing w:after="0" w:line="240" w:lineRule="auto"/>
-    </w:pPr>
-    <w:rPr>
-      <w:rFonts w:ascii="Trebuchet MS" w:eastAsia="Trebuchet MS" w:hAnsi="Trebuchet MS" w:cs="Trebuchet MS"/>
-      <w:kern w:val="0"/>
-      <w:sz w:val="22"/>
-      <w:szCs w:val="22"/>
-      <w:lang w:val="es-ES" w:eastAsia="en-US"/>
-      <w14:ligatures w14:val="none"/>
-    </w:rPr>
-  </w:style>
-  <w:style w:type="paragraph" w:customStyle="1" w:styleId="C26CED85E2634FF6AE0FFC1E3E63C00F1">
-    <w:name w:val="C26CED85E2634FF6AE0FFC1E3E63C00F1"/>
-    <w:rsid w:val="00BC42EE"/>
-    <w:pPr>
-      <w:widowControl w:val="0"/>
-      <w:autoSpaceDE w:val="0"/>
-      <w:autoSpaceDN w:val="0"/>
-      <w:spacing w:after="0" w:line="240" w:lineRule="auto"/>
-    </w:pPr>
-    <w:rPr>
-      <w:rFonts w:ascii="Trebuchet MS" w:eastAsia="Trebuchet MS" w:hAnsi="Trebuchet MS" w:cs="Trebuchet MS"/>
-      <w:kern w:val="0"/>
-      <w:sz w:val="22"/>
-      <w:szCs w:val="22"/>
-      <w:lang w:val="es-ES" w:eastAsia="en-US"/>
-      <w14:ligatures w14:val="none"/>
-    </w:rPr>
-  </w:style>
-  <w:style w:type="paragraph" w:customStyle="1" w:styleId="620380D562904A528628CC2C4D73665D">
-    <w:name w:val="620380D562904A528628CC2C4D73665D"/>
-    <w:rsid w:val="00BC42EE"/>
-  </w:style>
-  <w:style w:type="paragraph" w:customStyle="1" w:styleId="47AAFD1F773E425F9BA1FB9C772F0E2D1">
-    <w:name w:val="47AAFD1F773E425F9BA1FB9C772F0E2D1"/>
-    <w:rsid w:val="00BC42EE"/>
-    <w:pPr>
-      <w:widowControl w:val="0"/>
-      <w:autoSpaceDE w:val="0"/>
-      <w:autoSpaceDN w:val="0"/>
-      <w:spacing w:after="0" w:line="240" w:lineRule="auto"/>
-    </w:pPr>
-    <w:rPr>
-      <w:rFonts w:ascii="Trebuchet MS" w:eastAsia="Trebuchet MS" w:hAnsi="Trebuchet MS" w:cs="Trebuchet MS"/>
-      <w:kern w:val="0"/>
-      <w:sz w:val="22"/>
-      <w:szCs w:val="22"/>
-      <w:lang w:val="es-ES" w:eastAsia="en-US"/>
-      <w14:ligatures w14:val="none"/>
-    </w:rPr>
-  </w:style>
-  <w:style w:type="paragraph" w:customStyle="1" w:styleId="ED9D94994BE040C79FFAE5DBBCF6CDDD2">
-    <w:name w:val="ED9D94994BE040C79FFAE5DBBCF6CDDD2"/>
-    <w:rsid w:val="00BC42EE"/>
-    <w:pPr>
-      <w:widowControl w:val="0"/>
-      <w:autoSpaceDE w:val="0"/>
-      <w:autoSpaceDN w:val="0"/>
-      <w:spacing w:after="0" w:line="240" w:lineRule="auto"/>
-    </w:pPr>
-    <w:rPr>
-      <w:rFonts w:ascii="Trebuchet MS" w:eastAsia="Trebuchet MS" w:hAnsi="Trebuchet MS" w:cs="Trebuchet MS"/>
-      <w:kern w:val="0"/>
-      <w:sz w:val="22"/>
-      <w:szCs w:val="22"/>
-      <w:lang w:val="es-ES" w:eastAsia="en-US"/>
-      <w14:ligatures w14:val="none"/>
-    </w:rPr>
-  </w:style>
-  <w:style w:type="paragraph" w:customStyle="1" w:styleId="5461E459D46C4212AF13F8135D98C7552">
-    <w:name w:val="5461E459D46C4212AF13F8135D98C7552"/>
-    <w:rsid w:val="00BC42EE"/>
-    <w:pPr>
-      <w:widowControl w:val="0"/>
-      <w:autoSpaceDE w:val="0"/>
-      <w:autoSpaceDN w:val="0"/>
-      <w:spacing w:after="0" w:line="240" w:lineRule="auto"/>
-    </w:pPr>
-    <w:rPr>
-      <w:rFonts w:ascii="Trebuchet MS" w:eastAsia="Trebuchet MS" w:hAnsi="Trebuchet MS" w:cs="Trebuchet MS"/>
-      <w:kern w:val="0"/>
-      <w:sz w:val="22"/>
-      <w:szCs w:val="22"/>
-      <w:lang w:val="es-ES" w:eastAsia="en-US"/>
-      <w14:ligatures w14:val="none"/>
-    </w:rPr>
-  </w:style>
-  <w:style w:type="paragraph" w:customStyle="1" w:styleId="F247AAC763EB444FB0A0C558D49D137A2">
-    <w:name w:val="F247AAC763EB444FB0A0C558D49D137A2"/>
-    <w:rsid w:val="00BC42EE"/>
-    <w:pPr>
-      <w:widowControl w:val="0"/>
-      <w:autoSpaceDE w:val="0"/>
-      <w:autoSpaceDN w:val="0"/>
-      <w:spacing w:after="0" w:line="240" w:lineRule="auto"/>
-    </w:pPr>
-    <w:rPr>
-      <w:rFonts w:ascii="Trebuchet MS" w:eastAsia="Trebuchet MS" w:hAnsi="Trebuchet MS" w:cs="Trebuchet MS"/>
-      <w:kern w:val="0"/>
-      <w:sz w:val="22"/>
-      <w:szCs w:val="22"/>
-      <w:lang w:val="es-ES" w:eastAsia="en-US"/>
-      <w14:ligatures w14:val="none"/>
-    </w:rPr>
-  </w:style>
-  <w:style w:type="paragraph" w:customStyle="1" w:styleId="3AEEBDA35C4242479C05CAE0C63D68F42">
-    <w:name w:val="3AEEBDA35C4242479C05CAE0C63D68F42"/>
-    <w:rsid w:val="00BC42EE"/>
-    <w:pPr>
-      <w:widowControl w:val="0"/>
-      <w:autoSpaceDE w:val="0"/>
-      <w:autoSpaceDN w:val="0"/>
-      <w:spacing w:after="0" w:line="240" w:lineRule="auto"/>
-    </w:pPr>
-    <w:rPr>
-      <w:rFonts w:ascii="Trebuchet MS" w:eastAsia="Trebuchet MS" w:hAnsi="Trebuchet MS" w:cs="Trebuchet MS"/>
-      <w:kern w:val="0"/>
-      <w:sz w:val="22"/>
-      <w:szCs w:val="22"/>
-      <w:lang w:val="es-ES" w:eastAsia="en-US"/>
-      <w14:ligatures w14:val="none"/>
-    </w:rPr>
-  </w:style>
-  <w:style w:type="paragraph" w:customStyle="1" w:styleId="8582CEC04686464F86DF71179ABAEBDE2">
-    <w:name w:val="8582CEC04686464F86DF71179ABAEBDE2"/>
-    <w:rsid w:val="00BC42EE"/>
-    <w:pPr>
-      <w:widowControl w:val="0"/>
-      <w:autoSpaceDE w:val="0"/>
-      <w:autoSpaceDN w:val="0"/>
-      <w:spacing w:after="0" w:line="240" w:lineRule="auto"/>
-    </w:pPr>
-    <w:rPr>
-      <w:rFonts w:ascii="Trebuchet MS" w:eastAsia="Trebuchet MS" w:hAnsi="Trebuchet MS" w:cs="Trebuchet MS"/>
-      <w:kern w:val="0"/>
-      <w:sz w:val="22"/>
-      <w:szCs w:val="22"/>
-      <w:lang w:val="es-ES" w:eastAsia="en-US"/>
-      <w14:ligatures w14:val="none"/>
-    </w:rPr>
-  </w:style>
-  <w:style w:type="paragraph" w:customStyle="1" w:styleId="1608E953F68C4697BF22CDC4CE4D74E92">
-    <w:name w:val="1608E953F68C4697BF22CDC4CE4D74E92"/>
-    <w:rsid w:val="00BC42EE"/>
-    <w:pPr>
-      <w:widowControl w:val="0"/>
-      <w:autoSpaceDE w:val="0"/>
-      <w:autoSpaceDN w:val="0"/>
-      <w:spacing w:after="0" w:line="240" w:lineRule="auto"/>
-    </w:pPr>
-    <w:rPr>
-      <w:rFonts w:ascii="Trebuchet MS" w:eastAsia="Trebuchet MS" w:hAnsi="Trebuchet MS" w:cs="Trebuchet MS"/>
-      <w:kern w:val="0"/>
-      <w:sz w:val="22"/>
-      <w:szCs w:val="22"/>
-      <w:lang w:val="es-ES" w:eastAsia="en-US"/>
-      <w14:ligatures w14:val="none"/>
-    </w:rPr>
-  </w:style>
-  <w:style w:type="paragraph" w:customStyle="1" w:styleId="3640E2B37C384C6C906E6411782027BD2">
-    <w:name w:val="3640E2B37C384C6C906E6411782027BD2"/>
-    <w:rsid w:val="00BC42EE"/>
-    <w:pPr>
-      <w:widowControl w:val="0"/>
-      <w:autoSpaceDE w:val="0"/>
-      <w:autoSpaceDN w:val="0"/>
-      <w:spacing w:after="0" w:line="240" w:lineRule="auto"/>
-    </w:pPr>
-    <w:rPr>
-      <w:rFonts w:ascii="Trebuchet MS" w:eastAsia="Trebuchet MS" w:hAnsi="Trebuchet MS" w:cs="Trebuchet MS"/>
-      <w:kern w:val="0"/>
-      <w:sz w:val="22"/>
-      <w:szCs w:val="22"/>
-      <w:lang w:val="es-ES" w:eastAsia="en-US"/>
-      <w14:ligatures w14:val="none"/>
-    </w:rPr>
-  </w:style>
-  <w:style w:type="paragraph" w:customStyle="1" w:styleId="693D71C98F1E41C085524402227750142">
-    <w:name w:val="693D71C98F1E41C085524402227750142"/>
-    <w:rsid w:val="00BC42EE"/>
-    <w:pPr>
-      <w:widowControl w:val="0"/>
-      <w:autoSpaceDE w:val="0"/>
-      <w:autoSpaceDN w:val="0"/>
-      <w:spacing w:after="0" w:line="240" w:lineRule="auto"/>
-    </w:pPr>
-    <w:rPr>
-      <w:rFonts w:ascii="Trebuchet MS" w:eastAsia="Trebuchet MS" w:hAnsi="Trebuchet MS" w:cs="Trebuchet MS"/>
-      <w:kern w:val="0"/>
-      <w:sz w:val="22"/>
-      <w:szCs w:val="22"/>
-      <w:lang w:val="es-ES" w:eastAsia="en-US"/>
-      <w14:ligatures w14:val="none"/>
-    </w:rPr>
-  </w:style>
-  <w:style w:type="paragraph" w:customStyle="1" w:styleId="E3F57F32876D42F7985A00947E5D12662">
-    <w:name w:val="E3F57F32876D42F7985A00947E5D12662"/>
-    <w:rsid w:val="00BC42EE"/>
-    <w:pPr>
-      <w:widowControl w:val="0"/>
-      <w:autoSpaceDE w:val="0"/>
-      <w:autoSpaceDN w:val="0"/>
-      <w:spacing w:after="0" w:line="240" w:lineRule="auto"/>
-    </w:pPr>
-    <w:rPr>
-      <w:rFonts w:ascii="Trebuchet MS" w:eastAsia="Trebuchet MS" w:hAnsi="Trebuchet MS" w:cs="Trebuchet MS"/>
-      <w:kern w:val="0"/>
-      <w:sz w:val="22"/>
-      <w:szCs w:val="22"/>
-      <w:lang w:val="es-ES" w:eastAsia="en-US"/>
-      <w14:ligatures w14:val="none"/>
-    </w:rPr>
-  </w:style>
-  <w:style w:type="paragraph" w:customStyle="1" w:styleId="44F07ECC009647D0963FFFB897A474942">
-    <w:name w:val="44F07ECC009647D0963FFFB897A474942"/>
-    <w:rsid w:val="00BC42EE"/>
-    <w:pPr>
-      <w:widowControl w:val="0"/>
-      <w:autoSpaceDE w:val="0"/>
-      <w:autoSpaceDN w:val="0"/>
-      <w:spacing w:after="0" w:line="240" w:lineRule="auto"/>
-    </w:pPr>
-    <w:rPr>
-      <w:rFonts w:ascii="Trebuchet MS" w:eastAsia="Trebuchet MS" w:hAnsi="Trebuchet MS" w:cs="Trebuchet MS"/>
-      <w:kern w:val="0"/>
-      <w:sz w:val="22"/>
-      <w:szCs w:val="22"/>
-      <w:lang w:val="es-ES" w:eastAsia="en-US"/>
-      <w14:ligatures w14:val="none"/>
-    </w:rPr>
-  </w:style>
-  <w:style w:type="paragraph" w:customStyle="1" w:styleId="00329FAF13C24B2BB35A6B55E2793AF22">
-    <w:name w:val="00329FAF13C24B2BB35A6B55E2793AF22"/>
-    <w:rsid w:val="00BC42EE"/>
-    <w:pPr>
-      <w:widowControl w:val="0"/>
-      <w:autoSpaceDE w:val="0"/>
-      <w:autoSpaceDN w:val="0"/>
-      <w:spacing w:after="0" w:line="240" w:lineRule="auto"/>
-    </w:pPr>
-    <w:rPr>
-      <w:rFonts w:ascii="Trebuchet MS" w:eastAsia="Trebuchet MS" w:hAnsi="Trebuchet MS" w:cs="Trebuchet MS"/>
-      <w:kern w:val="0"/>
-      <w:sz w:val="22"/>
-      <w:szCs w:val="22"/>
-      <w:lang w:val="es-ES" w:eastAsia="en-US"/>
-      <w14:ligatures w14:val="none"/>
-    </w:rPr>
-  </w:style>
-  <w:style w:type="paragraph" w:customStyle="1" w:styleId="3D7B959BD37443689A04F994C67210552">
-    <w:name w:val="3D7B959BD37443689A04F994C67210552"/>
-    <w:rsid w:val="00BC42EE"/>
-    <w:pPr>
-      <w:widowControl w:val="0"/>
-      <w:autoSpaceDE w:val="0"/>
-      <w:autoSpaceDN w:val="0"/>
-      <w:spacing w:after="0" w:line="240" w:lineRule="auto"/>
-    </w:pPr>
-    <w:rPr>
-      <w:rFonts w:ascii="Trebuchet MS" w:eastAsia="Trebuchet MS" w:hAnsi="Trebuchet MS" w:cs="Trebuchet MS"/>
-      <w:kern w:val="0"/>
-      <w:sz w:val="22"/>
-      <w:szCs w:val="22"/>
-      <w:lang w:val="es-ES" w:eastAsia="en-US"/>
-      <w14:ligatures w14:val="none"/>
-    </w:rPr>
-  </w:style>
-  <w:style w:type="paragraph" w:customStyle="1" w:styleId="FDB67D9CBA03491D9AE4D736107A18E82">
-    <w:name w:val="FDB67D9CBA03491D9AE4D736107A18E82"/>
-    <w:rsid w:val="00BC42EE"/>
-    <w:pPr>
-      <w:widowControl w:val="0"/>
-      <w:autoSpaceDE w:val="0"/>
-      <w:autoSpaceDN w:val="0"/>
-      <w:spacing w:after="0" w:line="240" w:lineRule="auto"/>
-    </w:pPr>
-    <w:rPr>
-      <w:rFonts w:ascii="Trebuchet MS" w:eastAsia="Trebuchet MS" w:hAnsi="Trebuchet MS" w:cs="Trebuchet MS"/>
-      <w:kern w:val="0"/>
-      <w:sz w:val="22"/>
-      <w:szCs w:val="22"/>
-      <w:lang w:val="es-ES" w:eastAsia="en-US"/>
-      <w14:ligatures w14:val="none"/>
-    </w:rPr>
-  </w:style>
-  <w:style w:type="paragraph" w:customStyle="1" w:styleId="CCC4D939B06C41D2BCF12E8007469BA62">
-    <w:name w:val="CCC4D939B06C41D2BCF12E8007469BA62"/>
-    <w:rsid w:val="00BC42EE"/>
-    <w:pPr>
-      <w:widowControl w:val="0"/>
-      <w:autoSpaceDE w:val="0"/>
-      <w:autoSpaceDN w:val="0"/>
-      <w:spacing w:after="0" w:line="240" w:lineRule="auto"/>
-    </w:pPr>
-    <w:rPr>
-      <w:rFonts w:ascii="Trebuchet MS" w:eastAsia="Trebuchet MS" w:hAnsi="Trebuchet MS" w:cs="Trebuchet MS"/>
-      <w:kern w:val="0"/>
-      <w:sz w:val="22"/>
-      <w:szCs w:val="22"/>
-      <w:lang w:val="es-ES" w:eastAsia="en-US"/>
-      <w14:ligatures w14:val="none"/>
-    </w:rPr>
-  </w:style>
-  <w:style w:type="paragraph" w:customStyle="1" w:styleId="0F03EA82B8474972A585B7C16E73E0722">
-    <w:name w:val="0F03EA82B8474972A585B7C16E73E0722"/>
-    <w:rsid w:val="00BC42EE"/>
-    <w:pPr>
-      <w:widowControl w:val="0"/>
-      <w:autoSpaceDE w:val="0"/>
-      <w:autoSpaceDN w:val="0"/>
-      <w:spacing w:after="0" w:line="240" w:lineRule="auto"/>
-    </w:pPr>
-    <w:rPr>
-      <w:rFonts w:ascii="Trebuchet MS" w:eastAsia="Trebuchet MS" w:hAnsi="Trebuchet MS" w:cs="Trebuchet MS"/>
-      <w:kern w:val="0"/>
-      <w:sz w:val="22"/>
-      <w:szCs w:val="22"/>
-      <w:lang w:val="es-ES" w:eastAsia="en-US"/>
-      <w14:ligatures w14:val="none"/>
-    </w:rPr>
-  </w:style>
-  <w:style w:type="paragraph" w:customStyle="1" w:styleId="6426842BCD3E450AA64CFF077D6055FE2">
-    <w:name w:val="6426842BCD3E450AA64CFF077D6055FE2"/>
-    <w:rsid w:val="00BC42EE"/>
-    <w:pPr>
-      <w:widowControl w:val="0"/>
-      <w:autoSpaceDE w:val="0"/>
-      <w:autoSpaceDN w:val="0"/>
-      <w:spacing w:after="0" w:line="240" w:lineRule="auto"/>
-    </w:pPr>
-    <w:rPr>
-      <w:rFonts w:ascii="Trebuchet MS" w:eastAsia="Trebuchet MS" w:hAnsi="Trebuchet MS" w:cs="Trebuchet MS"/>
-      <w:kern w:val="0"/>
-      <w:sz w:val="22"/>
-      <w:szCs w:val="22"/>
-      <w:lang w:val="es-ES" w:eastAsia="en-US"/>
-      <w14:ligatures w14:val="none"/>
-    </w:rPr>
-  </w:style>
-  <w:style w:type="paragraph" w:customStyle="1" w:styleId="64DEF0350D4142B69B48399170AFB4832">
-    <w:name w:val="64DEF0350D4142B69B48399170AFB4832"/>
-    <w:rsid w:val="00BC42EE"/>
-    <w:pPr>
-      <w:widowControl w:val="0"/>
-      <w:autoSpaceDE w:val="0"/>
-      <w:autoSpaceDN w:val="0"/>
-      <w:spacing w:after="0" w:line="240" w:lineRule="auto"/>
-    </w:pPr>
-    <w:rPr>
-      <w:rFonts w:ascii="Trebuchet MS" w:eastAsia="Trebuchet MS" w:hAnsi="Trebuchet MS" w:cs="Trebuchet MS"/>
-      <w:kern w:val="0"/>
-      <w:sz w:val="22"/>
-      <w:szCs w:val="22"/>
-      <w:lang w:val="es-ES" w:eastAsia="en-US"/>
-      <w14:ligatures w14:val="none"/>
-    </w:rPr>
-  </w:style>
-  <w:style w:type="paragraph" w:customStyle="1" w:styleId="23371D59957B4046A6FC3D1D70CE8D902">
-    <w:name w:val="23371D59957B4046A6FC3D1D70CE8D902"/>
-    <w:rsid w:val="00BC42EE"/>
-    <w:pPr>
-      <w:widowControl w:val="0"/>
-      <w:autoSpaceDE w:val="0"/>
-      <w:autoSpaceDN w:val="0"/>
-      <w:spacing w:after="0" w:line="240" w:lineRule="auto"/>
-    </w:pPr>
-    <w:rPr>
-      <w:rFonts w:ascii="Trebuchet MS" w:eastAsia="Trebuchet MS" w:hAnsi="Trebuchet MS" w:cs="Trebuchet MS"/>
-      <w:kern w:val="0"/>
-      <w:sz w:val="22"/>
-      <w:szCs w:val="22"/>
-      <w:lang w:val="es-ES" w:eastAsia="en-US"/>
-      <w14:ligatures w14:val="none"/>
-    </w:rPr>
-  </w:style>
-  <w:style w:type="paragraph" w:customStyle="1" w:styleId="F5162275D3B64EC1A1CEFF8D854E654D2">
-    <w:name w:val="F5162275D3B64EC1A1CEFF8D854E654D2"/>
-    <w:rsid w:val="00BC42EE"/>
-    <w:pPr>
-      <w:widowControl w:val="0"/>
-      <w:autoSpaceDE w:val="0"/>
-      <w:autoSpaceDN w:val="0"/>
-      <w:spacing w:after="0" w:line="240" w:lineRule="auto"/>
-    </w:pPr>
-    <w:rPr>
-      <w:rFonts w:ascii="Trebuchet MS" w:eastAsia="Trebuchet MS" w:hAnsi="Trebuchet MS" w:cs="Trebuchet MS"/>
-      <w:kern w:val="0"/>
-      <w:sz w:val="22"/>
-      <w:szCs w:val="22"/>
-      <w:lang w:val="es-ES" w:eastAsia="en-US"/>
-      <w14:ligatures w14:val="none"/>
-    </w:rPr>
-  </w:style>
-  <w:style w:type="paragraph" w:customStyle="1" w:styleId="CD616F5867C0462CBB1E5DD5188C22892">
-    <w:name w:val="CD616F5867C0462CBB1E5DD5188C22892"/>
-    <w:rsid w:val="00BC42EE"/>
-    <w:pPr>
-      <w:widowControl w:val="0"/>
-      <w:autoSpaceDE w:val="0"/>
-      <w:autoSpaceDN w:val="0"/>
-      <w:spacing w:after="0" w:line="240" w:lineRule="auto"/>
-    </w:pPr>
-    <w:rPr>
-      <w:rFonts w:ascii="Trebuchet MS" w:eastAsia="Trebuchet MS" w:hAnsi="Trebuchet MS" w:cs="Trebuchet MS"/>
-      <w:kern w:val="0"/>
-      <w:sz w:val="22"/>
-      <w:szCs w:val="22"/>
-      <w:lang w:val="es-ES" w:eastAsia="en-US"/>
-      <w14:ligatures w14:val="none"/>
-    </w:rPr>
-  </w:style>
-  <w:style w:type="paragraph" w:customStyle="1" w:styleId="959408375E3E4F0F87239AF8116CD3EB2">
-    <w:name w:val="959408375E3E4F0F87239AF8116CD3EB2"/>
-    <w:rsid w:val="00BC42EE"/>
-    <w:pPr>
-      <w:widowControl w:val="0"/>
-      <w:autoSpaceDE w:val="0"/>
-      <w:autoSpaceDN w:val="0"/>
-      <w:spacing w:after="0" w:line="240" w:lineRule="auto"/>
-    </w:pPr>
-    <w:rPr>
-      <w:rFonts w:ascii="Trebuchet MS" w:eastAsia="Trebuchet MS" w:hAnsi="Trebuchet MS" w:cs="Trebuchet MS"/>
-      <w:kern w:val="0"/>
-      <w:sz w:val="22"/>
-      <w:szCs w:val="22"/>
-      <w:lang w:val="es-ES" w:eastAsia="en-US"/>
-      <w14:ligatures w14:val="none"/>
-    </w:rPr>
-  </w:style>
-  <w:style w:type="paragraph" w:customStyle="1" w:styleId="9341D3077F2F4645A0C3C3235D4355452">
-    <w:name w:val="9341D3077F2F4645A0C3C3235D4355452"/>
-    <w:rsid w:val="00BC42EE"/>
-    <w:pPr>
-      <w:widowControl w:val="0"/>
-      <w:autoSpaceDE w:val="0"/>
-      <w:autoSpaceDN w:val="0"/>
-      <w:spacing w:after="0" w:line="240" w:lineRule="auto"/>
-    </w:pPr>
-    <w:rPr>
-      <w:rFonts w:ascii="Trebuchet MS" w:eastAsia="Trebuchet MS" w:hAnsi="Trebuchet MS" w:cs="Trebuchet MS"/>
-      <w:kern w:val="0"/>
-      <w:sz w:val="22"/>
-      <w:szCs w:val="22"/>
-      <w:lang w:val="es-ES" w:eastAsia="en-US"/>
-      <w14:ligatures w14:val="none"/>
-    </w:rPr>
-  </w:style>
-  <w:style w:type="paragraph" w:customStyle="1" w:styleId="AFA748A570B9426CA8990C123A86CC292">
-    <w:name w:val="AFA748A570B9426CA8990C123A86CC292"/>
-    <w:rsid w:val="00BC42EE"/>
-    <w:pPr>
-      <w:widowControl w:val="0"/>
-      <w:autoSpaceDE w:val="0"/>
-      <w:autoSpaceDN w:val="0"/>
-      <w:spacing w:after="0" w:line="240" w:lineRule="auto"/>
-    </w:pPr>
-    <w:rPr>
-      <w:rFonts w:ascii="Trebuchet MS" w:eastAsia="Trebuchet MS" w:hAnsi="Trebuchet MS" w:cs="Trebuchet MS"/>
-      <w:kern w:val="0"/>
-      <w:sz w:val="22"/>
-      <w:szCs w:val="22"/>
-      <w:lang w:val="es-ES" w:eastAsia="en-US"/>
-      <w14:ligatures w14:val="none"/>
-    </w:rPr>
-  </w:style>
-  <w:style w:type="paragraph" w:customStyle="1" w:styleId="49C02F73DD8E4C14B910EF670D271E5B2">
-    <w:name w:val="49C02F73DD8E4C14B910EF670D271E5B2"/>
-    <w:rsid w:val="00BC42EE"/>
-    <w:pPr>
-      <w:widowControl w:val="0"/>
-      <w:autoSpaceDE w:val="0"/>
-      <w:autoSpaceDN w:val="0"/>
-      <w:spacing w:after="0" w:line="240" w:lineRule="auto"/>
-    </w:pPr>
-    <w:rPr>
-      <w:rFonts w:ascii="Trebuchet MS" w:eastAsia="Trebuchet MS" w:hAnsi="Trebuchet MS" w:cs="Trebuchet MS"/>
-      <w:kern w:val="0"/>
-      <w:sz w:val="22"/>
-      <w:szCs w:val="22"/>
-      <w:lang w:val="es-ES" w:eastAsia="en-US"/>
-      <w14:ligatures w14:val="none"/>
-    </w:rPr>
-  </w:style>
-  <w:style w:type="paragraph" w:customStyle="1" w:styleId="4D0670B388884C74BBDF437DA74F212D2">
-    <w:name w:val="4D0670B388884C74BBDF437DA74F212D2"/>
-    <w:rsid w:val="00BC42EE"/>
-    <w:pPr>
-      <w:widowControl w:val="0"/>
-      <w:autoSpaceDE w:val="0"/>
-      <w:autoSpaceDN w:val="0"/>
-      <w:spacing w:after="0" w:line="240" w:lineRule="auto"/>
-    </w:pPr>
-    <w:rPr>
-      <w:rFonts w:ascii="Trebuchet MS" w:eastAsia="Trebuchet MS" w:hAnsi="Trebuchet MS" w:cs="Trebuchet MS"/>
-      <w:kern w:val="0"/>
-      <w:sz w:val="22"/>
-      <w:szCs w:val="22"/>
-      <w:lang w:val="es-ES" w:eastAsia="en-US"/>
-      <w14:ligatures w14:val="none"/>
-    </w:rPr>
-  </w:style>
-  <w:style w:type="paragraph" w:customStyle="1" w:styleId="473D79D653BC4570898FEC8A6A35D61B2">
-    <w:name w:val="473D79D653BC4570898FEC8A6A35D61B2"/>
-    <w:rsid w:val="00BC42EE"/>
-    <w:pPr>
-      <w:widowControl w:val="0"/>
-      <w:autoSpaceDE w:val="0"/>
-      <w:autoSpaceDN w:val="0"/>
-      <w:spacing w:after="0" w:line="240" w:lineRule="auto"/>
-    </w:pPr>
-    <w:rPr>
-      <w:rFonts w:ascii="Trebuchet MS" w:eastAsia="Trebuchet MS" w:hAnsi="Trebuchet MS" w:cs="Trebuchet MS"/>
-      <w:kern w:val="0"/>
-      <w:sz w:val="22"/>
-      <w:szCs w:val="22"/>
-      <w:lang w:val="es-ES" w:eastAsia="en-US"/>
-      <w14:ligatures w14:val="none"/>
-    </w:rPr>
-  </w:style>
-  <w:style w:type="paragraph" w:customStyle="1" w:styleId="91438114D6EA442686BF7BA1761ABE312">
-    <w:name w:val="91438114D6EA442686BF7BA1761ABE312"/>
-    <w:rsid w:val="00BC42EE"/>
-    <w:pPr>
-      <w:widowControl w:val="0"/>
-      <w:autoSpaceDE w:val="0"/>
-      <w:autoSpaceDN w:val="0"/>
-      <w:spacing w:after="0" w:line="240" w:lineRule="auto"/>
-    </w:pPr>
-    <w:rPr>
-      <w:rFonts w:ascii="Trebuchet MS" w:eastAsia="Trebuchet MS" w:hAnsi="Trebuchet MS" w:cs="Trebuchet MS"/>
-      <w:kern w:val="0"/>
-      <w:sz w:val="22"/>
-      <w:szCs w:val="22"/>
-      <w:lang w:val="es-ES" w:eastAsia="en-US"/>
-      <w14:ligatures w14:val="none"/>
-    </w:rPr>
-  </w:style>
-  <w:style w:type="paragraph" w:customStyle="1" w:styleId="9CA877C1EDE44B73B36EB61AAAF5AC6F2">
-    <w:name w:val="9CA877C1EDE44B73B36EB61AAAF5AC6F2"/>
-    <w:rsid w:val="00BC42EE"/>
-    <w:pPr>
-      <w:widowControl w:val="0"/>
-      <w:autoSpaceDE w:val="0"/>
-      <w:autoSpaceDN w:val="0"/>
-      <w:spacing w:after="0" w:line="240" w:lineRule="auto"/>
-    </w:pPr>
-    <w:rPr>
-      <w:rFonts w:ascii="Trebuchet MS" w:eastAsia="Trebuchet MS" w:hAnsi="Trebuchet MS" w:cs="Trebuchet MS"/>
-      <w:kern w:val="0"/>
-      <w:sz w:val="22"/>
-      <w:szCs w:val="22"/>
-      <w:lang w:val="es-ES" w:eastAsia="en-US"/>
-      <w14:ligatures w14:val="none"/>
-    </w:rPr>
-  </w:style>
-  <w:style w:type="paragraph" w:customStyle="1" w:styleId="241ACD0B7558474CA40CED48E8A20F5B2">
-    <w:name w:val="241ACD0B7558474CA40CED48E8A20F5B2"/>
-    <w:rsid w:val="00BC42EE"/>
-    <w:pPr>
-      <w:widowControl w:val="0"/>
-      <w:autoSpaceDE w:val="0"/>
-      <w:autoSpaceDN w:val="0"/>
-      <w:spacing w:after="0" w:line="240" w:lineRule="auto"/>
-    </w:pPr>
-    <w:rPr>
-      <w:rFonts w:ascii="Trebuchet MS" w:eastAsia="Trebuchet MS" w:hAnsi="Trebuchet MS" w:cs="Trebuchet MS"/>
-      <w:kern w:val="0"/>
-      <w:sz w:val="22"/>
-      <w:szCs w:val="22"/>
-      <w:lang w:val="es-ES" w:eastAsia="en-US"/>
-      <w14:ligatures w14:val="none"/>
-    </w:rPr>
-  </w:style>
-  <w:style w:type="paragraph" w:customStyle="1" w:styleId="5333F65D47D8429EBC3526E50FA7623A2">
-    <w:name w:val="5333F65D47D8429EBC3526E50FA7623A2"/>
-    <w:rsid w:val="00BC42EE"/>
-    <w:pPr>
-      <w:widowControl w:val="0"/>
-      <w:autoSpaceDE w:val="0"/>
-      <w:autoSpaceDN w:val="0"/>
-      <w:spacing w:after="0" w:line="240" w:lineRule="auto"/>
-    </w:pPr>
-    <w:rPr>
-      <w:rFonts w:ascii="Trebuchet MS" w:eastAsia="Trebuchet MS" w:hAnsi="Trebuchet MS" w:cs="Trebuchet MS"/>
-      <w:kern w:val="0"/>
-      <w:sz w:val="22"/>
-      <w:szCs w:val="22"/>
-      <w:lang w:val="es-ES" w:eastAsia="en-US"/>
-      <w14:ligatures w14:val="none"/>
-    </w:rPr>
-  </w:style>
-  <w:style w:type="paragraph" w:customStyle="1" w:styleId="621902C269C340C3948EC589D8912BB72">
-    <w:name w:val="621902C269C340C3948EC589D8912BB72"/>
-    <w:rsid w:val="00BC42EE"/>
-    <w:pPr>
-      <w:widowControl w:val="0"/>
-      <w:autoSpaceDE w:val="0"/>
-      <w:autoSpaceDN w:val="0"/>
-      <w:spacing w:after="0" w:line="240" w:lineRule="auto"/>
-    </w:pPr>
-    <w:rPr>
-      <w:rFonts w:ascii="Trebuchet MS" w:eastAsia="Trebuchet MS" w:hAnsi="Trebuchet MS" w:cs="Trebuchet MS"/>
-      <w:kern w:val="0"/>
-      <w:sz w:val="22"/>
-      <w:szCs w:val="22"/>
-      <w:lang w:val="es-ES" w:eastAsia="en-US"/>
-      <w14:ligatures w14:val="none"/>
-    </w:rPr>
-  </w:style>
-  <w:style w:type="paragraph" w:customStyle="1" w:styleId="8385F21AA51642EC9BA1EAC8B58ED0332">
-    <w:name w:val="8385F21AA51642EC9BA1EAC8B58ED0332"/>
-    <w:rsid w:val="00BC42EE"/>
-    <w:pPr>
-      <w:widowControl w:val="0"/>
-      <w:autoSpaceDE w:val="0"/>
-      <w:autoSpaceDN w:val="0"/>
-      <w:spacing w:after="0" w:line="240" w:lineRule="auto"/>
-    </w:pPr>
-    <w:rPr>
-      <w:rFonts w:ascii="Trebuchet MS" w:eastAsia="Trebuchet MS" w:hAnsi="Trebuchet MS" w:cs="Trebuchet MS"/>
-      <w:kern w:val="0"/>
-      <w:sz w:val="22"/>
-      <w:szCs w:val="22"/>
-      <w:lang w:val="es-ES" w:eastAsia="en-US"/>
-      <w14:ligatures w14:val="none"/>
-    </w:rPr>
-  </w:style>
-  <w:style w:type="paragraph" w:customStyle="1" w:styleId="BF46B5C2639C4DD097A85B51139045812">
-    <w:name w:val="BF46B5C2639C4DD097A85B51139045812"/>
-    <w:rsid w:val="00BC42EE"/>
-    <w:pPr>
-      <w:widowControl w:val="0"/>
-      <w:autoSpaceDE w:val="0"/>
-      <w:autoSpaceDN w:val="0"/>
-      <w:spacing w:after="0" w:line="240" w:lineRule="auto"/>
-    </w:pPr>
-    <w:rPr>
-      <w:rFonts w:ascii="Trebuchet MS" w:eastAsia="Trebuchet MS" w:hAnsi="Trebuchet MS" w:cs="Trebuchet MS"/>
-      <w:kern w:val="0"/>
-      <w:sz w:val="22"/>
-      <w:szCs w:val="22"/>
-      <w:lang w:val="es-ES" w:eastAsia="en-US"/>
-      <w14:ligatures w14:val="none"/>
-    </w:rPr>
-  </w:style>
-  <w:style w:type="paragraph" w:customStyle="1" w:styleId="B813817B22B6455DB8678175EBE0D2532">
-    <w:name w:val="B813817B22B6455DB8678175EBE0D2532"/>
-    <w:rsid w:val="00BC42EE"/>
-    <w:pPr>
-      <w:widowControl w:val="0"/>
-      <w:autoSpaceDE w:val="0"/>
-      <w:autoSpaceDN w:val="0"/>
-      <w:spacing w:after="0" w:line="240" w:lineRule="auto"/>
-    </w:pPr>
-    <w:rPr>
-      <w:rFonts w:ascii="Trebuchet MS" w:eastAsia="Trebuchet MS" w:hAnsi="Trebuchet MS" w:cs="Trebuchet MS"/>
-      <w:kern w:val="0"/>
-      <w:sz w:val="22"/>
-      <w:szCs w:val="22"/>
-      <w:lang w:val="es-ES" w:eastAsia="en-US"/>
-      <w14:ligatures w14:val="none"/>
-    </w:rPr>
-  </w:style>
-  <w:style w:type="paragraph" w:customStyle="1" w:styleId="C26CED85E2634FF6AE0FFC1E3E63C00F2">
-    <w:name w:val="C26CED85E2634FF6AE0FFC1E3E63C00F2"/>
-    <w:rsid w:val="00BC42EE"/>
-    <w:pPr>
-      <w:widowControl w:val="0"/>
-      <w:autoSpaceDE w:val="0"/>
-      <w:autoSpaceDN w:val="0"/>
-      <w:spacing w:after="0" w:line="240" w:lineRule="auto"/>
-    </w:pPr>
-    <w:rPr>
-      <w:rFonts w:ascii="Trebuchet MS" w:eastAsia="Trebuchet MS" w:hAnsi="Trebuchet MS" w:cs="Trebuchet MS"/>
-      <w:kern w:val="0"/>
-      <w:sz w:val="22"/>
-      <w:szCs w:val="22"/>
-      <w:lang w:val="es-ES" w:eastAsia="en-US"/>
-      <w14:ligatures w14:val="none"/>
-    </w:rPr>
-  </w:style>
-  <w:style w:type="paragraph" w:customStyle="1" w:styleId="620380D562904A528628CC2C4D73665D1">
-    <w:name w:val="620380D562904A528628CC2C4D73665D1"/>
-    <w:rsid w:val="00BC42EE"/>
-    <w:pPr>
-      <w:widowControl w:val="0"/>
-      <w:autoSpaceDE w:val="0"/>
-      <w:autoSpaceDN w:val="0"/>
-      <w:spacing w:after="0" w:line="240" w:lineRule="auto"/>
-    </w:pPr>
-    <w:rPr>
-      <w:rFonts w:ascii="Trebuchet MS" w:eastAsia="Trebuchet MS" w:hAnsi="Trebuchet MS" w:cs="Trebuchet MS"/>
-      <w:kern w:val="0"/>
-      <w:sz w:val="22"/>
-      <w:szCs w:val="22"/>
-      <w:lang w:val="es-ES" w:eastAsia="en-US"/>
-      <w14:ligatures w14:val="none"/>
     </w:rPr>
   </w:style>
   <w:style w:type="paragraph" w:customStyle="1" w:styleId="47AAFD1F773E425F9BA1FB9C772F0E2D2">
@@ -31961,168 +30458,6 @@
       <w14:ligatures w14:val="none"/>
     </w:rPr>
   </w:style>
-  <w:style w:type="paragraph" w:customStyle="1" w:styleId="9CA877C1EDE44B73B36EB61AAAF5AC6F3">
-    <w:name w:val="9CA877C1EDE44B73B36EB61AAAF5AC6F3"/>
-    <w:rsid w:val="00BC42EE"/>
-    <w:pPr>
-      <w:widowControl w:val="0"/>
-      <w:autoSpaceDE w:val="0"/>
-      <w:autoSpaceDN w:val="0"/>
-      <w:spacing w:after="0" w:line="240" w:lineRule="auto"/>
-    </w:pPr>
-    <w:rPr>
-      <w:rFonts w:ascii="Trebuchet MS" w:eastAsia="Trebuchet MS" w:hAnsi="Trebuchet MS" w:cs="Trebuchet MS"/>
-      <w:kern w:val="0"/>
-      <w:sz w:val="22"/>
-      <w:szCs w:val="22"/>
-      <w:lang w:val="es-ES" w:eastAsia="en-US"/>
-      <w14:ligatures w14:val="none"/>
-    </w:rPr>
-  </w:style>
-  <w:style w:type="paragraph" w:customStyle="1" w:styleId="241ACD0B7558474CA40CED48E8A20F5B3">
-    <w:name w:val="241ACD0B7558474CA40CED48E8A20F5B3"/>
-    <w:rsid w:val="00BC42EE"/>
-    <w:pPr>
-      <w:widowControl w:val="0"/>
-      <w:autoSpaceDE w:val="0"/>
-      <w:autoSpaceDN w:val="0"/>
-      <w:spacing w:after="0" w:line="240" w:lineRule="auto"/>
-    </w:pPr>
-    <w:rPr>
-      <w:rFonts w:ascii="Trebuchet MS" w:eastAsia="Trebuchet MS" w:hAnsi="Trebuchet MS" w:cs="Trebuchet MS"/>
-      <w:kern w:val="0"/>
-      <w:sz w:val="22"/>
-      <w:szCs w:val="22"/>
-      <w:lang w:val="es-ES" w:eastAsia="en-US"/>
-      <w14:ligatures w14:val="none"/>
-    </w:rPr>
-  </w:style>
-  <w:style w:type="paragraph" w:customStyle="1" w:styleId="5333F65D47D8429EBC3526E50FA7623A3">
-    <w:name w:val="5333F65D47D8429EBC3526E50FA7623A3"/>
-    <w:rsid w:val="00BC42EE"/>
-    <w:pPr>
-      <w:widowControl w:val="0"/>
-      <w:autoSpaceDE w:val="0"/>
-      <w:autoSpaceDN w:val="0"/>
-      <w:spacing w:after="0" w:line="240" w:lineRule="auto"/>
-    </w:pPr>
-    <w:rPr>
-      <w:rFonts w:ascii="Trebuchet MS" w:eastAsia="Trebuchet MS" w:hAnsi="Trebuchet MS" w:cs="Trebuchet MS"/>
-      <w:kern w:val="0"/>
-      <w:sz w:val="22"/>
-      <w:szCs w:val="22"/>
-      <w:lang w:val="es-ES" w:eastAsia="en-US"/>
-      <w14:ligatures w14:val="none"/>
-    </w:rPr>
-  </w:style>
-  <w:style w:type="paragraph" w:customStyle="1" w:styleId="621902C269C340C3948EC589D8912BB73">
-    <w:name w:val="621902C269C340C3948EC589D8912BB73"/>
-    <w:rsid w:val="00BC42EE"/>
-    <w:pPr>
-      <w:widowControl w:val="0"/>
-      <w:autoSpaceDE w:val="0"/>
-      <w:autoSpaceDN w:val="0"/>
-      <w:spacing w:after="0" w:line="240" w:lineRule="auto"/>
-    </w:pPr>
-    <w:rPr>
-      <w:rFonts w:ascii="Trebuchet MS" w:eastAsia="Trebuchet MS" w:hAnsi="Trebuchet MS" w:cs="Trebuchet MS"/>
-      <w:kern w:val="0"/>
-      <w:sz w:val="22"/>
-      <w:szCs w:val="22"/>
-      <w:lang w:val="es-ES" w:eastAsia="en-US"/>
-      <w14:ligatures w14:val="none"/>
-    </w:rPr>
-  </w:style>
-  <w:style w:type="paragraph" w:customStyle="1" w:styleId="8385F21AA51642EC9BA1EAC8B58ED0333">
-    <w:name w:val="8385F21AA51642EC9BA1EAC8B58ED0333"/>
-    <w:rsid w:val="00BC42EE"/>
-    <w:pPr>
-      <w:widowControl w:val="0"/>
-      <w:autoSpaceDE w:val="0"/>
-      <w:autoSpaceDN w:val="0"/>
-      <w:spacing w:after="0" w:line="240" w:lineRule="auto"/>
-    </w:pPr>
-    <w:rPr>
-      <w:rFonts w:ascii="Trebuchet MS" w:eastAsia="Trebuchet MS" w:hAnsi="Trebuchet MS" w:cs="Trebuchet MS"/>
-      <w:kern w:val="0"/>
-      <w:sz w:val="22"/>
-      <w:szCs w:val="22"/>
-      <w:lang w:val="es-ES" w:eastAsia="en-US"/>
-      <w14:ligatures w14:val="none"/>
-    </w:rPr>
-  </w:style>
-  <w:style w:type="paragraph" w:customStyle="1" w:styleId="BF46B5C2639C4DD097A85B51139045813">
-    <w:name w:val="BF46B5C2639C4DD097A85B51139045813"/>
-    <w:rsid w:val="00BC42EE"/>
-    <w:pPr>
-      <w:widowControl w:val="0"/>
-      <w:autoSpaceDE w:val="0"/>
-      <w:autoSpaceDN w:val="0"/>
-      <w:spacing w:after="0" w:line="240" w:lineRule="auto"/>
-    </w:pPr>
-    <w:rPr>
-      <w:rFonts w:ascii="Trebuchet MS" w:eastAsia="Trebuchet MS" w:hAnsi="Trebuchet MS" w:cs="Trebuchet MS"/>
-      <w:kern w:val="0"/>
-      <w:sz w:val="22"/>
-      <w:szCs w:val="22"/>
-      <w:lang w:val="es-ES" w:eastAsia="en-US"/>
-      <w14:ligatures w14:val="none"/>
-    </w:rPr>
-  </w:style>
-  <w:style w:type="paragraph" w:customStyle="1" w:styleId="B813817B22B6455DB8678175EBE0D2533">
-    <w:name w:val="B813817B22B6455DB8678175EBE0D2533"/>
-    <w:rsid w:val="00BC42EE"/>
-    <w:pPr>
-      <w:widowControl w:val="0"/>
-      <w:autoSpaceDE w:val="0"/>
-      <w:autoSpaceDN w:val="0"/>
-      <w:spacing w:after="0" w:line="240" w:lineRule="auto"/>
-    </w:pPr>
-    <w:rPr>
-      <w:rFonts w:ascii="Trebuchet MS" w:eastAsia="Trebuchet MS" w:hAnsi="Trebuchet MS" w:cs="Trebuchet MS"/>
-      <w:kern w:val="0"/>
-      <w:sz w:val="22"/>
-      <w:szCs w:val="22"/>
-      <w:lang w:val="es-ES" w:eastAsia="en-US"/>
-      <w14:ligatures w14:val="none"/>
-    </w:rPr>
-  </w:style>
-  <w:style w:type="paragraph" w:customStyle="1" w:styleId="C26CED85E2634FF6AE0FFC1E3E63C00F3">
-    <w:name w:val="C26CED85E2634FF6AE0FFC1E3E63C00F3"/>
-    <w:rsid w:val="00BC42EE"/>
-    <w:pPr>
-      <w:widowControl w:val="0"/>
-      <w:autoSpaceDE w:val="0"/>
-      <w:autoSpaceDN w:val="0"/>
-      <w:spacing w:after="0" w:line="240" w:lineRule="auto"/>
-    </w:pPr>
-    <w:rPr>
-      <w:rFonts w:ascii="Trebuchet MS" w:eastAsia="Trebuchet MS" w:hAnsi="Trebuchet MS" w:cs="Trebuchet MS"/>
-      <w:kern w:val="0"/>
-      <w:sz w:val="22"/>
-      <w:szCs w:val="22"/>
-      <w:lang w:val="es-ES" w:eastAsia="en-US"/>
-      <w14:ligatures w14:val="none"/>
-    </w:rPr>
-  </w:style>
-  <w:style w:type="paragraph" w:customStyle="1" w:styleId="620380D562904A528628CC2C4D73665D2">
-    <w:name w:val="620380D562904A528628CC2C4D73665D2"/>
-    <w:rsid w:val="00BC42EE"/>
-    <w:pPr>
-      <w:widowControl w:val="0"/>
-      <w:autoSpaceDE w:val="0"/>
-      <w:autoSpaceDN w:val="0"/>
-      <w:spacing w:after="0" w:line="240" w:lineRule="auto"/>
-    </w:pPr>
-    <w:rPr>
-      <w:rFonts w:ascii="Trebuchet MS" w:eastAsia="Trebuchet MS" w:hAnsi="Trebuchet MS" w:cs="Trebuchet MS"/>
-      <w:kern w:val="0"/>
-      <w:sz w:val="22"/>
-      <w:szCs w:val="22"/>
-      <w:lang w:val="es-ES" w:eastAsia="en-US"/>
-      <w14:ligatures w14:val="none"/>
-    </w:rPr>
-  </w:style>
 </w:styles>
 </file>
 

--- a/files/original_student_files/psychopedagogical_evaluation.docx
+++ b/files/original_student_files/psychopedagogical_evaluation.docx
@@ -29486,9 +29486,11 @@
   <w:rsids>
     <w:rsidRoot w:val="00E05607"/>
     <w:rsid w:val="00063E92"/>
+    <w:rsid w:val="000B70D7"/>
     <w:rsid w:val="001616EE"/>
     <w:rsid w:val="0017100A"/>
     <w:rsid w:val="002D51D9"/>
+    <w:rsid w:val="00441BA1"/>
     <w:rsid w:val="007719DB"/>
     <w:rsid w:val="00AC3CDA"/>
     <w:rsid w:val="00BC42EE"/>

--- a/files/original_student_files/psychopedagogical_evaluation.docx
+++ b/files/original_student_files/psychopedagogical_evaluation.docx
@@ -2428,8 +2428,7 @@
                                 <w:p>
                                   <w:pPr>
                                     <w:pStyle w:val="TableParagraph"/>
-                                    <w:spacing w:before="60"/>
-                                    <w:ind w:left="107" w:right="93"/>
+                                    <w:ind w:left="108" w:right="91"/>
                                     <w:jc w:val="both"/>
                                     <w:rPr>
                                       <w:rFonts w:ascii="Arial" w:hAnsi="Arial"/>
@@ -2922,7 +2921,7 @@
                                 <w:p>
                                   <w:pPr>
                                     <w:pStyle w:val="TableParagraph"/>
-                                    <w:ind w:left="107" w:right="96"/>
+                                    <w:ind w:left="108" w:right="96"/>
                                     <w:jc w:val="both"/>
                                     <w:rPr>
                                       <w:rFonts w:ascii="Arial" w:hAnsi="Arial"/>
@@ -3466,7 +3465,7 @@
                                 <w:p>
                                   <w:pPr>
                                     <w:pStyle w:val="TableParagraph"/>
-                                    <w:ind w:left="107" w:right="102"/>
+                                    <w:ind w:left="108" w:right="102"/>
                                     <w:jc w:val="both"/>
                                     <w:rPr>
                                       <w:rFonts w:ascii="Arial" w:hAnsi="Arial"/>
@@ -4181,8 +4180,7 @@
                           <w:p>
                             <w:pPr>
                               <w:pStyle w:val="TableParagraph"/>
-                              <w:spacing w:before="60"/>
-                              <w:ind w:left="107" w:right="93"/>
+                              <w:ind w:left="108" w:right="91"/>
                               <w:jc w:val="both"/>
                               <w:rPr>
                                 <w:rFonts w:ascii="Arial" w:hAnsi="Arial"/>
@@ -4675,7 +4673,7 @@
                           <w:p>
                             <w:pPr>
                               <w:pStyle w:val="TableParagraph"/>
-                              <w:ind w:left="107" w:right="96"/>
+                              <w:ind w:left="108" w:right="96"/>
                               <w:jc w:val="both"/>
                               <w:rPr>
                                 <w:rFonts w:ascii="Arial" w:hAnsi="Arial"/>
@@ -5219,7 +5217,7 @@
                           <w:p>
                             <w:pPr>
                               <w:pStyle w:val="TableParagraph"/>
-                              <w:ind w:left="107" w:right="102"/>
+                              <w:ind w:left="108" w:right="102"/>
                               <w:jc w:val="both"/>
                               <w:rPr>
                                 <w:rFonts w:ascii="Arial" w:hAnsi="Arial"/>
@@ -7814,6 +7812,7 @@
             <w:pPr>
               <w:pStyle w:val="TableParagraph"/>
               <w:ind w:left="108"/>
+              <w:jc w:val="both"/>
               <w:rPr>
                 <w:rFonts w:ascii="Arial MT"/>
                 <w:spacing w:val="-2"/>
@@ -7931,6 +7930,7 @@
             <w:pPr>
               <w:pStyle w:val="TableParagraph"/>
               <w:ind w:left="108"/>
+              <w:jc w:val="both"/>
               <w:rPr>
                 <w:rFonts w:ascii="Arial MT"/>
               </w:rPr>
@@ -8021,6 +8021,7 @@
             <w:pPr>
               <w:pStyle w:val="TableParagraph"/>
               <w:ind w:left="108"/>
+              <w:jc w:val="both"/>
               <w:rPr>
                 <w:rFonts w:ascii="Arial MT"/>
               </w:rPr>
@@ -8124,6 +8125,7 @@
             <w:pPr>
               <w:pStyle w:val="TableParagraph"/>
               <w:ind w:left="108"/>
+              <w:jc w:val="both"/>
               <w:rPr>
                 <w:rFonts w:ascii="Arial MT"/>
               </w:rPr>
@@ -8194,6 +8196,7 @@
             <w:pPr>
               <w:pStyle w:val="TableParagraph"/>
               <w:ind w:left="108"/>
+              <w:jc w:val="both"/>
               <w:rPr>
                 <w:rFonts w:ascii="Arial MT"/>
               </w:rPr>
@@ -29490,12 +29493,14 @@
     <w:rsid w:val="001616EE"/>
     <w:rsid w:val="0017100A"/>
     <w:rsid w:val="002D51D9"/>
+    <w:rsid w:val="003F2665"/>
     <w:rsid w:val="00441BA1"/>
     <w:rsid w:val="007719DB"/>
     <w:rsid w:val="00AC3CDA"/>
     <w:rsid w:val="00BC42EE"/>
     <w:rsid w:val="00DD7375"/>
     <w:rsid w:val="00E05607"/>
+    <w:rsid w:val="00FD0789"/>
   </w:rsids>
   <m:mathPr>
     <m:mathFont m:val="Cambria Math"/>

--- a/files/original_student_files/psychopedagogical_evaluation.docx
+++ b/files/original_student_files/psychopedagogical_evaluation.docx
@@ -7588,7 +7588,7 @@
         <mc:AlternateContent>
           <mc:Choice Requires="wps">
             <w:drawing>
-              <wp:anchor distT="0" distB="0" distL="0" distR="0" simplePos="0" relativeHeight="15731200" behindDoc="0" locked="0" layoutInCell="1" allowOverlap="1" wp14:anchorId="0554DC44" wp14:editId="2392CD7C">
+              <wp:anchor distT="0" distB="0" distL="0" distR="0" simplePos="0" relativeHeight="15731200" behindDoc="0" locked="0" layoutInCell="1" allowOverlap="1" wp14:anchorId="0554DC44" wp14:editId="69B826F5">
                 <wp:simplePos x="0" y="0"/>
                 <wp:positionH relativeFrom="page">
                   <wp:posOffset>7272273</wp:posOffset>
@@ -7676,580 +7676,7 @@
         </w:rPr>
       </w:pPr>
     </w:p>
-    <w:tbl>
-      <w:tblPr>
-        <w:tblStyle w:val="TableNormal"/>
-        <w:tblW w:w="0" w:type="auto"/>
-        <w:tblInd w:w="272" w:type="dxa"/>
-        <w:tblBorders>
-          <w:top w:val="single" w:sz="4" w:space="0" w:color="000000"/>
-          <w:left w:val="single" w:sz="4" w:space="0" w:color="000000"/>
-          <w:bottom w:val="single" w:sz="4" w:space="0" w:color="000000"/>
-          <w:right w:val="single" w:sz="4" w:space="0" w:color="000000"/>
-          <w:insideH w:val="single" w:sz="4" w:space="0" w:color="000000"/>
-          <w:insideV w:val="single" w:sz="4" w:space="0" w:color="000000"/>
-        </w:tblBorders>
-        <w:tblLayout w:type="fixed"/>
-        <w:tblLook w:val="01E0" w:firstRow="1" w:lastRow="1" w:firstColumn="1" w:lastColumn="1" w:noHBand="0" w:noVBand="0"/>
-      </w:tblPr>
-      <w:tblGrid>
-        <w:gridCol w:w="8829"/>
-      </w:tblGrid>
-      <w:tr>
-        <w:trPr>
-          <w:trHeight w:val="275"/>
-        </w:trPr>
-        <w:tc>
-          <w:tcPr>
-            <w:tcW w:w="8829" w:type="dxa"/>
-          </w:tcPr>
-          <w:p>
-            <w:pPr>
-              <w:pStyle w:val="TableParagraph"/>
-              <w:spacing w:line="255" w:lineRule="exact"/>
-              <w:ind w:left="827"/>
-              <w:rPr>
-                <w:rFonts w:ascii="Arial"/>
-                <w:b/>
-                <w:sz w:val="24"/>
-              </w:rPr>
-            </w:pPr>
-            <w:r>
-              <w:rPr>
-                <w:rFonts w:ascii="Arial"/>
-                <w:b/>
-                <w:sz w:val="24"/>
-              </w:rPr>
-              <w:t>VI.</w:t>
-            </w:r>
-            <w:r>
-              <w:rPr>
-                <w:rFonts w:ascii="Arial"/>
-                <w:b/>
-                <w:spacing w:val="-1"/>
-                <w:sz w:val="24"/>
-              </w:rPr>
-              <w:t xml:space="preserve"> </w:t>
-            </w:r>
-            <w:r>
-              <w:rPr>
-                <w:rFonts w:ascii="Arial"/>
-                <w:b/>
-                <w:spacing w:val="-2"/>
-                <w:sz w:val="24"/>
-              </w:rPr>
-              <w:t>Sugerencias</w:t>
-            </w:r>
-          </w:p>
-        </w:tc>
-      </w:tr>
-      <w:tr>
-        <w:trPr>
-          <w:trHeight w:val="1012"/>
-        </w:trPr>
-        <w:tc>
-          <w:tcPr>
-            <w:tcW w:w="8829" w:type="dxa"/>
-          </w:tcPr>
-          <w:p>
-            <w:pPr>
-              <w:pStyle w:val="TableParagraph"/>
-              <w:spacing w:before="254"/>
-              <w:ind w:left="107"/>
-              <w:rPr>
-                <w:rFonts w:ascii="Arial MT"/>
-                <w:spacing w:val="-2"/>
-              </w:rPr>
-            </w:pPr>
-            <w:r>
-              <w:rPr>
-                <w:rFonts w:ascii="Arial MT"/>
-              </w:rPr>
-              <w:t>1.-</w:t>
-            </w:r>
-            <w:r>
-              <w:rPr>
-                <w:rFonts w:ascii="Arial MT"/>
-                <w:spacing w:val="-16"/>
-              </w:rPr>
-              <w:t xml:space="preserve"> </w:t>
-            </w:r>
-            <w:r>
-              <w:rPr>
-                <w:rFonts w:ascii="Arial MT"/>
-              </w:rPr>
-              <w:t>Al</w:t>
-            </w:r>
-            <w:r>
-              <w:rPr>
-                <w:rFonts w:ascii="Arial MT"/>
-                <w:spacing w:val="-10"/>
-              </w:rPr>
-              <w:t xml:space="preserve"> </w:t>
-            </w:r>
-            <w:r>
-              <w:rPr>
-                <w:rFonts w:ascii="Arial MT"/>
-              </w:rPr>
-              <w:t>establecimiento</w:t>
-            </w:r>
-            <w:r>
-              <w:rPr>
-                <w:rFonts w:ascii="Arial MT"/>
-                <w:spacing w:val="-7"/>
-              </w:rPr>
-              <w:t xml:space="preserve"> </w:t>
-            </w:r>
-            <w:r>
-              <w:rPr>
-                <w:rFonts w:ascii="Arial MT"/>
-                <w:spacing w:val="-2"/>
-              </w:rPr>
-              <w:t>educacional</w:t>
-            </w:r>
-          </w:p>
-          <w:p>
-            <w:pPr>
-              <w:pStyle w:val="TableParagraph"/>
-              <w:ind w:left="108"/>
-              <w:jc w:val="both"/>
-              <w:rPr>
-                <w:rFonts w:ascii="Arial MT"/>
-                <w:spacing w:val="-2"/>
-              </w:rPr>
-            </w:pPr>
-            <w:sdt>
-              <w:sdtPr>
-                <w:rPr>
-                  <w:rFonts w:ascii="Times New Roman"/>
-                  <w:sz w:val="20"/>
-                </w:rPr>
-                <w:alias w:val="suggestions_to_school"/>
-                <w:tag w:val="suggestions_to_school"/>
-                <w:id w:val="-460342107"/>
-                <w:placeholder>
-                  <w:docPart w:val="CCC4D939B06C41D2BCF12E8007469BA6"/>
-                </w:placeholder>
-                <w:showingPlcHdr/>
-              </w:sdtPr>
-              <w:sdtContent>
-                <w:r>
-                  <w:rPr>
-                    <w:rStyle w:val="Textodelmarcadordeposicin"/>
-                    <w:rFonts w:ascii="Arial" w:hAnsi="Arial" w:cs="Arial"/>
-                    <w:color w:val="auto"/>
-                    <w:sz w:val="16"/>
-                    <w:szCs w:val="16"/>
-                  </w:rPr>
-                  <w:t>Haz clic o pulse aquí para escribir texto.</w:t>
-                </w:r>
-              </w:sdtContent>
-            </w:sdt>
-          </w:p>
-        </w:tc>
-      </w:tr>
-      <w:tr>
-        <w:trPr>
-          <w:trHeight w:val="1012"/>
-        </w:trPr>
-        <w:tc>
-          <w:tcPr>
-            <w:tcW w:w="8829" w:type="dxa"/>
-          </w:tcPr>
-          <w:p>
-            <w:pPr>
-              <w:pStyle w:val="TableParagraph"/>
-              <w:spacing w:before="254"/>
-              <w:ind w:left="107"/>
-              <w:rPr>
-                <w:rFonts w:ascii="Arial MT"/>
-                <w:spacing w:val="-4"/>
-              </w:rPr>
-            </w:pPr>
-            <w:r>
-              <w:rPr>
-                <w:rFonts w:ascii="Arial MT"/>
-              </w:rPr>
-              <w:t>2.-</w:t>
-            </w:r>
-            <w:r>
-              <w:rPr>
-                <w:rFonts w:ascii="Arial MT"/>
-                <w:spacing w:val="-17"/>
-              </w:rPr>
-              <w:t xml:space="preserve"> </w:t>
-            </w:r>
-            <w:r>
-              <w:rPr>
-                <w:rFonts w:ascii="Arial MT"/>
-              </w:rPr>
-              <w:t>Al</w:t>
-            </w:r>
-            <w:r>
-              <w:rPr>
-                <w:rFonts w:ascii="Arial MT"/>
-                <w:spacing w:val="-3"/>
-              </w:rPr>
-              <w:t xml:space="preserve"> </w:t>
-            </w:r>
-            <w:r>
-              <w:rPr>
-                <w:rFonts w:ascii="Arial MT"/>
-              </w:rPr>
-              <w:t>equipo</w:t>
-            </w:r>
-            <w:r>
-              <w:rPr>
-                <w:rFonts w:ascii="Arial MT"/>
-                <w:spacing w:val="-2"/>
-              </w:rPr>
-              <w:t xml:space="preserve"> </w:t>
-            </w:r>
-            <w:r>
-              <w:rPr>
-                <w:rFonts w:ascii="Arial MT"/>
-              </w:rPr>
-              <w:t>de</w:t>
-            </w:r>
-            <w:r>
-              <w:rPr>
-                <w:rFonts w:ascii="Arial MT"/>
-                <w:spacing w:val="-2"/>
-              </w:rPr>
-              <w:t xml:space="preserve"> </w:t>
-            </w:r>
-            <w:r>
-              <w:rPr>
-                <w:rFonts w:ascii="Arial MT"/>
-                <w:spacing w:val="-4"/>
-              </w:rPr>
-              <w:t>aula</w:t>
-            </w:r>
-          </w:p>
-          <w:p>
-            <w:pPr>
-              <w:pStyle w:val="TableParagraph"/>
-              <w:ind w:left="108"/>
-              <w:jc w:val="both"/>
-              <w:rPr>
-                <w:rFonts w:ascii="Arial MT"/>
-              </w:rPr>
-            </w:pPr>
-            <w:sdt>
-              <w:sdtPr>
-                <w:rPr>
-                  <w:rFonts w:ascii="Times New Roman"/>
-                  <w:sz w:val="20"/>
-                </w:rPr>
-                <w:alias w:val="suggestions_to_classroom_team"/>
-                <w:tag w:val="suggestions_to_classroom_team"/>
-                <w:id w:val="-1268467689"/>
-                <w:placeholder>
-                  <w:docPart w:val="0F03EA82B8474972A585B7C16E73E072"/>
-                </w:placeholder>
-                <w:showingPlcHdr/>
-              </w:sdtPr>
-              <w:sdtContent>
-                <w:r>
-                  <w:rPr>
-                    <w:rStyle w:val="Textodelmarcadordeposicin"/>
-                    <w:rFonts w:ascii="Arial" w:hAnsi="Arial" w:cs="Arial"/>
-                    <w:color w:val="auto"/>
-                    <w:sz w:val="16"/>
-                    <w:szCs w:val="16"/>
-                  </w:rPr>
-                  <w:t>Haz clic o pulse aquí para escribir texto.</w:t>
-                </w:r>
-              </w:sdtContent>
-            </w:sdt>
-          </w:p>
-        </w:tc>
-      </w:tr>
-      <w:tr>
-        <w:trPr>
-          <w:trHeight w:val="1013"/>
-        </w:trPr>
-        <w:tc>
-          <w:tcPr>
-            <w:tcW w:w="8829" w:type="dxa"/>
-          </w:tcPr>
-          <w:p>
-            <w:pPr>
-              <w:pStyle w:val="TableParagraph"/>
-              <w:spacing w:before="255"/>
-              <w:ind w:left="107"/>
-              <w:rPr>
-                <w:rFonts w:ascii="Arial MT"/>
-                <w:spacing w:val="-2"/>
-              </w:rPr>
-            </w:pPr>
-            <w:r>
-              <w:rPr>
-                <w:rFonts w:ascii="Arial MT"/>
-              </w:rPr>
-              <w:t>3.-</w:t>
-            </w:r>
-            <w:r>
-              <w:rPr>
-                <w:rFonts w:ascii="Arial MT"/>
-                <w:spacing w:val="-14"/>
-              </w:rPr>
-              <w:t xml:space="preserve"> </w:t>
-            </w:r>
-            <w:r>
-              <w:rPr>
-                <w:rFonts w:ascii="Arial MT"/>
-              </w:rPr>
-              <w:t>Al</w:t>
-            </w:r>
-            <w:r>
-              <w:rPr>
-                <w:rFonts w:ascii="Arial MT"/>
-                <w:spacing w:val="-1"/>
-              </w:rPr>
-              <w:t xml:space="preserve"> </w:t>
-            </w:r>
-            <w:r>
-              <w:rPr>
-                <w:rFonts w:ascii="Arial MT"/>
-                <w:spacing w:val="-2"/>
-              </w:rPr>
-              <w:t>estudiante</w:t>
-            </w:r>
-          </w:p>
-          <w:p>
-            <w:pPr>
-              <w:pStyle w:val="TableParagraph"/>
-              <w:ind w:left="108"/>
-              <w:jc w:val="both"/>
-              <w:rPr>
-                <w:rFonts w:ascii="Arial MT"/>
-              </w:rPr>
-            </w:pPr>
-            <w:sdt>
-              <w:sdtPr>
-                <w:rPr>
-                  <w:rFonts w:ascii="Times New Roman"/>
-                  <w:sz w:val="20"/>
-                </w:rPr>
-                <w:alias w:val="suggestions_to_student"/>
-                <w:tag w:val="suggestions_to_student"/>
-                <w:id w:val="1782372515"/>
-                <w:placeholder>
-                  <w:docPart w:val="6426842BCD3E450AA64CFF077D6055FE"/>
-                </w:placeholder>
-                <w:showingPlcHdr/>
-              </w:sdtPr>
-              <w:sdtContent>
-                <w:r>
-                  <w:rPr>
-                    <w:rStyle w:val="Textodelmarcadordeposicin"/>
-                    <w:rFonts w:ascii="Arial" w:hAnsi="Arial" w:cs="Arial"/>
-                    <w:color w:val="auto"/>
-                    <w:sz w:val="16"/>
-                    <w:szCs w:val="16"/>
-                  </w:rPr>
-                  <w:t>Haz clic o pulse aquí para escribir texto.</w:t>
-                </w:r>
-              </w:sdtContent>
-            </w:sdt>
-          </w:p>
-        </w:tc>
-      </w:tr>
-      <w:tr>
-        <w:trPr>
-          <w:trHeight w:val="1012"/>
-        </w:trPr>
-        <w:tc>
-          <w:tcPr>
-            <w:tcW w:w="8829" w:type="dxa"/>
-          </w:tcPr>
-          <w:p>
-            <w:pPr>
-              <w:pStyle w:val="TableParagraph"/>
-              <w:spacing w:before="252"/>
-              <w:ind w:left="107"/>
-              <w:rPr>
-                <w:rFonts w:ascii="Arial MT"/>
-                <w:spacing w:val="-2"/>
-              </w:rPr>
-            </w:pPr>
-            <w:r>
-              <w:rPr>
-                <w:rFonts w:ascii="Arial MT"/>
-              </w:rPr>
-              <w:t>4.-</w:t>
-            </w:r>
-            <w:r>
-              <w:rPr>
-                <w:rFonts w:ascii="Arial MT"/>
-                <w:spacing w:val="-16"/>
-              </w:rPr>
-              <w:t xml:space="preserve"> </w:t>
-            </w:r>
-            <w:r>
-              <w:rPr>
-                <w:rFonts w:ascii="Arial MT"/>
-              </w:rPr>
-              <w:t>A</w:t>
-            </w:r>
-            <w:r>
-              <w:rPr>
-                <w:rFonts w:ascii="Arial MT"/>
-                <w:spacing w:val="-13"/>
-              </w:rPr>
-              <w:t xml:space="preserve"> </w:t>
-            </w:r>
-            <w:r>
-              <w:rPr>
-                <w:rFonts w:ascii="Arial MT"/>
-              </w:rPr>
-              <w:t>la</w:t>
-            </w:r>
-            <w:r>
-              <w:rPr>
-                <w:rFonts w:ascii="Arial MT"/>
-                <w:spacing w:val="-3"/>
-              </w:rPr>
-              <w:t xml:space="preserve"> </w:t>
-            </w:r>
-            <w:r>
-              <w:rPr>
-                <w:rFonts w:ascii="Arial MT"/>
-                <w:spacing w:val="-2"/>
-              </w:rPr>
-              <w:t>familia</w:t>
-            </w:r>
-          </w:p>
-          <w:p>
-            <w:pPr>
-              <w:pStyle w:val="TableParagraph"/>
-              <w:ind w:left="108"/>
-              <w:jc w:val="both"/>
-              <w:rPr>
-                <w:rFonts w:ascii="Arial MT"/>
-              </w:rPr>
-            </w:pPr>
-            <w:sdt>
-              <w:sdtPr>
-                <w:rPr>
-                  <w:rFonts w:ascii="Times New Roman"/>
-                  <w:sz w:val="20"/>
-                </w:rPr>
-                <w:alias w:val="suggestions_to_family"/>
-                <w:tag w:val="suggestions_to_family"/>
-                <w:id w:val="-206875911"/>
-                <w:placeholder>
-                  <w:docPart w:val="64DEF0350D4142B69B48399170AFB483"/>
-                </w:placeholder>
-                <w:showingPlcHdr/>
-              </w:sdtPr>
-              <w:sdtContent>
-                <w:r>
-                  <w:rPr>
-                    <w:rStyle w:val="Textodelmarcadordeposicin"/>
-                    <w:rFonts w:ascii="Arial" w:hAnsi="Arial" w:cs="Arial"/>
-                    <w:color w:val="auto"/>
-                    <w:sz w:val="16"/>
-                    <w:szCs w:val="16"/>
-                  </w:rPr>
-                  <w:t>Haz clic o pulse aquí para escribir texto.</w:t>
-                </w:r>
-              </w:sdtContent>
-            </w:sdt>
-          </w:p>
-        </w:tc>
-      </w:tr>
-      <w:tr>
-        <w:trPr>
-          <w:trHeight w:val="1012"/>
-        </w:trPr>
-        <w:tc>
-          <w:tcPr>
-            <w:tcW w:w="8829" w:type="dxa"/>
-          </w:tcPr>
-          <w:p>
-            <w:pPr>
-              <w:pStyle w:val="TableParagraph"/>
-              <w:spacing w:before="252"/>
-              <w:ind w:left="107"/>
-              <w:rPr>
-                <w:rFonts w:ascii="Arial MT"/>
-                <w:spacing w:val="-2"/>
-              </w:rPr>
-            </w:pPr>
-            <w:r>
-              <w:rPr>
-                <w:rFonts w:ascii="Arial MT"/>
-              </w:rPr>
-              <w:t>5.-</w:t>
-            </w:r>
-            <w:r>
-              <w:rPr>
-                <w:rFonts w:ascii="Arial MT"/>
-                <w:spacing w:val="-2"/>
-              </w:rPr>
-              <w:t xml:space="preserve"> Otros</w:t>
-            </w:r>
-          </w:p>
-          <w:p>
-            <w:pPr>
-              <w:pStyle w:val="TableParagraph"/>
-              <w:ind w:left="108"/>
-              <w:jc w:val="both"/>
-              <w:rPr>
-                <w:rFonts w:ascii="Arial MT"/>
-              </w:rPr>
-            </w:pPr>
-            <w:sdt>
-              <w:sdtPr>
-                <w:rPr>
-                  <w:rFonts w:ascii="Times New Roman"/>
-                  <w:sz w:val="20"/>
-                </w:rPr>
-                <w:alias w:val="other_suggestions"/>
-                <w:tag w:val="other_suggestions"/>
-                <w:id w:val="121977684"/>
-                <w:placeholder>
-                  <w:docPart w:val="23371D59957B4046A6FC3D1D70CE8D90"/>
-                </w:placeholder>
-                <w:showingPlcHdr/>
-              </w:sdtPr>
-              <w:sdtContent>
-                <w:r>
-                  <w:rPr>
-                    <w:rStyle w:val="Textodelmarcadordeposicin"/>
-                    <w:rFonts w:ascii="Arial" w:hAnsi="Arial" w:cs="Arial"/>
-                    <w:color w:val="auto"/>
-                    <w:sz w:val="16"/>
-                    <w:szCs w:val="16"/>
-                  </w:rPr>
-                  <w:t>Haz clic o pulse aquí para escribir texto.</w:t>
-                </w:r>
-              </w:sdtContent>
-            </w:sdt>
-          </w:p>
-        </w:tc>
-      </w:tr>
-    </w:tbl>
-    <w:p/>
-    <w:p/>
-    <w:p/>
-    <w:p/>
-    <w:p/>
-    <w:p/>
-    <w:p/>
     <w:p>
-      <w:pPr>
-        <w:spacing w:before="252"/>
-      </w:pPr>
-    </w:p>
-    <w:p>
-      <w:pPr>
-        <w:spacing w:before="1"/>
-        <w:ind w:right="278"/>
-        <w:jc w:val="right"/>
-      </w:pPr>
       <w:r>
         <w:rPr>
           <w:noProof/>
@@ -8257,15 +7684,15 @@
         <mc:AlternateContent>
           <mc:Choice Requires="wps">
             <w:drawing>
-              <wp:anchor distT="0" distB="0" distL="0" distR="0" simplePos="0" relativeHeight="15731712" behindDoc="0" locked="0" layoutInCell="1" allowOverlap="1" wp14:anchorId="51E1CB0A" wp14:editId="5E3712ED">
+              <wp:anchor distT="0" distB="0" distL="0" distR="0" simplePos="0" relativeHeight="15731712" behindDoc="0" locked="0" layoutInCell="1" allowOverlap="1" wp14:anchorId="51E1CB0A" wp14:editId="47BC16C2">
                 <wp:simplePos x="0" y="0"/>
                 <wp:positionH relativeFrom="page">
-                  <wp:posOffset>1042720</wp:posOffset>
+                  <wp:posOffset>1043940</wp:posOffset>
                 </wp:positionH>
                 <wp:positionV relativeFrom="paragraph">
-                  <wp:posOffset>-1134995</wp:posOffset>
+                  <wp:posOffset>11430</wp:posOffset>
                 </wp:positionV>
-                <wp:extent cx="5688965" cy="3337560"/>
+                <wp:extent cx="5688965" cy="7520940"/>
                 <wp:effectExtent l="0" t="0" r="0" b="0"/>
                 <wp:wrapNone/>
                 <wp:docPr id="12" name="Textbox 12"/>
@@ -8281,7 +7708,7 @@
                       <wps:spPr>
                         <a:xfrm>
                           <a:off x="0" y="0"/>
-                          <a:ext cx="5688965" cy="3337560"/>
+                          <a:ext cx="5688965" cy="7520940"/>
                         </a:xfrm>
                         <a:prstGeom prst="rect">
                           <a:avLst/>
@@ -8292,8 +7719,8 @@
                           <w:tbl>
                             <w:tblPr>
                               <w:tblStyle w:val="TableNormal"/>
-                              <w:tblW w:w="0" w:type="auto"/>
-                              <w:tblInd w:w="65" w:type="dxa"/>
+                              <w:tblW w:w="8647" w:type="dxa"/>
+                              <w:tblInd w:w="137" w:type="dxa"/>
                               <w:tblBorders>
                                 <w:top w:val="single" w:sz="4" w:space="0" w:color="000000"/>
                                 <w:left w:val="single" w:sz="4" w:space="0" w:color="000000"/>
@@ -8306,8 +7733,569 @@
                               <w:tblLook w:val="01E0" w:firstRow="1" w:lastRow="1" w:firstColumn="1" w:lastColumn="1" w:noHBand="0" w:noVBand="0"/>
                             </w:tblPr>
                             <w:tblGrid>
-                              <w:gridCol w:w="2122"/>
-                              <w:gridCol w:w="6708"/>
+                              <w:gridCol w:w="8647"/>
+                            </w:tblGrid>
+                            <w:tr>
+                              <w:trPr>
+                                <w:trHeight w:val="275"/>
+                              </w:trPr>
+                              <w:tc>
+                                <w:tcPr>
+                                  <w:tcW w:w="8647" w:type="dxa"/>
+                                </w:tcPr>
+                                <w:p>
+                                  <w:pPr>
+                                    <w:pStyle w:val="TableParagraph"/>
+                                    <w:spacing w:line="255" w:lineRule="exact"/>
+                                    <w:ind w:left="827"/>
+                                    <w:rPr>
+                                      <w:rFonts w:ascii="Arial"/>
+                                      <w:b/>
+                                      <w:sz w:val="24"/>
+                                    </w:rPr>
+                                  </w:pPr>
+                                  <w:r>
+                                    <w:rPr>
+                                      <w:rFonts w:ascii="Arial"/>
+                                      <w:b/>
+                                      <w:sz w:val="24"/>
+                                    </w:rPr>
+                                    <w:t>VI.</w:t>
+                                  </w:r>
+                                  <w:r>
+                                    <w:rPr>
+                                      <w:rFonts w:ascii="Arial"/>
+                                      <w:b/>
+                                      <w:spacing w:val="-1"/>
+                                      <w:sz w:val="24"/>
+                                    </w:rPr>
+                                    <w:t xml:space="preserve"> </w:t>
+                                  </w:r>
+                                  <w:r>
+                                    <w:rPr>
+                                      <w:rFonts w:ascii="Arial"/>
+                                      <w:b/>
+                                      <w:spacing w:val="-2"/>
+                                      <w:sz w:val="24"/>
+                                    </w:rPr>
+                                    <w:t>Sugerencias</w:t>
+                                  </w:r>
+                                </w:p>
+                              </w:tc>
+                            </w:tr>
+                            <w:tr>
+                              <w:trPr>
+                                <w:trHeight w:val="1012"/>
+                              </w:trPr>
+                              <w:tc>
+                                <w:tcPr>
+                                  <w:tcW w:w="8647" w:type="dxa"/>
+                                </w:tcPr>
+                                <w:p>
+                                  <w:pPr>
+                                    <w:pStyle w:val="TableParagraph"/>
+                                    <w:spacing w:before="254"/>
+                                    <w:ind w:left="107"/>
+                                    <w:rPr>
+                                      <w:rFonts w:ascii="Arial MT"/>
+                                      <w:spacing w:val="-2"/>
+                                    </w:rPr>
+                                  </w:pPr>
+                                  <w:r>
+                                    <w:rPr>
+                                      <w:rFonts w:ascii="Arial MT"/>
+                                    </w:rPr>
+                                    <w:t>1.-</w:t>
+                                  </w:r>
+                                  <w:r>
+                                    <w:rPr>
+                                      <w:rFonts w:ascii="Arial MT"/>
+                                      <w:spacing w:val="-16"/>
+                                    </w:rPr>
+                                    <w:t xml:space="preserve"> </w:t>
+                                  </w:r>
+                                  <w:r>
+                                    <w:rPr>
+                                      <w:rFonts w:ascii="Arial MT"/>
+                                    </w:rPr>
+                                    <w:t>Al</w:t>
+                                  </w:r>
+                                  <w:r>
+                                    <w:rPr>
+                                      <w:rFonts w:ascii="Arial MT"/>
+                                      <w:spacing w:val="-10"/>
+                                    </w:rPr>
+                                    <w:t xml:space="preserve"> </w:t>
+                                  </w:r>
+                                  <w:r>
+                                    <w:rPr>
+                                      <w:rFonts w:ascii="Arial MT"/>
+                                    </w:rPr>
+                                    <w:t>establecimiento</w:t>
+                                  </w:r>
+                                  <w:r>
+                                    <w:rPr>
+                                      <w:rFonts w:ascii="Arial MT"/>
+                                      <w:spacing w:val="-7"/>
+                                    </w:rPr>
+                                    <w:t xml:space="preserve"> </w:t>
+                                  </w:r>
+                                  <w:r>
+                                    <w:rPr>
+                                      <w:rFonts w:ascii="Arial MT"/>
+                                      <w:spacing w:val="-2"/>
+                                    </w:rPr>
+                                    <w:t>educacional</w:t>
+                                  </w:r>
+                                </w:p>
+                                <w:p>
+                                  <w:pPr>
+                                    <w:pStyle w:val="TableParagraph"/>
+                                    <w:ind w:left="108"/>
+                                    <w:jc w:val="both"/>
+                                    <w:rPr>
+                                      <w:rFonts w:ascii="Arial MT"/>
+                                      <w:spacing w:val="-2"/>
+                                    </w:rPr>
+                                  </w:pPr>
+                                  <w:sdt>
+                                    <w:sdtPr>
+                                      <w:rPr>
+                                        <w:rFonts w:ascii="Times New Roman"/>
+                                        <w:sz w:val="20"/>
+                                      </w:rPr>
+                                      <w:alias w:val="suggestions_to_school"/>
+                                      <w:tag w:val="suggestions_to_school"/>
+                                      <w:id w:val="-460342107"/>
+                                      <w:placeholder>
+                                        <w:docPart w:val="8D49D7E081FC4DB192056CA427B352EE"/>
+                                      </w:placeholder>
+                                      <w:showingPlcHdr/>
+                                    </w:sdtPr>
+                                    <w:sdtContent>
+                                      <w:r>
+                                        <w:rPr>
+                                          <w:rStyle w:val="Textodelmarcadordeposicin"/>
+                                          <w:rFonts w:ascii="Arial" w:hAnsi="Arial" w:cs="Arial"/>
+                                          <w:color w:val="auto"/>
+                                          <w:sz w:val="16"/>
+                                          <w:szCs w:val="16"/>
+                                        </w:rPr>
+                                        <w:t>Haz clic o pulse aquí para escribir texto.</w:t>
+                                      </w:r>
+                                    </w:sdtContent>
+                                  </w:sdt>
+                                </w:p>
+                              </w:tc>
+                            </w:tr>
+                            <w:tr>
+                              <w:trPr>
+                                <w:trHeight w:val="1012"/>
+                              </w:trPr>
+                              <w:tc>
+                                <w:tcPr>
+                                  <w:tcW w:w="8647" w:type="dxa"/>
+                                </w:tcPr>
+                                <w:p>
+                                  <w:pPr>
+                                    <w:pStyle w:val="TableParagraph"/>
+                                    <w:spacing w:before="254"/>
+                                    <w:ind w:left="107"/>
+                                    <w:rPr>
+                                      <w:rFonts w:ascii="Arial MT"/>
+                                      <w:spacing w:val="-4"/>
+                                    </w:rPr>
+                                  </w:pPr>
+                                  <w:r>
+                                    <w:rPr>
+                                      <w:rFonts w:ascii="Arial MT"/>
+                                    </w:rPr>
+                                    <w:t>2.-</w:t>
+                                  </w:r>
+                                  <w:r>
+                                    <w:rPr>
+                                      <w:rFonts w:ascii="Arial MT"/>
+                                      <w:spacing w:val="-17"/>
+                                    </w:rPr>
+                                    <w:t xml:space="preserve"> </w:t>
+                                  </w:r>
+                                  <w:r>
+                                    <w:rPr>
+                                      <w:rFonts w:ascii="Arial MT"/>
+                                    </w:rPr>
+                                    <w:t>Al</w:t>
+                                  </w:r>
+                                  <w:r>
+                                    <w:rPr>
+                                      <w:rFonts w:ascii="Arial MT"/>
+                                      <w:spacing w:val="-3"/>
+                                    </w:rPr>
+                                    <w:t xml:space="preserve"> </w:t>
+                                  </w:r>
+                                  <w:r>
+                                    <w:rPr>
+                                      <w:rFonts w:ascii="Arial MT"/>
+                                    </w:rPr>
+                                    <w:t>equipo</w:t>
+                                  </w:r>
+                                  <w:r>
+                                    <w:rPr>
+                                      <w:rFonts w:ascii="Arial MT"/>
+                                      <w:spacing w:val="-2"/>
+                                    </w:rPr>
+                                    <w:t xml:space="preserve"> </w:t>
+                                  </w:r>
+                                  <w:r>
+                                    <w:rPr>
+                                      <w:rFonts w:ascii="Arial MT"/>
+                                    </w:rPr>
+                                    <w:t>de</w:t>
+                                  </w:r>
+                                  <w:r>
+                                    <w:rPr>
+                                      <w:rFonts w:ascii="Arial MT"/>
+                                      <w:spacing w:val="-2"/>
+                                    </w:rPr>
+                                    <w:t xml:space="preserve"> </w:t>
+                                  </w:r>
+                                  <w:r>
+                                    <w:rPr>
+                                      <w:rFonts w:ascii="Arial MT"/>
+                                      <w:spacing w:val="-4"/>
+                                    </w:rPr>
+                                    <w:t>aula</w:t>
+                                  </w:r>
+                                </w:p>
+                                <w:p>
+                                  <w:pPr>
+                                    <w:pStyle w:val="TableParagraph"/>
+                                    <w:ind w:left="108"/>
+                                    <w:jc w:val="both"/>
+                                    <w:rPr>
+                                      <w:rFonts w:ascii="Arial MT"/>
+                                    </w:rPr>
+                                  </w:pPr>
+                                  <w:sdt>
+                                    <w:sdtPr>
+                                      <w:rPr>
+                                        <w:rFonts w:ascii="Times New Roman"/>
+                                        <w:sz w:val="20"/>
+                                      </w:rPr>
+                                      <w:alias w:val="suggestions_to_classroom_team"/>
+                                      <w:tag w:val="suggestions_to_classroom_team"/>
+                                      <w:id w:val="-1268467689"/>
+                                      <w:placeholder>
+                                        <w:docPart w:val="46D6171A28BC42F39D2D20C86556974C"/>
+                                      </w:placeholder>
+                                      <w:showingPlcHdr/>
+                                    </w:sdtPr>
+                                    <w:sdtContent>
+                                      <w:r>
+                                        <w:rPr>
+                                          <w:rStyle w:val="Textodelmarcadordeposicin"/>
+                                          <w:rFonts w:ascii="Arial" w:hAnsi="Arial" w:cs="Arial"/>
+                                          <w:color w:val="auto"/>
+                                          <w:sz w:val="16"/>
+                                          <w:szCs w:val="16"/>
+                                        </w:rPr>
+                                        <w:t>Haz clic o pulse aquí para escribir texto.</w:t>
+                                      </w:r>
+                                    </w:sdtContent>
+                                  </w:sdt>
+                                </w:p>
+                              </w:tc>
+                            </w:tr>
+                            <w:tr>
+                              <w:trPr>
+                                <w:trHeight w:val="1013"/>
+                              </w:trPr>
+                              <w:tc>
+                                <w:tcPr>
+                                  <w:tcW w:w="8647" w:type="dxa"/>
+                                </w:tcPr>
+                                <w:p>
+                                  <w:pPr>
+                                    <w:pStyle w:val="TableParagraph"/>
+                                    <w:spacing w:before="255"/>
+                                    <w:ind w:left="107"/>
+                                    <w:rPr>
+                                      <w:rFonts w:ascii="Arial MT"/>
+                                      <w:spacing w:val="-2"/>
+                                    </w:rPr>
+                                  </w:pPr>
+                                  <w:r>
+                                    <w:rPr>
+                                      <w:rFonts w:ascii="Arial MT"/>
+                                    </w:rPr>
+                                    <w:t>3.-</w:t>
+                                  </w:r>
+                                  <w:r>
+                                    <w:rPr>
+                                      <w:rFonts w:ascii="Arial MT"/>
+                                      <w:spacing w:val="-14"/>
+                                    </w:rPr>
+                                    <w:t xml:space="preserve"> </w:t>
+                                  </w:r>
+                                  <w:r>
+                                    <w:rPr>
+                                      <w:rFonts w:ascii="Arial MT"/>
+                                    </w:rPr>
+                                    <w:t>Al</w:t>
+                                  </w:r>
+                                  <w:r>
+                                    <w:rPr>
+                                      <w:rFonts w:ascii="Arial MT"/>
+                                      <w:spacing w:val="-1"/>
+                                    </w:rPr>
+                                    <w:t xml:space="preserve"> </w:t>
+                                  </w:r>
+                                  <w:r>
+                                    <w:rPr>
+                                      <w:rFonts w:ascii="Arial MT"/>
+                                      <w:spacing w:val="-2"/>
+                                    </w:rPr>
+                                    <w:t>estudiante</w:t>
+                                  </w:r>
+                                </w:p>
+                                <w:p>
+                                  <w:pPr>
+                                    <w:pStyle w:val="TableParagraph"/>
+                                    <w:ind w:left="108"/>
+                                    <w:jc w:val="both"/>
+                                    <w:rPr>
+                                      <w:rFonts w:ascii="Arial MT"/>
+                                    </w:rPr>
+                                  </w:pPr>
+                                  <w:sdt>
+                                    <w:sdtPr>
+                                      <w:rPr>
+                                        <w:rFonts w:ascii="Times New Roman"/>
+                                        <w:sz w:val="20"/>
+                                      </w:rPr>
+                                      <w:alias w:val="suggestions_to_student"/>
+                                      <w:tag w:val="suggestions_to_student"/>
+                                      <w:id w:val="1782372515"/>
+                                      <w:placeholder>
+                                        <w:docPart w:val="7DD5CB7A96A14BA19572CF171C536D99"/>
+                                      </w:placeholder>
+                                      <w:showingPlcHdr/>
+                                    </w:sdtPr>
+                                    <w:sdtContent>
+                                      <w:r>
+                                        <w:rPr>
+                                          <w:rStyle w:val="Textodelmarcadordeposicin"/>
+                                          <w:rFonts w:ascii="Arial" w:hAnsi="Arial" w:cs="Arial"/>
+                                          <w:color w:val="auto"/>
+                                          <w:sz w:val="16"/>
+                                          <w:szCs w:val="16"/>
+                                        </w:rPr>
+                                        <w:t>Haz clic o pulse aquí para escribir texto.</w:t>
+                                      </w:r>
+                                    </w:sdtContent>
+                                  </w:sdt>
+                                </w:p>
+                              </w:tc>
+                            </w:tr>
+                            <w:tr>
+                              <w:trPr>
+                                <w:trHeight w:val="1012"/>
+                              </w:trPr>
+                              <w:tc>
+                                <w:tcPr>
+                                  <w:tcW w:w="8647" w:type="dxa"/>
+                                </w:tcPr>
+                                <w:p>
+                                  <w:pPr>
+                                    <w:pStyle w:val="TableParagraph"/>
+                                    <w:spacing w:before="252"/>
+                                    <w:ind w:left="107"/>
+                                    <w:rPr>
+                                      <w:rFonts w:ascii="Arial MT"/>
+                                      <w:spacing w:val="-2"/>
+                                    </w:rPr>
+                                  </w:pPr>
+                                  <w:r>
+                                    <w:rPr>
+                                      <w:rFonts w:ascii="Arial MT"/>
+                                    </w:rPr>
+                                    <w:t>4.-</w:t>
+                                  </w:r>
+                                  <w:r>
+                                    <w:rPr>
+                                      <w:rFonts w:ascii="Arial MT"/>
+                                      <w:spacing w:val="-16"/>
+                                    </w:rPr>
+                                    <w:t xml:space="preserve"> </w:t>
+                                  </w:r>
+                                  <w:r>
+                                    <w:rPr>
+                                      <w:rFonts w:ascii="Arial MT"/>
+                                    </w:rPr>
+                                    <w:t>A</w:t>
+                                  </w:r>
+                                  <w:r>
+                                    <w:rPr>
+                                      <w:rFonts w:ascii="Arial MT"/>
+                                      <w:spacing w:val="-13"/>
+                                    </w:rPr>
+                                    <w:t xml:space="preserve"> </w:t>
+                                  </w:r>
+                                  <w:r>
+                                    <w:rPr>
+                                      <w:rFonts w:ascii="Arial MT"/>
+                                    </w:rPr>
+                                    <w:t>la</w:t>
+                                  </w:r>
+                                  <w:r>
+                                    <w:rPr>
+                                      <w:rFonts w:ascii="Arial MT"/>
+                                      <w:spacing w:val="-3"/>
+                                    </w:rPr>
+                                    <w:t xml:space="preserve"> </w:t>
+                                  </w:r>
+                                  <w:r>
+                                    <w:rPr>
+                                      <w:rFonts w:ascii="Arial MT"/>
+                                      <w:spacing w:val="-2"/>
+                                    </w:rPr>
+                                    <w:t>familia</w:t>
+                                  </w:r>
+                                </w:p>
+                                <w:p>
+                                  <w:pPr>
+                                    <w:pStyle w:val="TableParagraph"/>
+                                    <w:ind w:left="108"/>
+                                    <w:jc w:val="both"/>
+                                    <w:rPr>
+                                      <w:rFonts w:ascii="Arial MT"/>
+                                    </w:rPr>
+                                  </w:pPr>
+                                  <w:sdt>
+                                    <w:sdtPr>
+                                      <w:rPr>
+                                        <w:rFonts w:ascii="Times New Roman"/>
+                                        <w:sz w:val="20"/>
+                                      </w:rPr>
+                                      <w:alias w:val="suggestions_to_family"/>
+                                      <w:tag w:val="suggestions_to_family"/>
+                                      <w:id w:val="-206875911"/>
+                                      <w:placeholder>
+                                        <w:docPart w:val="D749D30BF0A84C708B050B339C48D065"/>
+                                      </w:placeholder>
+                                      <w:showingPlcHdr/>
+                                    </w:sdtPr>
+                                    <w:sdtContent>
+                                      <w:r>
+                                        <w:rPr>
+                                          <w:rStyle w:val="Textodelmarcadordeposicin"/>
+                                          <w:rFonts w:ascii="Arial" w:hAnsi="Arial" w:cs="Arial"/>
+                                          <w:color w:val="auto"/>
+                                          <w:sz w:val="16"/>
+                                          <w:szCs w:val="16"/>
+                                        </w:rPr>
+                                        <w:t>Haz clic o pulse aquí para escribir texto.</w:t>
+                                      </w:r>
+                                    </w:sdtContent>
+                                  </w:sdt>
+                                </w:p>
+                              </w:tc>
+                            </w:tr>
+                            <w:tr>
+                              <w:trPr>
+                                <w:trHeight w:val="1012"/>
+                              </w:trPr>
+                              <w:tc>
+                                <w:tcPr>
+                                  <w:tcW w:w="8647" w:type="dxa"/>
+                                </w:tcPr>
+                                <w:p>
+                                  <w:pPr>
+                                    <w:pStyle w:val="TableParagraph"/>
+                                    <w:spacing w:before="252"/>
+                                    <w:ind w:left="107"/>
+                                    <w:rPr>
+                                      <w:rFonts w:ascii="Arial MT"/>
+                                      <w:spacing w:val="-2"/>
+                                    </w:rPr>
+                                  </w:pPr>
+                                  <w:r>
+                                    <w:rPr>
+                                      <w:rFonts w:ascii="Arial MT"/>
+                                    </w:rPr>
+                                    <w:t>5.-</w:t>
+                                  </w:r>
+                                  <w:r>
+                                    <w:rPr>
+                                      <w:rFonts w:ascii="Arial MT"/>
+                                      <w:spacing w:val="-2"/>
+                                    </w:rPr>
+                                    <w:t xml:space="preserve"> Otros</w:t>
+                                  </w:r>
+                                </w:p>
+                                <w:p>
+                                  <w:pPr>
+                                    <w:pStyle w:val="TableParagraph"/>
+                                    <w:ind w:left="108"/>
+                                    <w:jc w:val="both"/>
+                                    <w:rPr>
+                                      <w:rFonts w:ascii="Arial MT"/>
+                                    </w:rPr>
+                                  </w:pPr>
+                                  <w:sdt>
+                                    <w:sdtPr>
+                                      <w:rPr>
+                                        <w:rFonts w:ascii="Times New Roman"/>
+                                        <w:sz w:val="20"/>
+                                      </w:rPr>
+                                      <w:alias w:val="other_suggestions"/>
+                                      <w:tag w:val="other_suggestions"/>
+                                      <w:id w:val="121977684"/>
+                                      <w:placeholder>
+                                        <w:docPart w:val="B75950F5A8D04226829269407F76BA6B"/>
+                                      </w:placeholder>
+                                      <w:showingPlcHdr/>
+                                    </w:sdtPr>
+                                    <w:sdtContent>
+                                      <w:r>
+                                        <w:rPr>
+                                          <w:rStyle w:val="Textodelmarcadordeposicin"/>
+                                          <w:rFonts w:ascii="Arial" w:hAnsi="Arial" w:cs="Arial"/>
+                                          <w:color w:val="auto"/>
+                                          <w:sz w:val="16"/>
+                                          <w:szCs w:val="16"/>
+                                        </w:rPr>
+                                        <w:t>Haz clic o pulse aquí para escribir texto.</w:t>
+                                      </w:r>
+                                    </w:sdtContent>
+                                  </w:sdt>
+                                </w:p>
+                              </w:tc>
+                            </w:tr>
+                          </w:tbl>
+                          <w:p>
+                            <w:pPr>
+                              <w:pStyle w:val="Textoindependiente"/>
+                            </w:pPr>
+                          </w:p>
+                          <w:tbl>
+                            <w:tblPr>
+                              <w:tblStyle w:val="TableNormal"/>
+                              <w:tblW w:w="0" w:type="auto"/>
+                              <w:tblInd w:w="137" w:type="dxa"/>
+                              <w:tblBorders>
+                                <w:top w:val="single" w:sz="4" w:space="0" w:color="000000"/>
+                                <w:left w:val="single" w:sz="4" w:space="0" w:color="000000"/>
+                                <w:bottom w:val="single" w:sz="4" w:space="0" w:color="000000"/>
+                                <w:right w:val="single" w:sz="4" w:space="0" w:color="000000"/>
+                                <w:insideH w:val="single" w:sz="4" w:space="0" w:color="000000"/>
+                                <w:insideV w:val="single" w:sz="4" w:space="0" w:color="000000"/>
+                              </w:tblBorders>
+                              <w:tblLayout w:type="fixed"/>
+                              <w:tblLook w:val="01E0" w:firstRow="1" w:lastRow="1" w:firstColumn="1" w:lastColumn="1" w:noHBand="0" w:noVBand="0"/>
+                            </w:tblPr>
+                            <w:tblGrid>
+                              <w:gridCol w:w="2050"/>
+                              <w:gridCol w:w="6597"/>
                             </w:tblGrid>
                             <w:tr>
                               <w:trPr>
@@ -8315,7 +8303,7 @@
                               </w:trPr>
                               <w:tc>
                                 <w:tcPr>
-                                  <w:tcW w:w="8830" w:type="dxa"/>
+                                  <w:tcW w:w="8647" w:type="dxa"/>
                                   <w:gridSpan w:val="2"/>
                                 </w:tcPr>
                                 <w:p>
@@ -8440,6 +8428,29 @@
                                     </w:rPr>
                                     <w:t>INFORME</w:t>
                                   </w:r>
+                                </w:p>
+                              </w:tc>
+                            </w:tr>
+                            <w:tr>
+                              <w:trPr>
+                                <w:trHeight w:val="515"/>
+                              </w:trPr>
+                              <w:tc>
+                                <w:tcPr>
+                                  <w:tcW w:w="8647" w:type="dxa"/>
+                                  <w:gridSpan w:val="2"/>
+                                </w:tcPr>
+                                <w:p>
+                                  <w:pPr>
+                                    <w:pStyle w:val="TableParagraph"/>
+                                    <w:spacing w:before="240" w:line="255" w:lineRule="exact"/>
+                                    <w:ind w:left="806"/>
+                                    <w:rPr>
+                                      <w:rFonts w:ascii="Arial" w:hAnsi="Arial"/>
+                                      <w:b/>
+                                      <w:sz w:val="24"/>
+                                    </w:rPr>
+                                  </w:pPr>
                                 </w:p>
                               </w:tc>
                             </w:tr>
@@ -8449,7 +8460,7 @@
                               </w:trPr>
                               <w:tc>
                                 <w:tcPr>
-                                  <w:tcW w:w="2122" w:type="dxa"/>
+                                  <w:tcW w:w="2050" w:type="dxa"/>
                                 </w:tcPr>
                                 <w:p>
                                   <w:pPr>
@@ -8485,7 +8496,7 @@
                               </w:tc>
                               <w:tc>
                                 <w:tcPr>
-                                  <w:tcW w:w="6708" w:type="dxa"/>
+                                  <w:tcW w:w="6597" w:type="dxa"/>
                                 </w:tcPr>
                                 <w:p>
                                   <w:pPr>
@@ -8528,7 +8539,7 @@
                               </w:trPr>
                               <w:tc>
                                 <w:tcPr>
-                                  <w:tcW w:w="2122" w:type="dxa"/>
+                                  <w:tcW w:w="2050" w:type="dxa"/>
                                 </w:tcPr>
                                 <w:p>
                                   <w:pPr>
@@ -8551,7 +8562,7 @@
                               </w:tc>
                               <w:tc>
                                 <w:tcPr>
-                                  <w:tcW w:w="6708" w:type="dxa"/>
+                                  <w:tcW w:w="6597" w:type="dxa"/>
                                 </w:tcPr>
                                 <w:p>
                                   <w:pPr>
@@ -8594,7 +8605,7 @@
                               </w:trPr>
                               <w:tc>
                                 <w:tcPr>
-                                  <w:tcW w:w="2122" w:type="dxa"/>
+                                  <w:tcW w:w="2050" w:type="dxa"/>
                                 </w:tcPr>
                                 <w:p>
                                   <w:pPr>
@@ -8617,7 +8628,7 @@
                               </w:tc>
                               <w:tc>
                                 <w:tcPr>
-                                  <w:tcW w:w="6708" w:type="dxa"/>
+                                  <w:tcW w:w="6597" w:type="dxa"/>
                                 </w:tcPr>
                                 <w:p>
                                   <w:pPr>
@@ -8660,7 +8671,7 @@
                               </w:trPr>
                               <w:tc>
                                 <w:tcPr>
-                                  <w:tcW w:w="2122" w:type="dxa"/>
+                                  <w:tcW w:w="2050" w:type="dxa"/>
                                 </w:tcPr>
                                 <w:p>
                                   <w:pPr>
@@ -8711,7 +8722,7 @@
                               </w:tc>
                               <w:tc>
                                 <w:tcPr>
-                                  <w:tcW w:w="6708" w:type="dxa"/>
+                                  <w:tcW w:w="6597" w:type="dxa"/>
                                 </w:tcPr>
                                 <w:p>
                                   <w:pPr>
@@ -8754,7 +8765,7 @@
                               </w:trPr>
                               <w:tc>
                                 <w:tcPr>
-                                  <w:tcW w:w="2122" w:type="dxa"/>
+                                  <w:tcW w:w="2050" w:type="dxa"/>
                                 </w:tcPr>
                                 <w:p>
                                   <w:pPr>
@@ -8823,7 +8834,7 @@
                               </w:tc>
                               <w:tc>
                                 <w:tcPr>
-                                  <w:tcW w:w="6708" w:type="dxa"/>
+                                  <w:tcW w:w="6597" w:type="dxa"/>
                                 </w:tcPr>
                                 <w:p>
                                   <w:pPr>
@@ -8850,19 +8861,25 @@
                     </wps:wsp>
                   </a:graphicData>
                 </a:graphic>
+                <wp14:sizeRelH relativeFrom="margin">
+                  <wp14:pctWidth>0</wp14:pctWidth>
+                </wp14:sizeRelH>
+                <wp14:sizeRelV relativeFrom="margin">
+                  <wp14:pctHeight>0</wp14:pctHeight>
+                </wp14:sizeRelV>
               </wp:anchor>
             </w:drawing>
           </mc:Choice>
           <mc:Fallback>
             <w:pict>
-              <v:shape w14:anchorId="51E1CB0A" id="Textbox 12" o:spid="_x0000_s1028" type="#_x0000_t202" style="position:absolute;left:0;text-align:left;margin-left:82.1pt;margin-top:-89.35pt;width:447.95pt;height:262.8pt;z-index:15731712;visibility:visible;mso-wrap-style:square;mso-wrap-distance-left:0;mso-wrap-distance-top:0;mso-wrap-distance-right:0;mso-wrap-distance-bottom:0;mso-position-horizontal:absolute;mso-position-horizontal-relative:page;mso-position-vertical:absolute;mso-position-vertical-relative:text;v-text-anchor:top" o:gfxdata="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" filled="f" stroked="f">
+              <v:shape w14:anchorId="51E1CB0A" id="Textbox 12" o:spid="_x0000_s1028" type="#_x0000_t202" style="position:absolute;margin-left:82.2pt;margin-top:.9pt;width:447.95pt;height:592.2pt;z-index:15731712;visibility:visible;mso-wrap-style:square;mso-width-percent:0;mso-height-percent:0;mso-wrap-distance-left:0;mso-wrap-distance-top:0;mso-wrap-distance-right:0;mso-wrap-distance-bottom:0;mso-position-horizontal:absolute;mso-position-horizontal-relative:page;mso-position-vertical:absolute;mso-position-vertical-relative:text;mso-width-percent:0;mso-height-percent:0;mso-width-relative:margin;mso-height-relative:margin;v-text-anchor:top" o:gfxdata="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" filled="f" stroked="f">
                 <v:textbox inset="0,0,0,0">
                   <w:txbxContent>
                     <w:tbl>
                       <w:tblPr>
                         <w:tblStyle w:val="TableNormal"/>
-                        <w:tblW w:w="0" w:type="auto"/>
-                        <w:tblInd w:w="65" w:type="dxa"/>
+                        <w:tblW w:w="8647" w:type="dxa"/>
+                        <w:tblInd w:w="137" w:type="dxa"/>
                         <w:tblBorders>
                           <w:top w:val="single" w:sz="4" w:space="0" w:color="000000"/>
                           <w:left w:val="single" w:sz="4" w:space="0" w:color="000000"/>
@@ -8875,8 +8892,569 @@
                         <w:tblLook w:val="01E0" w:firstRow="1" w:lastRow="1" w:firstColumn="1" w:lastColumn="1" w:noHBand="0" w:noVBand="0"/>
                       </w:tblPr>
                       <w:tblGrid>
-                        <w:gridCol w:w="2122"/>
-                        <w:gridCol w:w="6708"/>
+                        <w:gridCol w:w="8647"/>
+                      </w:tblGrid>
+                      <w:tr>
+                        <w:trPr>
+                          <w:trHeight w:val="275"/>
+                        </w:trPr>
+                        <w:tc>
+                          <w:tcPr>
+                            <w:tcW w:w="8647" w:type="dxa"/>
+                          </w:tcPr>
+                          <w:p>
+                            <w:pPr>
+                              <w:pStyle w:val="TableParagraph"/>
+                              <w:spacing w:line="255" w:lineRule="exact"/>
+                              <w:ind w:left="827"/>
+                              <w:rPr>
+                                <w:rFonts w:ascii="Arial"/>
+                                <w:b/>
+                                <w:sz w:val="24"/>
+                              </w:rPr>
+                            </w:pPr>
+                            <w:r>
+                              <w:rPr>
+                                <w:rFonts w:ascii="Arial"/>
+                                <w:b/>
+                                <w:sz w:val="24"/>
+                              </w:rPr>
+                              <w:t>VI.</w:t>
+                            </w:r>
+                            <w:r>
+                              <w:rPr>
+                                <w:rFonts w:ascii="Arial"/>
+                                <w:b/>
+                                <w:spacing w:val="-1"/>
+                                <w:sz w:val="24"/>
+                              </w:rPr>
+                              <w:t xml:space="preserve"> </w:t>
+                            </w:r>
+                            <w:r>
+                              <w:rPr>
+                                <w:rFonts w:ascii="Arial"/>
+                                <w:b/>
+                                <w:spacing w:val="-2"/>
+                                <w:sz w:val="24"/>
+                              </w:rPr>
+                              <w:t>Sugerencias</w:t>
+                            </w:r>
+                          </w:p>
+                        </w:tc>
+                      </w:tr>
+                      <w:tr>
+                        <w:trPr>
+                          <w:trHeight w:val="1012"/>
+                        </w:trPr>
+                        <w:tc>
+                          <w:tcPr>
+                            <w:tcW w:w="8647" w:type="dxa"/>
+                          </w:tcPr>
+                          <w:p>
+                            <w:pPr>
+                              <w:pStyle w:val="TableParagraph"/>
+                              <w:spacing w:before="254"/>
+                              <w:ind w:left="107"/>
+                              <w:rPr>
+                                <w:rFonts w:ascii="Arial MT"/>
+                                <w:spacing w:val="-2"/>
+                              </w:rPr>
+                            </w:pPr>
+                            <w:r>
+                              <w:rPr>
+                                <w:rFonts w:ascii="Arial MT"/>
+                              </w:rPr>
+                              <w:t>1.-</w:t>
+                            </w:r>
+                            <w:r>
+                              <w:rPr>
+                                <w:rFonts w:ascii="Arial MT"/>
+                                <w:spacing w:val="-16"/>
+                              </w:rPr>
+                              <w:t xml:space="preserve"> </w:t>
+                            </w:r>
+                            <w:r>
+                              <w:rPr>
+                                <w:rFonts w:ascii="Arial MT"/>
+                              </w:rPr>
+                              <w:t>Al</w:t>
+                            </w:r>
+                            <w:r>
+                              <w:rPr>
+                                <w:rFonts w:ascii="Arial MT"/>
+                                <w:spacing w:val="-10"/>
+                              </w:rPr>
+                              <w:t xml:space="preserve"> </w:t>
+                            </w:r>
+                            <w:r>
+                              <w:rPr>
+                                <w:rFonts w:ascii="Arial MT"/>
+                              </w:rPr>
+                              <w:t>establecimiento</w:t>
+                            </w:r>
+                            <w:r>
+                              <w:rPr>
+                                <w:rFonts w:ascii="Arial MT"/>
+                                <w:spacing w:val="-7"/>
+                              </w:rPr>
+                              <w:t xml:space="preserve"> </w:t>
+                            </w:r>
+                            <w:r>
+                              <w:rPr>
+                                <w:rFonts w:ascii="Arial MT"/>
+                                <w:spacing w:val="-2"/>
+                              </w:rPr>
+                              <w:t>educacional</w:t>
+                            </w:r>
+                          </w:p>
+                          <w:p>
+                            <w:pPr>
+                              <w:pStyle w:val="TableParagraph"/>
+                              <w:ind w:left="108"/>
+                              <w:jc w:val="both"/>
+                              <w:rPr>
+                                <w:rFonts w:ascii="Arial MT"/>
+                                <w:spacing w:val="-2"/>
+                              </w:rPr>
+                            </w:pPr>
+                            <w:sdt>
+                              <w:sdtPr>
+                                <w:rPr>
+                                  <w:rFonts w:ascii="Times New Roman"/>
+                                  <w:sz w:val="20"/>
+                                </w:rPr>
+                                <w:alias w:val="suggestions_to_school"/>
+                                <w:tag w:val="suggestions_to_school"/>
+                                <w:id w:val="-460342107"/>
+                                <w:placeholder>
+                                  <w:docPart w:val="8D49D7E081FC4DB192056CA427B352EE"/>
+                                </w:placeholder>
+                                <w:showingPlcHdr/>
+                              </w:sdtPr>
+                              <w:sdtContent>
+                                <w:r>
+                                  <w:rPr>
+                                    <w:rStyle w:val="Textodelmarcadordeposicin"/>
+                                    <w:rFonts w:ascii="Arial" w:hAnsi="Arial" w:cs="Arial"/>
+                                    <w:color w:val="auto"/>
+                                    <w:sz w:val="16"/>
+                                    <w:szCs w:val="16"/>
+                                  </w:rPr>
+                                  <w:t>Haz clic o pulse aquí para escribir texto.</w:t>
+                                </w:r>
+                              </w:sdtContent>
+                            </w:sdt>
+                          </w:p>
+                        </w:tc>
+                      </w:tr>
+                      <w:tr>
+                        <w:trPr>
+                          <w:trHeight w:val="1012"/>
+                        </w:trPr>
+                        <w:tc>
+                          <w:tcPr>
+                            <w:tcW w:w="8647" w:type="dxa"/>
+                          </w:tcPr>
+                          <w:p>
+                            <w:pPr>
+                              <w:pStyle w:val="TableParagraph"/>
+                              <w:spacing w:before="254"/>
+                              <w:ind w:left="107"/>
+                              <w:rPr>
+                                <w:rFonts w:ascii="Arial MT"/>
+                                <w:spacing w:val="-4"/>
+                              </w:rPr>
+                            </w:pPr>
+                            <w:r>
+                              <w:rPr>
+                                <w:rFonts w:ascii="Arial MT"/>
+                              </w:rPr>
+                              <w:t>2.-</w:t>
+                            </w:r>
+                            <w:r>
+                              <w:rPr>
+                                <w:rFonts w:ascii="Arial MT"/>
+                                <w:spacing w:val="-17"/>
+                              </w:rPr>
+                              <w:t xml:space="preserve"> </w:t>
+                            </w:r>
+                            <w:r>
+                              <w:rPr>
+                                <w:rFonts w:ascii="Arial MT"/>
+                              </w:rPr>
+                              <w:t>Al</w:t>
+                            </w:r>
+                            <w:r>
+                              <w:rPr>
+                                <w:rFonts w:ascii="Arial MT"/>
+                                <w:spacing w:val="-3"/>
+                              </w:rPr>
+                              <w:t xml:space="preserve"> </w:t>
+                            </w:r>
+                            <w:r>
+                              <w:rPr>
+                                <w:rFonts w:ascii="Arial MT"/>
+                              </w:rPr>
+                              <w:t>equipo</w:t>
+                            </w:r>
+                            <w:r>
+                              <w:rPr>
+                                <w:rFonts w:ascii="Arial MT"/>
+                                <w:spacing w:val="-2"/>
+                              </w:rPr>
+                              <w:t xml:space="preserve"> </w:t>
+                            </w:r>
+                            <w:r>
+                              <w:rPr>
+                                <w:rFonts w:ascii="Arial MT"/>
+                              </w:rPr>
+                              <w:t>de</w:t>
+                            </w:r>
+                            <w:r>
+                              <w:rPr>
+                                <w:rFonts w:ascii="Arial MT"/>
+                                <w:spacing w:val="-2"/>
+                              </w:rPr>
+                              <w:t xml:space="preserve"> </w:t>
+                            </w:r>
+                            <w:r>
+                              <w:rPr>
+                                <w:rFonts w:ascii="Arial MT"/>
+                                <w:spacing w:val="-4"/>
+                              </w:rPr>
+                              <w:t>aula</w:t>
+                            </w:r>
+                          </w:p>
+                          <w:p>
+                            <w:pPr>
+                              <w:pStyle w:val="TableParagraph"/>
+                              <w:ind w:left="108"/>
+                              <w:jc w:val="both"/>
+                              <w:rPr>
+                                <w:rFonts w:ascii="Arial MT"/>
+                              </w:rPr>
+                            </w:pPr>
+                            <w:sdt>
+                              <w:sdtPr>
+                                <w:rPr>
+                                  <w:rFonts w:ascii="Times New Roman"/>
+                                  <w:sz w:val="20"/>
+                                </w:rPr>
+                                <w:alias w:val="suggestions_to_classroom_team"/>
+                                <w:tag w:val="suggestions_to_classroom_team"/>
+                                <w:id w:val="-1268467689"/>
+                                <w:placeholder>
+                                  <w:docPart w:val="46D6171A28BC42F39D2D20C86556974C"/>
+                                </w:placeholder>
+                                <w:showingPlcHdr/>
+                              </w:sdtPr>
+                              <w:sdtContent>
+                                <w:r>
+                                  <w:rPr>
+                                    <w:rStyle w:val="Textodelmarcadordeposicin"/>
+                                    <w:rFonts w:ascii="Arial" w:hAnsi="Arial" w:cs="Arial"/>
+                                    <w:color w:val="auto"/>
+                                    <w:sz w:val="16"/>
+                                    <w:szCs w:val="16"/>
+                                  </w:rPr>
+                                  <w:t>Haz clic o pulse aquí para escribir texto.</w:t>
+                                </w:r>
+                              </w:sdtContent>
+                            </w:sdt>
+                          </w:p>
+                        </w:tc>
+                      </w:tr>
+                      <w:tr>
+                        <w:trPr>
+                          <w:trHeight w:val="1013"/>
+                        </w:trPr>
+                        <w:tc>
+                          <w:tcPr>
+                            <w:tcW w:w="8647" w:type="dxa"/>
+                          </w:tcPr>
+                          <w:p>
+                            <w:pPr>
+                              <w:pStyle w:val="TableParagraph"/>
+                              <w:spacing w:before="255"/>
+                              <w:ind w:left="107"/>
+                              <w:rPr>
+                                <w:rFonts w:ascii="Arial MT"/>
+                                <w:spacing w:val="-2"/>
+                              </w:rPr>
+                            </w:pPr>
+                            <w:r>
+                              <w:rPr>
+                                <w:rFonts w:ascii="Arial MT"/>
+                              </w:rPr>
+                              <w:t>3.-</w:t>
+                            </w:r>
+                            <w:r>
+                              <w:rPr>
+                                <w:rFonts w:ascii="Arial MT"/>
+                                <w:spacing w:val="-14"/>
+                              </w:rPr>
+                              <w:t xml:space="preserve"> </w:t>
+                            </w:r>
+                            <w:r>
+                              <w:rPr>
+                                <w:rFonts w:ascii="Arial MT"/>
+                              </w:rPr>
+                              <w:t>Al</w:t>
+                            </w:r>
+                            <w:r>
+                              <w:rPr>
+                                <w:rFonts w:ascii="Arial MT"/>
+                                <w:spacing w:val="-1"/>
+                              </w:rPr>
+                              <w:t xml:space="preserve"> </w:t>
+                            </w:r>
+                            <w:r>
+                              <w:rPr>
+                                <w:rFonts w:ascii="Arial MT"/>
+                                <w:spacing w:val="-2"/>
+                              </w:rPr>
+                              <w:t>estudiante</w:t>
+                            </w:r>
+                          </w:p>
+                          <w:p>
+                            <w:pPr>
+                              <w:pStyle w:val="TableParagraph"/>
+                              <w:ind w:left="108"/>
+                              <w:jc w:val="both"/>
+                              <w:rPr>
+                                <w:rFonts w:ascii="Arial MT"/>
+                              </w:rPr>
+                            </w:pPr>
+                            <w:sdt>
+                              <w:sdtPr>
+                                <w:rPr>
+                                  <w:rFonts w:ascii="Times New Roman"/>
+                                  <w:sz w:val="20"/>
+                                </w:rPr>
+                                <w:alias w:val="suggestions_to_student"/>
+                                <w:tag w:val="suggestions_to_student"/>
+                                <w:id w:val="1782372515"/>
+                                <w:placeholder>
+                                  <w:docPart w:val="7DD5CB7A96A14BA19572CF171C536D99"/>
+                                </w:placeholder>
+                                <w:showingPlcHdr/>
+                              </w:sdtPr>
+                              <w:sdtContent>
+                                <w:r>
+                                  <w:rPr>
+                                    <w:rStyle w:val="Textodelmarcadordeposicin"/>
+                                    <w:rFonts w:ascii="Arial" w:hAnsi="Arial" w:cs="Arial"/>
+                                    <w:color w:val="auto"/>
+                                    <w:sz w:val="16"/>
+                                    <w:szCs w:val="16"/>
+                                  </w:rPr>
+                                  <w:t>Haz clic o pulse aquí para escribir texto.</w:t>
+                                </w:r>
+                              </w:sdtContent>
+                            </w:sdt>
+                          </w:p>
+                        </w:tc>
+                      </w:tr>
+                      <w:tr>
+                        <w:trPr>
+                          <w:trHeight w:val="1012"/>
+                        </w:trPr>
+                        <w:tc>
+                          <w:tcPr>
+                            <w:tcW w:w="8647" w:type="dxa"/>
+                          </w:tcPr>
+                          <w:p>
+                            <w:pPr>
+                              <w:pStyle w:val="TableParagraph"/>
+                              <w:spacing w:before="252"/>
+                              <w:ind w:left="107"/>
+                              <w:rPr>
+                                <w:rFonts w:ascii="Arial MT"/>
+                                <w:spacing w:val="-2"/>
+                              </w:rPr>
+                            </w:pPr>
+                            <w:r>
+                              <w:rPr>
+                                <w:rFonts w:ascii="Arial MT"/>
+                              </w:rPr>
+                              <w:t>4.-</w:t>
+                            </w:r>
+                            <w:r>
+                              <w:rPr>
+                                <w:rFonts w:ascii="Arial MT"/>
+                                <w:spacing w:val="-16"/>
+                              </w:rPr>
+                              <w:t xml:space="preserve"> </w:t>
+                            </w:r>
+                            <w:r>
+                              <w:rPr>
+                                <w:rFonts w:ascii="Arial MT"/>
+                              </w:rPr>
+                              <w:t>A</w:t>
+                            </w:r>
+                            <w:r>
+                              <w:rPr>
+                                <w:rFonts w:ascii="Arial MT"/>
+                                <w:spacing w:val="-13"/>
+                              </w:rPr>
+                              <w:t xml:space="preserve"> </w:t>
+                            </w:r>
+                            <w:r>
+                              <w:rPr>
+                                <w:rFonts w:ascii="Arial MT"/>
+                              </w:rPr>
+                              <w:t>la</w:t>
+                            </w:r>
+                            <w:r>
+                              <w:rPr>
+                                <w:rFonts w:ascii="Arial MT"/>
+                                <w:spacing w:val="-3"/>
+                              </w:rPr>
+                              <w:t xml:space="preserve"> </w:t>
+                            </w:r>
+                            <w:r>
+                              <w:rPr>
+                                <w:rFonts w:ascii="Arial MT"/>
+                                <w:spacing w:val="-2"/>
+                              </w:rPr>
+                              <w:t>familia</w:t>
+                            </w:r>
+                          </w:p>
+                          <w:p>
+                            <w:pPr>
+                              <w:pStyle w:val="TableParagraph"/>
+                              <w:ind w:left="108"/>
+                              <w:jc w:val="both"/>
+                              <w:rPr>
+                                <w:rFonts w:ascii="Arial MT"/>
+                              </w:rPr>
+                            </w:pPr>
+                            <w:sdt>
+                              <w:sdtPr>
+                                <w:rPr>
+                                  <w:rFonts w:ascii="Times New Roman"/>
+                                  <w:sz w:val="20"/>
+                                </w:rPr>
+                                <w:alias w:val="suggestions_to_family"/>
+                                <w:tag w:val="suggestions_to_family"/>
+                                <w:id w:val="-206875911"/>
+                                <w:placeholder>
+                                  <w:docPart w:val="D749D30BF0A84C708B050B339C48D065"/>
+                                </w:placeholder>
+                                <w:showingPlcHdr/>
+                              </w:sdtPr>
+                              <w:sdtContent>
+                                <w:r>
+                                  <w:rPr>
+                                    <w:rStyle w:val="Textodelmarcadordeposicin"/>
+                                    <w:rFonts w:ascii="Arial" w:hAnsi="Arial" w:cs="Arial"/>
+                                    <w:color w:val="auto"/>
+                                    <w:sz w:val="16"/>
+                                    <w:szCs w:val="16"/>
+                                  </w:rPr>
+                                  <w:t>Haz clic o pulse aquí para escribir texto.</w:t>
+                                </w:r>
+                              </w:sdtContent>
+                            </w:sdt>
+                          </w:p>
+                        </w:tc>
+                      </w:tr>
+                      <w:tr>
+                        <w:trPr>
+                          <w:trHeight w:val="1012"/>
+                        </w:trPr>
+                        <w:tc>
+                          <w:tcPr>
+                            <w:tcW w:w="8647" w:type="dxa"/>
+                          </w:tcPr>
+                          <w:p>
+                            <w:pPr>
+                              <w:pStyle w:val="TableParagraph"/>
+                              <w:spacing w:before="252"/>
+                              <w:ind w:left="107"/>
+                              <w:rPr>
+                                <w:rFonts w:ascii="Arial MT"/>
+                                <w:spacing w:val="-2"/>
+                              </w:rPr>
+                            </w:pPr>
+                            <w:r>
+                              <w:rPr>
+                                <w:rFonts w:ascii="Arial MT"/>
+                              </w:rPr>
+                              <w:t>5.-</w:t>
+                            </w:r>
+                            <w:r>
+                              <w:rPr>
+                                <w:rFonts w:ascii="Arial MT"/>
+                                <w:spacing w:val="-2"/>
+                              </w:rPr>
+                              <w:t xml:space="preserve"> Otros</w:t>
+                            </w:r>
+                          </w:p>
+                          <w:p>
+                            <w:pPr>
+                              <w:pStyle w:val="TableParagraph"/>
+                              <w:ind w:left="108"/>
+                              <w:jc w:val="both"/>
+                              <w:rPr>
+                                <w:rFonts w:ascii="Arial MT"/>
+                              </w:rPr>
+                            </w:pPr>
+                            <w:sdt>
+                              <w:sdtPr>
+                                <w:rPr>
+                                  <w:rFonts w:ascii="Times New Roman"/>
+                                  <w:sz w:val="20"/>
+                                </w:rPr>
+                                <w:alias w:val="other_suggestions"/>
+                                <w:tag w:val="other_suggestions"/>
+                                <w:id w:val="121977684"/>
+                                <w:placeholder>
+                                  <w:docPart w:val="B75950F5A8D04226829269407F76BA6B"/>
+                                </w:placeholder>
+                                <w:showingPlcHdr/>
+                              </w:sdtPr>
+                              <w:sdtContent>
+                                <w:r>
+                                  <w:rPr>
+                                    <w:rStyle w:val="Textodelmarcadordeposicin"/>
+                                    <w:rFonts w:ascii="Arial" w:hAnsi="Arial" w:cs="Arial"/>
+                                    <w:color w:val="auto"/>
+                                    <w:sz w:val="16"/>
+                                    <w:szCs w:val="16"/>
+                                  </w:rPr>
+                                  <w:t>Haz clic o pulse aquí para escribir texto.</w:t>
+                                </w:r>
+                              </w:sdtContent>
+                            </w:sdt>
+                          </w:p>
+                        </w:tc>
+                      </w:tr>
+                    </w:tbl>
+                    <w:p>
+                      <w:pPr>
+                        <w:pStyle w:val="Textoindependiente"/>
+                      </w:pPr>
+                    </w:p>
+                    <w:tbl>
+                      <w:tblPr>
+                        <w:tblStyle w:val="TableNormal"/>
+                        <w:tblW w:w="0" w:type="auto"/>
+                        <w:tblInd w:w="137" w:type="dxa"/>
+                        <w:tblBorders>
+                          <w:top w:val="single" w:sz="4" w:space="0" w:color="000000"/>
+                          <w:left w:val="single" w:sz="4" w:space="0" w:color="000000"/>
+                          <w:bottom w:val="single" w:sz="4" w:space="0" w:color="000000"/>
+                          <w:right w:val="single" w:sz="4" w:space="0" w:color="000000"/>
+                          <w:insideH w:val="single" w:sz="4" w:space="0" w:color="000000"/>
+                          <w:insideV w:val="single" w:sz="4" w:space="0" w:color="000000"/>
+                        </w:tblBorders>
+                        <w:tblLayout w:type="fixed"/>
+                        <w:tblLook w:val="01E0" w:firstRow="1" w:lastRow="1" w:firstColumn="1" w:lastColumn="1" w:noHBand="0" w:noVBand="0"/>
+                      </w:tblPr>
+                      <w:tblGrid>
+                        <w:gridCol w:w="2050"/>
+                        <w:gridCol w:w="6597"/>
                       </w:tblGrid>
                       <w:tr>
                         <w:trPr>
@@ -8884,7 +9462,7 @@
                         </w:trPr>
                         <w:tc>
                           <w:tcPr>
-                            <w:tcW w:w="8830" w:type="dxa"/>
+                            <w:tcW w:w="8647" w:type="dxa"/>
                             <w:gridSpan w:val="2"/>
                           </w:tcPr>
                           <w:p>
@@ -9009,6 +9587,29 @@
                               </w:rPr>
                               <w:t>INFORME</w:t>
                             </w:r>
+                          </w:p>
+                        </w:tc>
+                      </w:tr>
+                      <w:tr>
+                        <w:trPr>
+                          <w:trHeight w:val="515"/>
+                        </w:trPr>
+                        <w:tc>
+                          <w:tcPr>
+                            <w:tcW w:w="8647" w:type="dxa"/>
+                            <w:gridSpan w:val="2"/>
+                          </w:tcPr>
+                          <w:p>
+                            <w:pPr>
+                              <w:pStyle w:val="TableParagraph"/>
+                              <w:spacing w:before="240" w:line="255" w:lineRule="exact"/>
+                              <w:ind w:left="806"/>
+                              <w:rPr>
+                                <w:rFonts w:ascii="Arial" w:hAnsi="Arial"/>
+                                <w:b/>
+                                <w:sz w:val="24"/>
+                              </w:rPr>
+                            </w:pPr>
                           </w:p>
                         </w:tc>
                       </w:tr>
@@ -9018,7 +9619,7 @@
                         </w:trPr>
                         <w:tc>
                           <w:tcPr>
-                            <w:tcW w:w="2122" w:type="dxa"/>
+                            <w:tcW w:w="2050" w:type="dxa"/>
                           </w:tcPr>
                           <w:p>
                             <w:pPr>
@@ -9054,7 +9655,7 @@
                         </w:tc>
                         <w:tc>
                           <w:tcPr>
-                            <w:tcW w:w="6708" w:type="dxa"/>
+                            <w:tcW w:w="6597" w:type="dxa"/>
                           </w:tcPr>
                           <w:p>
                             <w:pPr>
@@ -9097,7 +9698,7 @@
                         </w:trPr>
                         <w:tc>
                           <w:tcPr>
-                            <w:tcW w:w="2122" w:type="dxa"/>
+                            <w:tcW w:w="2050" w:type="dxa"/>
                           </w:tcPr>
                           <w:p>
                             <w:pPr>
@@ -9120,7 +9721,7 @@
                         </w:tc>
                         <w:tc>
                           <w:tcPr>
-                            <w:tcW w:w="6708" w:type="dxa"/>
+                            <w:tcW w:w="6597" w:type="dxa"/>
                           </w:tcPr>
                           <w:p>
                             <w:pPr>
@@ -9163,7 +9764,7 @@
                         </w:trPr>
                         <w:tc>
                           <w:tcPr>
-                            <w:tcW w:w="2122" w:type="dxa"/>
+                            <w:tcW w:w="2050" w:type="dxa"/>
                           </w:tcPr>
                           <w:p>
                             <w:pPr>
@@ -9186,7 +9787,7 @@
                         </w:tc>
                         <w:tc>
                           <w:tcPr>
-                            <w:tcW w:w="6708" w:type="dxa"/>
+                            <w:tcW w:w="6597" w:type="dxa"/>
                           </w:tcPr>
                           <w:p>
                             <w:pPr>
@@ -9229,7 +9830,7 @@
                         </w:trPr>
                         <w:tc>
                           <w:tcPr>
-                            <w:tcW w:w="2122" w:type="dxa"/>
+                            <w:tcW w:w="2050" w:type="dxa"/>
                           </w:tcPr>
                           <w:p>
                             <w:pPr>
@@ -9280,7 +9881,7 @@
                         </w:tc>
                         <w:tc>
                           <w:tcPr>
-                            <w:tcW w:w="6708" w:type="dxa"/>
+                            <w:tcW w:w="6597" w:type="dxa"/>
                           </w:tcPr>
                           <w:p>
                             <w:pPr>
@@ -9323,7 +9924,7 @@
                         </w:trPr>
                         <w:tc>
                           <w:tcPr>
-                            <w:tcW w:w="2122" w:type="dxa"/>
+                            <w:tcW w:w="2050" w:type="dxa"/>
                           </w:tcPr>
                           <w:p>
                             <w:pPr>
@@ -9392,7 +9993,7 @@
                         </w:tc>
                         <w:tc>
                           <w:tcPr>
-                            <w:tcW w:w="6708" w:type="dxa"/>
+                            <w:tcW w:w="6597" w:type="dxa"/>
                           </w:tcPr>
                           <w:p>
                             <w:pPr>
@@ -9419,6 +10020,45 @@
           </mc:Fallback>
         </mc:AlternateContent>
       </w:r>
+    </w:p>
+    <w:p/>
+    <w:p/>
+    <w:p/>
+    <w:p/>
+    <w:p/>
+    <w:p/>
+    <w:p/>
+    <w:p/>
+    <w:p/>
+    <w:p/>
+    <w:p/>
+    <w:p/>
+    <w:p/>
+    <w:p/>
+    <w:p/>
+    <w:p/>
+    <w:p/>
+    <w:p/>
+    <w:p/>
+    <w:p/>
+    <w:p/>
+    <w:p/>
+    <w:p/>
+    <w:p/>
+    <w:p/>
+    <w:p/>
+    <w:p/>
+    <w:p>
+      <w:pPr>
+        <w:spacing w:before="252"/>
+      </w:pPr>
+    </w:p>
+    <w:p>
+      <w:pPr>
+        <w:spacing w:before="1"/>
+        <w:ind w:right="278"/>
+        <w:jc w:val="right"/>
+      </w:pPr>
       <w:r>
         <w:rPr>
           <w:spacing w:val="-10"/>
@@ -11774,166 +12414,6 @@
     </w:docPart>
     <w:docPart>
       <w:docPartPr>
-        <w:name w:val="CCC4D939B06C41D2BCF12E8007469BA6"/>
-        <w:category>
-          <w:name w:val="General"/>
-          <w:gallery w:val="placeholder"/>
-        </w:category>
-        <w:types>
-          <w:type w:val="bbPlcHdr"/>
-        </w:types>
-        <w:behaviors>
-          <w:behavior w:val="content"/>
-        </w:behaviors>
-        <w:guid w:val="{07AD6060-DF21-4230-AF92-C8B7B137B262}"/>
-      </w:docPartPr>
-      <w:docPartBody>
-        <w:p>
-          <w:pPr>
-            <w:pStyle w:val="CCC4D939B06C41D2BCF12E8007469BA63"/>
-          </w:pPr>
-          <w:r>
-            <w:rPr>
-              <w:rStyle w:val="Textodelmarcadordeposicin"/>
-              <w:rFonts w:ascii="Arial" w:hAnsi="Arial" w:cs="Arial"/>
-              <w:sz w:val="16"/>
-              <w:szCs w:val="16"/>
-            </w:rPr>
-            <w:t>Haz clic o pulse aquí para escribir texto.</w:t>
-          </w:r>
-        </w:p>
-      </w:docPartBody>
-    </w:docPart>
-    <w:docPart>
-      <w:docPartPr>
-        <w:name w:val="0F03EA82B8474972A585B7C16E73E072"/>
-        <w:category>
-          <w:name w:val="General"/>
-          <w:gallery w:val="placeholder"/>
-        </w:category>
-        <w:types>
-          <w:type w:val="bbPlcHdr"/>
-        </w:types>
-        <w:behaviors>
-          <w:behavior w:val="content"/>
-        </w:behaviors>
-        <w:guid w:val="{588322D6-5D23-4E69-BC10-F76B99351FC1}"/>
-      </w:docPartPr>
-      <w:docPartBody>
-        <w:p>
-          <w:pPr>
-            <w:pStyle w:val="0F03EA82B8474972A585B7C16E73E0723"/>
-          </w:pPr>
-          <w:r>
-            <w:rPr>
-              <w:rStyle w:val="Textodelmarcadordeposicin"/>
-              <w:rFonts w:ascii="Arial" w:hAnsi="Arial" w:cs="Arial"/>
-              <w:sz w:val="16"/>
-              <w:szCs w:val="16"/>
-            </w:rPr>
-            <w:t>Haz clic o pulse aquí para escribir texto.</w:t>
-          </w:r>
-        </w:p>
-      </w:docPartBody>
-    </w:docPart>
-    <w:docPart>
-      <w:docPartPr>
-        <w:name w:val="6426842BCD3E450AA64CFF077D6055FE"/>
-        <w:category>
-          <w:name w:val="General"/>
-          <w:gallery w:val="placeholder"/>
-        </w:category>
-        <w:types>
-          <w:type w:val="bbPlcHdr"/>
-        </w:types>
-        <w:behaviors>
-          <w:behavior w:val="content"/>
-        </w:behaviors>
-        <w:guid w:val="{771BFF05-D1A5-4010-9E57-CA55A53FC84D}"/>
-      </w:docPartPr>
-      <w:docPartBody>
-        <w:p>
-          <w:pPr>
-            <w:pStyle w:val="6426842BCD3E450AA64CFF077D6055FE3"/>
-          </w:pPr>
-          <w:r>
-            <w:rPr>
-              <w:rStyle w:val="Textodelmarcadordeposicin"/>
-              <w:rFonts w:ascii="Arial" w:hAnsi="Arial" w:cs="Arial"/>
-              <w:sz w:val="16"/>
-              <w:szCs w:val="16"/>
-            </w:rPr>
-            <w:t>Haz clic o pulse aquí para escribir texto.</w:t>
-          </w:r>
-        </w:p>
-      </w:docPartBody>
-    </w:docPart>
-    <w:docPart>
-      <w:docPartPr>
-        <w:name w:val="64DEF0350D4142B69B48399170AFB483"/>
-        <w:category>
-          <w:name w:val="General"/>
-          <w:gallery w:val="placeholder"/>
-        </w:category>
-        <w:types>
-          <w:type w:val="bbPlcHdr"/>
-        </w:types>
-        <w:behaviors>
-          <w:behavior w:val="content"/>
-        </w:behaviors>
-        <w:guid w:val="{6B5A5155-4C66-45D4-B08D-3677E7982C27}"/>
-      </w:docPartPr>
-      <w:docPartBody>
-        <w:p>
-          <w:pPr>
-            <w:pStyle w:val="64DEF0350D4142B69B48399170AFB4833"/>
-          </w:pPr>
-          <w:r>
-            <w:rPr>
-              <w:rStyle w:val="Textodelmarcadordeposicin"/>
-              <w:rFonts w:ascii="Arial" w:hAnsi="Arial" w:cs="Arial"/>
-              <w:sz w:val="16"/>
-              <w:szCs w:val="16"/>
-            </w:rPr>
-            <w:t>Haz clic o pulse aquí para escribir texto.</w:t>
-          </w:r>
-        </w:p>
-      </w:docPartBody>
-    </w:docPart>
-    <w:docPart>
-      <w:docPartPr>
-        <w:name w:val="23371D59957B4046A6FC3D1D70CE8D90"/>
-        <w:category>
-          <w:name w:val="General"/>
-          <w:gallery w:val="placeholder"/>
-        </w:category>
-        <w:types>
-          <w:type w:val="bbPlcHdr"/>
-        </w:types>
-        <w:behaviors>
-          <w:behavior w:val="content"/>
-        </w:behaviors>
-        <w:guid w:val="{E64C875B-C2A0-448F-9954-5AED3BA4D3FB}"/>
-      </w:docPartPr>
-      <w:docPartBody>
-        <w:p>
-          <w:pPr>
-            <w:pStyle w:val="23371D59957B4046A6FC3D1D70CE8D903"/>
-          </w:pPr>
-          <w:r>
-            <w:rPr>
-              <w:rStyle w:val="Textodelmarcadordeposicin"/>
-              <w:rFonts w:ascii="Arial" w:hAnsi="Arial" w:cs="Arial"/>
-              <w:sz w:val="16"/>
-              <w:szCs w:val="16"/>
-            </w:rPr>
-            <w:t>Haz clic o pulse aquí para escribir texto.</w:t>
-          </w:r>
-        </w:p>
-      </w:docPartBody>
-    </w:docPart>
-    <w:docPart>
-      <w:docPartPr>
         <w:name w:val="47AAFD1F773E425F9BA1FB9C772F0E2D"/>
         <w:category>
           <w:name w:val="General"/>
@@ -12052,7 +12532,10 @@
     <w:rsid w:val="00195A4E"/>
     <w:rsid w:val="002D51D9"/>
     <w:rsid w:val="003F2665"/>
+    <w:rsid w:val="004377C9"/>
     <w:rsid w:val="00441BA1"/>
+    <w:rsid w:val="00471F42"/>
+    <w:rsid w:val="00585FE2"/>
     <w:rsid w:val="007719DB"/>
     <w:rsid w:val="00AC3CDA"/>
     <w:rsid w:val="00BC42EE"/>
@@ -12514,7 +12997,7 @@
     <w:basedOn w:val="Fuentedeprrafopredeter"/>
     <w:uiPriority w:val="99"/>
     <w:semiHidden/>
-    <w:rsid w:val="00BC42EE"/>
+    <w:rsid w:val="00585FE2"/>
     <w:rPr>
       <w:color w:val="666666"/>
     </w:rPr>
@@ -12861,113 +13344,29 @@
       <w14:ligatures w14:val="none"/>
     </w:rPr>
   </w:style>
-  <w:style w:type="paragraph" w:customStyle="1" w:styleId="F5162275D3B64EC1A1CEFF8D854E654D3">
-    <w:name w:val="F5162275D3B64EC1A1CEFF8D854E654D3"/>
-    <w:rsid w:val="00BC42EE"/>
-    <w:pPr>
-      <w:widowControl w:val="0"/>
-      <w:autoSpaceDE w:val="0"/>
-      <w:autoSpaceDN w:val="0"/>
-      <w:spacing w:after="0" w:line="240" w:lineRule="auto"/>
-    </w:pPr>
-    <w:rPr>
-      <w:rFonts w:ascii="Trebuchet MS" w:eastAsia="Trebuchet MS" w:hAnsi="Trebuchet MS" w:cs="Trebuchet MS"/>
-      <w:kern w:val="0"/>
-      <w:sz w:val="22"/>
-      <w:szCs w:val="22"/>
-      <w:lang w:val="es-ES" w:eastAsia="en-US"/>
-      <w14:ligatures w14:val="none"/>
-    </w:rPr>
+  <w:style w:type="paragraph" w:customStyle="1" w:styleId="A8192061EC5F47069932C186715E5C9E">
+    <w:name w:val="A8192061EC5F47069932C186715E5C9E"/>
+    <w:rsid w:val="00585FE2"/>
   </w:style>
-  <w:style w:type="paragraph" w:customStyle="1" w:styleId="CD616F5867C0462CBB1E5DD5188C22893">
-    <w:name w:val="CD616F5867C0462CBB1E5DD5188C22893"/>
-    <w:rsid w:val="00BC42EE"/>
-    <w:pPr>
-      <w:widowControl w:val="0"/>
-      <w:autoSpaceDE w:val="0"/>
-      <w:autoSpaceDN w:val="0"/>
-      <w:spacing w:after="0" w:line="240" w:lineRule="auto"/>
-    </w:pPr>
-    <w:rPr>
-      <w:rFonts w:ascii="Trebuchet MS" w:eastAsia="Trebuchet MS" w:hAnsi="Trebuchet MS" w:cs="Trebuchet MS"/>
-      <w:kern w:val="0"/>
-      <w:sz w:val="22"/>
-      <w:szCs w:val="22"/>
-      <w:lang w:val="es-ES" w:eastAsia="en-US"/>
-      <w14:ligatures w14:val="none"/>
-    </w:rPr>
+  <w:style w:type="paragraph" w:customStyle="1" w:styleId="60BEBB5FC2FB48BAAC7F29A0B1A9C383">
+    <w:name w:val="60BEBB5FC2FB48BAAC7F29A0B1A9C383"/>
+    <w:rsid w:val="00585FE2"/>
   </w:style>
-  <w:style w:type="paragraph" w:customStyle="1" w:styleId="959408375E3E4F0F87239AF8116CD3EB3">
-    <w:name w:val="959408375E3E4F0F87239AF8116CD3EB3"/>
-    <w:rsid w:val="00BC42EE"/>
-    <w:pPr>
-      <w:widowControl w:val="0"/>
-      <w:autoSpaceDE w:val="0"/>
-      <w:autoSpaceDN w:val="0"/>
-      <w:spacing w:after="0" w:line="240" w:lineRule="auto"/>
-    </w:pPr>
-    <w:rPr>
-      <w:rFonts w:ascii="Trebuchet MS" w:eastAsia="Trebuchet MS" w:hAnsi="Trebuchet MS" w:cs="Trebuchet MS"/>
-      <w:kern w:val="0"/>
-      <w:sz w:val="22"/>
-      <w:szCs w:val="22"/>
-      <w:lang w:val="es-ES" w:eastAsia="en-US"/>
-      <w14:ligatures w14:val="none"/>
-    </w:rPr>
+  <w:style w:type="paragraph" w:customStyle="1" w:styleId="CA573DF6F71A4C839C988A6848D94E42">
+    <w:name w:val="CA573DF6F71A4C839C988A6848D94E42"/>
+    <w:rsid w:val="00585FE2"/>
   </w:style>
-  <w:style w:type="paragraph" w:customStyle="1" w:styleId="9341D3077F2F4645A0C3C3235D4355453">
-    <w:name w:val="9341D3077F2F4645A0C3C3235D4355453"/>
-    <w:rsid w:val="00BC42EE"/>
-    <w:pPr>
-      <w:widowControl w:val="0"/>
-      <w:autoSpaceDE w:val="0"/>
-      <w:autoSpaceDN w:val="0"/>
-      <w:spacing w:after="0" w:line="240" w:lineRule="auto"/>
-    </w:pPr>
-    <w:rPr>
-      <w:rFonts w:ascii="Trebuchet MS" w:eastAsia="Trebuchet MS" w:hAnsi="Trebuchet MS" w:cs="Trebuchet MS"/>
-      <w:kern w:val="0"/>
-      <w:sz w:val="22"/>
-      <w:szCs w:val="22"/>
-      <w:lang w:val="es-ES" w:eastAsia="en-US"/>
-      <w14:ligatures w14:val="none"/>
-    </w:rPr>
+  <w:style w:type="paragraph" w:customStyle="1" w:styleId="3377306BC2174F749824468099CABC2F">
+    <w:name w:val="3377306BC2174F749824468099CABC2F"/>
+    <w:rsid w:val="00585FE2"/>
   </w:style>
-  <w:style w:type="paragraph" w:customStyle="1" w:styleId="AFA748A570B9426CA8990C123A86CC293">
-    <w:name w:val="AFA748A570B9426CA8990C123A86CC293"/>
-    <w:rsid w:val="00BC42EE"/>
-    <w:pPr>
-      <w:widowControl w:val="0"/>
-      <w:autoSpaceDE w:val="0"/>
-      <w:autoSpaceDN w:val="0"/>
-      <w:spacing w:after="0" w:line="240" w:lineRule="auto"/>
-    </w:pPr>
-    <w:rPr>
-      <w:rFonts w:ascii="Trebuchet MS" w:eastAsia="Trebuchet MS" w:hAnsi="Trebuchet MS" w:cs="Trebuchet MS"/>
-      <w:kern w:val="0"/>
-      <w:sz w:val="22"/>
-      <w:szCs w:val="22"/>
-      <w:lang w:val="es-ES" w:eastAsia="en-US"/>
-      <w14:ligatures w14:val="none"/>
-    </w:rPr>
+  <w:style w:type="paragraph" w:customStyle="1" w:styleId="BB4FD141EE0C4C4E81D6A02755FBE4F6">
+    <w:name w:val="BB4FD141EE0C4C4E81D6A02755FBE4F6"/>
+    <w:rsid w:val="00585FE2"/>
   </w:style>
-  <w:style w:type="paragraph" w:customStyle="1" w:styleId="49C02F73DD8E4C14B910EF670D271E5B3">
-    <w:name w:val="49C02F73DD8E4C14B910EF670D271E5B3"/>
-    <w:rsid w:val="00BC42EE"/>
-    <w:pPr>
-      <w:widowControl w:val="0"/>
-      <w:autoSpaceDE w:val="0"/>
-      <w:autoSpaceDN w:val="0"/>
-      <w:spacing w:after="0" w:line="240" w:lineRule="auto"/>
-    </w:pPr>
-    <w:rPr>
-      <w:rFonts w:ascii="Trebuchet MS" w:eastAsia="Trebuchet MS" w:hAnsi="Trebuchet MS" w:cs="Trebuchet MS"/>
-      <w:kern w:val="0"/>
-      <w:sz w:val="22"/>
-      <w:szCs w:val="22"/>
-      <w:lang w:val="es-ES" w:eastAsia="en-US"/>
-      <w14:ligatures w14:val="none"/>
-    </w:rPr>
+  <w:style w:type="paragraph" w:customStyle="1" w:styleId="1130366A79724787A0AB98A11A86307F">
+    <w:name w:val="1130366A79724787A0AB98A11A86307F"/>
+    <w:rsid w:val="00585FE2"/>
   </w:style>
   <w:style w:type="paragraph" w:customStyle="1" w:styleId="4D0670B388884C74BBDF437DA74F212D3">
     <w:name w:val="4D0670B388884C74BBDF437DA74F212D3"/>
@@ -13022,6 +13421,82 @@
       <w:lang w:val="es-ES" w:eastAsia="en-US"/>
       <w14:ligatures w14:val="none"/>
     </w:rPr>
+  </w:style>
+  <w:style w:type="paragraph" w:customStyle="1" w:styleId="7F9DC5D5671346BCA08F46F4D81B8C7F">
+    <w:name w:val="7F9DC5D5671346BCA08F46F4D81B8C7F"/>
+    <w:rsid w:val="00585FE2"/>
+  </w:style>
+  <w:style w:type="paragraph" w:customStyle="1" w:styleId="0D90F7E4473D4FF0A97CA7DA95AC37B3">
+    <w:name w:val="0D90F7E4473D4FF0A97CA7DA95AC37B3"/>
+    <w:rsid w:val="00585FE2"/>
+  </w:style>
+  <w:style w:type="paragraph" w:customStyle="1" w:styleId="EDEA998AEC9B46909D53CC51AEFF72F1">
+    <w:name w:val="EDEA998AEC9B46909D53CC51AEFF72F1"/>
+    <w:rsid w:val="00585FE2"/>
+  </w:style>
+  <w:style w:type="paragraph" w:customStyle="1" w:styleId="AD99D74AB46B4409ADD2ECAF7E9B3175">
+    <w:name w:val="AD99D74AB46B4409ADD2ECAF7E9B3175"/>
+    <w:rsid w:val="00585FE2"/>
+  </w:style>
+  <w:style w:type="paragraph" w:customStyle="1" w:styleId="98D34E7307FC4DAC9DDD1653FA85716B">
+    <w:name w:val="98D34E7307FC4DAC9DDD1653FA85716B"/>
+    <w:rsid w:val="00585FE2"/>
+  </w:style>
+  <w:style w:type="paragraph" w:customStyle="1" w:styleId="FCEFB1456B42407F9DD89B3E97D455E4">
+    <w:name w:val="FCEFB1456B42407F9DD89B3E97D455E4"/>
+    <w:rsid w:val="00585FE2"/>
+  </w:style>
+  <w:style w:type="paragraph" w:customStyle="1" w:styleId="8FB5EAE1DD844CD3A05B47DDB0B48028">
+    <w:name w:val="8FB5EAE1DD844CD3A05B47DDB0B48028"/>
+    <w:rsid w:val="00585FE2"/>
+  </w:style>
+  <w:style w:type="paragraph" w:customStyle="1" w:styleId="FB3660D9CAB4425FB37E9B825DDFF24D">
+    <w:name w:val="FB3660D9CAB4425FB37E9B825DDFF24D"/>
+    <w:rsid w:val="00585FE2"/>
+  </w:style>
+  <w:style w:type="paragraph" w:customStyle="1" w:styleId="2B839651A23F4B8E852CFED0F6F6B44D">
+    <w:name w:val="2B839651A23F4B8E852CFED0F6F6B44D"/>
+    <w:rsid w:val="00585FE2"/>
+  </w:style>
+  <w:style w:type="paragraph" w:customStyle="1" w:styleId="18D73266989A49E7A54A5E374A4FEF22">
+    <w:name w:val="18D73266989A49E7A54A5E374A4FEF22"/>
+    <w:rsid w:val="00585FE2"/>
+  </w:style>
+  <w:style w:type="paragraph" w:customStyle="1" w:styleId="A603EDFEECB14DC0BDAE6C63B5C91F18">
+    <w:name w:val="A603EDFEECB14DC0BDAE6C63B5C91F18"/>
+    <w:rsid w:val="00585FE2"/>
+  </w:style>
+  <w:style w:type="paragraph" w:customStyle="1" w:styleId="1FA5A09DB721455680AFDBA9A79C68E7">
+    <w:name w:val="1FA5A09DB721455680AFDBA9A79C68E7"/>
+    <w:rsid w:val="00585FE2"/>
+  </w:style>
+  <w:style w:type="paragraph" w:customStyle="1" w:styleId="02B64FEE464345D39CAD21BD1BB55074">
+    <w:name w:val="02B64FEE464345D39CAD21BD1BB55074"/>
+    <w:rsid w:val="00585FE2"/>
+  </w:style>
+  <w:style w:type="paragraph" w:customStyle="1" w:styleId="5D1F4405A5B34EF8BE9D85E223179C3E">
+    <w:name w:val="5D1F4405A5B34EF8BE9D85E223179C3E"/>
+    <w:rsid w:val="00585FE2"/>
+  </w:style>
+  <w:style w:type="paragraph" w:customStyle="1" w:styleId="8D49D7E081FC4DB192056CA427B352EE">
+    <w:name w:val="8D49D7E081FC4DB192056CA427B352EE"/>
+    <w:rsid w:val="00585FE2"/>
+  </w:style>
+  <w:style w:type="paragraph" w:customStyle="1" w:styleId="46D6171A28BC42F39D2D20C86556974C">
+    <w:name w:val="46D6171A28BC42F39D2D20C86556974C"/>
+    <w:rsid w:val="00585FE2"/>
+  </w:style>
+  <w:style w:type="paragraph" w:customStyle="1" w:styleId="7DD5CB7A96A14BA19572CF171C536D99">
+    <w:name w:val="7DD5CB7A96A14BA19572CF171C536D99"/>
+    <w:rsid w:val="00585FE2"/>
+  </w:style>
+  <w:style w:type="paragraph" w:customStyle="1" w:styleId="D749D30BF0A84C708B050B339C48D065">
+    <w:name w:val="D749D30BF0A84C708B050B339C48D065"/>
+    <w:rsid w:val="00585FE2"/>
+  </w:style>
+  <w:style w:type="paragraph" w:customStyle="1" w:styleId="B75950F5A8D04226829269407F76BA6B">
+    <w:name w:val="B75950F5A8D04226829269407F76BA6B"/>
+    <w:rsid w:val="00585FE2"/>
   </w:style>
 </w:styles>
 </file>

--- a/files/original_student_files/psychopedagogical_evaluation.docx
+++ b/files/original_student_files/psychopedagogical_evaluation.docx
@@ -8761,27 +8761,12 @@
                             </w:tr>
                             <w:tr>
                               <w:trPr>
-                                <w:trHeight w:val="2529"/>
+                                <w:trHeight w:val="1216"/>
                               </w:trPr>
                               <w:tc>
                                 <w:tcPr>
                                   <w:tcW w:w="2050" w:type="dxa"/>
                                 </w:tcPr>
-                                <w:p>
-                                  <w:pPr>
-                                    <w:pStyle w:val="TableParagraph"/>
-                                  </w:pPr>
-                                </w:p>
-                                <w:p>
-                                  <w:pPr>
-                                    <w:pStyle w:val="TableParagraph"/>
-                                  </w:pPr>
-                                </w:p>
-                                <w:p>
-                                  <w:pPr>
-                                    <w:pStyle w:val="TableParagraph"/>
-                                  </w:pPr>
-                                </w:p>
                                 <w:p>
                                   <w:pPr>
                                     <w:pStyle w:val="TableParagraph"/>
@@ -9920,27 +9905,12 @@
                       </w:tr>
                       <w:tr>
                         <w:trPr>
-                          <w:trHeight w:val="2529"/>
+                          <w:trHeight w:val="1216"/>
                         </w:trPr>
                         <w:tc>
                           <w:tcPr>
                             <w:tcW w:w="2050" w:type="dxa"/>
                           </w:tcPr>
-                          <w:p>
-                            <w:pPr>
-                              <w:pStyle w:val="TableParagraph"/>
-                            </w:pPr>
-                          </w:p>
-                          <w:p>
-                            <w:pPr>
-                              <w:pStyle w:val="TableParagraph"/>
-                            </w:pPr>
-                          </w:p>
-                          <w:p>
-                            <w:pPr>
-                              <w:pStyle w:val="TableParagraph"/>
-                            </w:pPr>
-                          </w:p>
                           <w:p>
                             <w:pPr>
                               <w:pStyle w:val="TableParagraph"/>
@@ -12532,10 +12502,10 @@
     <w:rsid w:val="00195A4E"/>
     <w:rsid w:val="002D51D9"/>
     <w:rsid w:val="003F2665"/>
-    <w:rsid w:val="004377C9"/>
     <w:rsid w:val="00441BA1"/>
     <w:rsid w:val="00471F42"/>
     <w:rsid w:val="00585FE2"/>
+    <w:rsid w:val="0060665F"/>
     <w:rsid w:val="007719DB"/>
     <w:rsid w:val="00AC3CDA"/>
     <w:rsid w:val="00BC42EE"/>

--- a/files/original_student_files/psychopedagogical_evaluation.docx
+++ b/files/original_student_files/psychopedagogical_evaluation.docx
@@ -1304,6 +1304,16 @@
           </w:p>
           <w:p>
             <w:pPr>
+              <w:jc w:val="both"/>
+              <w:rPr>
+                <w:b/>
+                <w:bCs/>
+                <w:u w:val="single"/>
+              </w:rPr>
+            </w:pPr>
+          </w:p>
+          <w:p>
+            <w:pPr>
               <w:jc w:val="center"/>
               <w:rPr>
                 <w:b/>
@@ -1311,54 +1321,65 @@
                 <w:u w:val="single"/>
               </w:rPr>
             </w:pPr>
-            <w:r>
-              <w:rPr>
-                <w:b/>
-                <w:bCs/>
-                <w:noProof/>
-                <w:u w:val="single"/>
-              </w:rPr>
-              <w:drawing>
-                <wp:inline distT="114300" distB="114300" distL="114300" distR="114300" wp14:anchorId="15DD71BB" wp14:editId="6B60D82A">
-                  <wp:extent cx="5476875" cy="3797300"/>
-                  <wp:effectExtent l="0" t="0" r="0" b="0"/>
-                  <wp:docPr id="1982328417" name="image1.png"/>
-                  <wp:cNvGraphicFramePr/>
-                  <a:graphic xmlns:a="http://schemas.openxmlformats.org/drawingml/2006/main">
-                    <a:graphicData uri="http://schemas.openxmlformats.org/drawingml/2006/picture">
-                      <pic:pic xmlns:pic="http://schemas.openxmlformats.org/drawingml/2006/picture">
-                        <pic:nvPicPr>
-                          <pic:cNvPr id="0" name="image1.png"/>
-                          <pic:cNvPicPr preferRelativeResize="0"/>
-                        </pic:nvPicPr>
-                        <pic:blipFill>
-                          <a:blip r:embed="rId8"/>
-                          <a:srcRect/>
-                          <a:stretch>
-                            <a:fillRect/>
-                          </a:stretch>
-                        </pic:blipFill>
-                        <pic:spPr>
-                          <a:xfrm>
-                            <a:off x="0" y="0"/>
-                            <a:ext cx="5476875" cy="3797300"/>
-                          </a:xfrm>
-                          <a:prstGeom prst="rect">
-                            <a:avLst/>
-                          </a:prstGeom>
-                          <a:ln/>
-                        </pic:spPr>
-                      </pic:pic>
-                    </a:graphicData>
-                  </a:graphic>
-                </wp:inline>
-              </w:drawing>
-            </w:r>
-          </w:p>
-          <w:p>
-            <w:pPr>
-              <w:jc w:val="both"/>
-            </w:pPr>
+            <w:sdt>
+              <w:sdtPr>
+                <w:rPr>
+                  <w:rFonts w:ascii="Times New Roman"/>
+                  <w:sz w:val="20"/>
+                </w:rPr>
+                <w:alias w:val="ac"/>
+                <w:tag w:val="ac"/>
+                <w:id w:val="106016310"/>
+                <w:placeholder>
+                  <w:docPart w:val="6129A16F129244959A19448A69951DD3"/>
+                </w:placeholder>
+                <w:showingPlcHdr/>
+              </w:sdtPr>
+              <w:sdtContent>
+                <w:r>
+                  <w:rPr>
+                    <w:rStyle w:val="Textodelmarcadordeposicin"/>
+                    <w:rFonts w:ascii="Arial" w:hAnsi="Arial" w:cs="Arial"/>
+                    <w:color w:val="auto"/>
+                    <w:sz w:val="20"/>
+                    <w:szCs w:val="20"/>
+                  </w:rPr>
+                  <w:t>Haz clic o pulse aquí para escribir texto.</w:t>
+                </w:r>
+              </w:sdtContent>
+            </w:sdt>
+          </w:p>
+          <w:p>
+            <w:pPr>
+              <w:jc w:val="center"/>
+            </w:pPr>
+            <w:sdt>
+              <w:sdtPr>
+                <w:rPr>
+                  <w:rFonts w:ascii="Times New Roman"/>
+                  <w:sz w:val="20"/>
+                </w:rPr>
+                <w:alias w:val="acg"/>
+                <w:tag w:val="acg"/>
+                <w:id w:val="1876584487"/>
+                <w:placeholder>
+                  <w:docPart w:val="12237C8A0C6A4077BE7CC0D9901CD275"/>
+                </w:placeholder>
+                <w:showingPlcHdr/>
+              </w:sdtPr>
+              <w:sdtContent>
+                <w:r>
+                  <w:rPr>
+                    <w:rStyle w:val="Textodelmarcadordeposicin"/>
+                    <w:rFonts w:ascii="Arial" w:hAnsi="Arial" w:cs="Arial"/>
+                    <w:color w:val="auto"/>
+                    <w:sz w:val="20"/>
+                    <w:szCs w:val="20"/>
+                  </w:rPr>
+                  <w:t>Haz clic o pulse aquí para escribir texto.</w:t>
+                </w:r>
+              </w:sdtContent>
+            </w:sdt>
           </w:p>
         </w:tc>
       </w:tr>
@@ -1489,15 +1510,7 @@
                 <w:b/>
                 <w:bCs/>
               </w:rPr>
-              <w:t>c</w:t>
-            </w:r>
-            <w:r>
-              <w:rPr>
-                <w:rFonts w:ascii="Arial" w:eastAsia="Arial" w:hAnsi="Arial" w:cs="Arial"/>
-                <w:b/>
-                <w:bCs/>
-              </w:rPr>
-              <w:t>) Habilidades motoras, de autonomía y sensoriales</w:t>
+              <w:t>c) Habilidades motoras, de autonomía y sensoriales</w:t>
             </w:r>
             <w:r>
               <w:rPr>
@@ -2824,8 +2837,8 @@
     </w:tbl>
     <w:p/>
     <w:sectPr>
-      <w:headerReference w:type="default" r:id="rId9"/>
-      <w:footerReference w:type="default" r:id="rId10"/>
+      <w:headerReference w:type="default" r:id="rId8"/>
+      <w:footerReference w:type="default" r:id="rId9"/>
       <w:pgSz w:w="12240" w:h="15840"/>
       <w:pgMar w:top="1417" w:right="1700" w:bottom="1417" w:left="1700" w:header="708" w:footer="708" w:gutter="0"/>
       <w:pgNumType w:start="1"/>
@@ -5284,6 +5297,70 @@
         </w:p>
       </w:docPartBody>
     </w:docPart>
+    <w:docPart>
+      <w:docPartPr>
+        <w:name w:val="6129A16F129244959A19448A69951DD3"/>
+        <w:category>
+          <w:name w:val="General"/>
+          <w:gallery w:val="placeholder"/>
+        </w:category>
+        <w:types>
+          <w:type w:val="bbPlcHdr"/>
+        </w:types>
+        <w:behaviors>
+          <w:behavior w:val="content"/>
+        </w:behaviors>
+        <w:guid w:val="{C5429B24-EB65-4F9A-8FA2-A15A3B2C981A}"/>
+      </w:docPartPr>
+      <w:docPartBody>
+        <w:p>
+          <w:pPr>
+            <w:pStyle w:val="6129A16F129244959A19448A69951DD3"/>
+          </w:pPr>
+          <w:r>
+            <w:rPr>
+              <w:rStyle w:val="Textodelmarcadordeposicin"/>
+              <w:rFonts w:ascii="Arial" w:hAnsi="Arial" w:cs="Arial"/>
+              <w:sz w:val="16"/>
+              <w:szCs w:val="16"/>
+            </w:rPr>
+            <w:t>Haz clic o pulse aquí para escribir texto.</w:t>
+          </w:r>
+        </w:p>
+      </w:docPartBody>
+    </w:docPart>
+    <w:docPart>
+      <w:docPartPr>
+        <w:name w:val="12237C8A0C6A4077BE7CC0D9901CD275"/>
+        <w:category>
+          <w:name w:val="General"/>
+          <w:gallery w:val="placeholder"/>
+        </w:category>
+        <w:types>
+          <w:type w:val="bbPlcHdr"/>
+        </w:types>
+        <w:behaviors>
+          <w:behavior w:val="content"/>
+        </w:behaviors>
+        <w:guid w:val="{717E371A-14C4-47D4-B099-1B438342984A}"/>
+      </w:docPartPr>
+      <w:docPartBody>
+        <w:p>
+          <w:pPr>
+            <w:pStyle w:val="12237C8A0C6A4077BE7CC0D9901CD275"/>
+          </w:pPr>
+          <w:r>
+            <w:rPr>
+              <w:rStyle w:val="Textodelmarcadordeposicin"/>
+              <w:rFonts w:ascii="Arial" w:hAnsi="Arial" w:cs="Arial"/>
+              <w:sz w:val="16"/>
+              <w:szCs w:val="16"/>
+            </w:rPr>
+            <w:t>Haz clic o pulse aquí para escribir texto.</w:t>
+          </w:r>
+        </w:p>
+      </w:docPartBody>
+    </w:docPart>
   </w:docParts>
 </w:glossaryDocument>
 </file>
@@ -5355,7 +5432,10 @@
   </w:compat>
   <w:rsids>
     <w:rsidRoot w:val="00E26DBF"/>
+    <w:rsid w:val="00466108"/>
+    <w:rsid w:val="00594FAE"/>
     <w:rsid w:val="007938B3"/>
+    <w:rsid w:val="00D506E1"/>
     <w:rsid w:val="00E07C53"/>
     <w:rsid w:val="00E26DBF"/>
   </w:rsids>
@@ -5813,7 +5893,7 @@
     <w:basedOn w:val="Fuentedeprrafopredeter"/>
     <w:uiPriority w:val="99"/>
     <w:semiHidden/>
-    <w:rsid w:val="00E26DBF"/>
+    <w:rsid w:val="00594FAE"/>
     <w:rPr>
       <w:color w:val="666666"/>
     </w:rPr>
@@ -5866,9 +5946,9 @@
     <w:name w:val="829429C6951E4AC2B12401FF5EFC4000"/>
     <w:rsid w:val="00E26DBF"/>
   </w:style>
-  <w:style w:type="paragraph" w:customStyle="1" w:styleId="1861E0DE541C400FB5E4661FC564F982">
-    <w:name w:val="1861E0DE541C400FB5E4661FC564F982"/>
-    <w:rsid w:val="00E26DBF"/>
+  <w:style w:type="paragraph" w:customStyle="1" w:styleId="6129A16F129244959A19448A69951DD3">
+    <w:name w:val="6129A16F129244959A19448A69951DD3"/>
+    <w:rsid w:val="00594FAE"/>
   </w:style>
   <w:style w:type="paragraph" w:customStyle="1" w:styleId="8CF5D9D63CCA41CB868AED1242A5F311">
     <w:name w:val="8CF5D9D63CCA41CB868AED1242A5F311"/>
@@ -5889,6 +5969,10 @@
   <w:style w:type="paragraph" w:customStyle="1" w:styleId="D2463568675742A5B13880B7E0B67AB7">
     <w:name w:val="D2463568675742A5B13880B7E0B67AB7"/>
     <w:rsid w:val="00E26DBF"/>
+  </w:style>
+  <w:style w:type="paragraph" w:customStyle="1" w:styleId="12237C8A0C6A4077BE7CC0D9901CD275">
+    <w:name w:val="12237C8A0C6A4077BE7CC0D9901CD275"/>
+    <w:rsid w:val="00594FAE"/>
   </w:style>
 </w:styles>
 </file>
